--- a/downloads/teacher/bridge-week-09.docx
+++ b/downloads/teacher/bridge-week-09.docx
@@ -2168,6 +2168,396 @@
         <w:t>For Python readiness before the Responsible Plant Classifier, retain a trace of the values, the predicted outputs and the changed-case explanation. Use actual Python 3 results to check the prediction after reasoning first.</w:t>
       </w:r>
     </w:p>
+    <w:p>
+      <w:pPr>
+        <w:pStyle w:val="Heading1"/>
+      </w:pPr>
+      <w:r>
+        <w:t>07. Prepare, teach and assess</w:t>
+      </w:r>
+    </w:p>
+    <w:p>
+      <w:r>
+        <w:t>Teaching target: Use a returned value in a later calculation</w:t>
+      </w:r>
+    </w:p>
+    <w:p>
+      <w:r>
+        <w:t>Prepare the labelled worked-case picture, the matching workbook, fictional input cards and a place for individual responses. Check a local Python 3 environment before class; have a paper-trace version ready.</w:t>
+      </w:r>
+    </w:p>
+    <w:tbl>
+      <w:tblPr>
+        <w:tblStyle w:val="LightShading-Accent1"/>
+        <w:tblW w:type="auto" w:w="0"/>
+        <w:tblLook w:firstColumn="1" w:firstRow="1" w:lastColumn="0" w:lastRow="0" w:noHBand="0" w:noVBand="1" w:val="04A0"/>
+      </w:tblPr>
+      <w:tblGrid>
+        <w:gridCol w:w="3408"/>
+        <w:gridCol w:w="3408"/>
+        <w:gridCol w:w="3408"/>
+      </w:tblGrid>
+      <w:tr>
+        <w:trPr>
+          <w:tblHeader/>
+        </w:trPr>
+        <w:tc>
+          <w:tcPr>
+            <w:tcW w:type="dxa" w:w="3408"/>
+          </w:tcPr>
+          <w:p>
+            <w:r>
+              <w:t>Session</w:t>
+            </w:r>
+          </w:p>
+        </w:tc>
+        <w:tc>
+          <w:tcPr>
+            <w:tcW w:type="dxa" w:w="3408"/>
+          </w:tcPr>
+          <w:p>
+            <w:r>
+              <w:t>Plan</w:t>
+            </w:r>
+          </w:p>
+        </w:tc>
+        <w:tc>
+          <w:tcPr>
+            <w:tcW w:type="dxa" w:w="3408"/>
+          </w:tcPr>
+          <w:p>
+            <w:r>
+              <w:t>Resources</w:t>
+            </w:r>
+          </w:p>
+        </w:tc>
+      </w:tr>
+      <w:tr>
+        <w:tc>
+          <w:tcPr>
+            <w:tcW w:type="dxa" w:w="3408"/>
+          </w:tcPr>
+          <w:p>
+            <w:r>
+              <w:t>Session 1 · Understand · 45 min</w:t>
+            </w:r>
+          </w:p>
+        </w:tc>
+        <w:tc>
+          <w:tcPr>
+            <w:tcW w:type="dxa" w:w="3408"/>
+          </w:tcPr>
+          <w:p>
+            <w:r>
+              <w:t>0–7: recall and prerequisite; 7–15: inspect the concrete case and predict; 15–30: teacher models the worked trace; 30–40: learners explain a step using the text and visual; 40–45: check the core idea.</w:t>
+            </w:r>
+          </w:p>
+        </w:tc>
+        <w:tc>
+          <w:tcPr>
+            <w:tcW w:type="dxa" w:w="3408"/>
+          </w:tcPr>
+          <w:p>
+            <w:r>
+              <w:t>Sections 1–6; record the brief recall in the workbook.</w:t>
+            </w:r>
+          </w:p>
+        </w:tc>
+      </w:tr>
+      <w:tr>
+        <w:tc>
+          <w:tcPr>
+            <w:tcW w:type="dxa" w:w="3408"/>
+          </w:tcPr>
+          <w:p>
+            <w:r>
+              <w:t>Session 2 · Practise · 45 min</w:t>
+            </w:r>
+          </w:p>
+        </w:tc>
+        <w:tc>
+          <w:tcPr>
+            <w:tcW w:type="dxa" w:w="3408"/>
+          </w:tcPr>
+          <w:p>
+            <w:r>
+              <w:t>0–5: retrieve the procedure; 5–15: W2 completion practice; 15–23: explain and check with a partner; 23–30: each learner answers the misconception check; 30–40: targeted reteaching or a harder variation; 40–45: prepare the investigation.</w:t>
+            </w:r>
+          </w:p>
+        </w:tc>
+        <w:tc>
+          <w:tcPr>
+            <w:tcW w:type="dxa" w:w="3408"/>
+          </w:tcPr>
+          <w:p>
+            <w:r>
+              <w:t>Sections 7–10; use the matching workbook W2 and misconception check.</w:t>
+            </w:r>
+          </w:p>
+        </w:tc>
+      </w:tr>
+      <w:tr>
+        <w:tc>
+          <w:tcPr>
+            <w:tcW w:type="dxa" w:w="3408"/>
+          </w:tcPr>
+          <w:p>
+            <w:r>
+              <w:t>Session 3 · Investigate and transfer · 45 min</w:t>
+            </w:r>
+          </w:p>
+        </w:tc>
+        <w:tc>
+          <w:tcPr>
+            <w:tcW w:type="dxa" w:w="3408"/>
+          </w:tcPr>
+          <w:p>
+            <w:r>
+              <w:t>0–5: retrieve the decision rule; 5–20: investigate or trace; 20–30: start the independent case; 30–38: connect the project; 38–43: act on feedback; 43–45: plan the return check.</w:t>
+            </w:r>
+          </w:p>
+        </w:tc>
+        <w:tc>
+          <w:tcPr>
+            <w:tcW w:type="dxa" w:w="3408"/>
+          </w:tcPr>
+          <w:p>
+            <w:r>
+              <w:t>Sections 9 and 11–14. Give extra time to finish the full task set; use Section 15 when the week includes a coding lab.</w:t>
+            </w:r>
+          </w:p>
+        </w:tc>
+      </w:tr>
+    </w:tbl>
+    <w:p>
+      <w:r>
+        <w:t>Before class, solve the supported practice: Using the correct definition, store a = remaining(8, 3), b = remaining(8, 8), c = remaining(8, 3). State a, b and c. In a fresh script, explain why print(spaces) outside the function fails.</w:t>
+      </w:r>
+    </w:p>
+    <w:p>
+      <w:r>
+        <w:t>Reasoned practice answer: a is 5, b is 0, c is 5. Each call has its own local spaces. That name has not been defined outside the function, so print(spaces) there raises NameError. Print a, b or c to use the saved results.</w:t>
+      </w:r>
+    </w:p>
+    <w:p>
+      <w:r>
+        <w:t>Check every learner before discussion: Use the worked case for Return values and local state. Proposed explanation: “Printing a value returns that value”. Decide whether this explanation is supported. Point to the step or supplied fact that decides; explain your repair if needed.</w:t>
+      </w:r>
+    </w:p>
+    <w:p>
+      <w:r>
+        <w:t>Misconception repair: print displays a value. Without an explicit return, these functions return None.</w:t>
+      </w:r>
+    </w:p>
+    <w:p>
+      <w:r>
+        <w:t>Support: read the exact case aloud, enlarge the labelled picture, supply input cards and model only the first deciding step. Accept a spoken explanation or drawing; retain the reasoning goal.</w:t>
+      </w:r>
+    </w:p>
+    <w:p>
+      <w:r>
+        <w:t>Extension: Add print(result) after the calls in a fresh script with no global result. Require a prediction and a reason before comparing. Expected result: NameError occurs because that local name is not defined in the caller. Reason: A returned value and the function’s internal name are different things.</w:t>
+      </w:r>
+    </w:p>
+    <w:p>
+      <w:r>
+        <w:t>Independent assessment: withhold the reserved answer until the learner has attempted the new case. Record support separately from correctness.</w:t>
+      </w:r>
+    </w:p>
+    <w:tbl>
+      <w:tblPr>
+        <w:tblStyle w:val="LightShading-Accent1"/>
+        <w:tblW w:type="auto" w:w="0"/>
+        <w:tblLook w:firstColumn="1" w:firstRow="1" w:lastColumn="0" w:lastRow="0" w:noHBand="0" w:noVBand="1" w:val="04A0"/>
+      </w:tblPr>
+      <w:tblGrid>
+        <w:gridCol w:w="2556"/>
+        <w:gridCol w:w="2556"/>
+        <w:gridCol w:w="2556"/>
+        <w:gridCol w:w="2556"/>
+      </w:tblGrid>
+      <w:tr>
+        <w:trPr>
+          <w:tblHeader/>
+        </w:trPr>
+        <w:tc>
+          <w:tcPr>
+            <w:tcW w:type="dxa" w:w="2556"/>
+          </w:tcPr>
+          <w:p>
+            <w:r>
+              <w:t>Criterion</w:t>
+            </w:r>
+          </w:p>
+        </w:tc>
+        <w:tc>
+          <w:tcPr>
+            <w:tcW w:type="dxa" w:w="2556"/>
+          </w:tcPr>
+          <w:p>
+            <w:r>
+              <w:t>Not yet</w:t>
+            </w:r>
+          </w:p>
+        </w:tc>
+        <w:tc>
+          <w:tcPr>
+            <w:tcW w:type="dxa" w:w="2556"/>
+          </w:tcPr>
+          <w:p>
+            <w:r>
+              <w:t>With support</w:t>
+            </w:r>
+          </w:p>
+        </w:tc>
+        <w:tc>
+          <w:tcPr>
+            <w:tcW w:type="dxa" w:w="2556"/>
+          </w:tcPr>
+          <w:p>
+            <w:r>
+              <w:t>Independent</w:t>
+            </w:r>
+          </w:p>
+        </w:tc>
+      </w:tr>
+      <w:tr>
+        <w:tc>
+          <w:tcPr>
+            <w:tcW w:type="dxa" w:w="2556"/>
+          </w:tcPr>
+          <w:p>
+            <w:r>
+              <w:t>Explanation</w:t>
+            </w:r>
+          </w:p>
+        </w:tc>
+        <w:tc>
+          <w:tcPr>
+            <w:tcW w:type="dxa" w:w="2556"/>
+          </w:tcPr>
+          <w:p>
+            <w:r>
+              <w:t>Names an answer without a deciding fact</w:t>
+            </w:r>
+          </w:p>
+        </w:tc>
+        <w:tc>
+          <w:tcPr>
+            <w:tcW w:type="dxa" w:w="2556"/>
+          </w:tcPr>
+          <w:p>
+            <w:r>
+              <w:t>Uses a hint to link fact and decision</w:t>
+            </w:r>
+          </w:p>
+        </w:tc>
+        <w:tc>
+          <w:tcPr>
+            <w:tcW w:type="dxa" w:w="2556"/>
+          </w:tcPr>
+          <w:p>
+            <w:r>
+              <w:t>Explains the deciding fact in own words</w:t>
+            </w:r>
+          </w:p>
+        </w:tc>
+      </w:tr>
+      <w:tr>
+        <w:tc>
+          <w:tcPr>
+            <w:tcW w:type="dxa" w:w="2556"/>
+          </w:tcPr>
+          <w:p>
+            <w:r>
+              <w:t>Trace or test</w:t>
+            </w:r>
+          </w:p>
+        </w:tc>
+        <w:tc>
+          <w:tcPr>
+            <w:tcW w:type="dxa" w:w="2556"/>
+          </w:tcPr>
+          <w:p>
+            <w:r>
+              <w:t>Cannot connect input and result</w:t>
+            </w:r>
+          </w:p>
+        </w:tc>
+        <w:tc>
+          <w:tcPr>
+            <w:tcW w:type="dxa" w:w="2556"/>
+          </w:tcPr>
+          <w:p>
+            <w:r>
+              <w:t>Completes steps with prompts</w:t>
+            </w:r>
+          </w:p>
+        </w:tc>
+        <w:tc>
+          <w:tcPr>
+            <w:tcW w:type="dxa" w:w="2556"/>
+          </w:tcPr>
+          <w:p>
+            <w:r>
+              <w:t>Traces or tests a changed case accurately</w:t>
+            </w:r>
+          </w:p>
+        </w:tc>
+      </w:tr>
+      <w:tr>
+        <w:tc>
+          <w:tcPr>
+            <w:tcW w:type="dxa" w:w="2556"/>
+          </w:tcPr>
+          <w:p>
+            <w:r>
+              <w:t>Limits and revision</w:t>
+            </w:r>
+          </w:p>
+        </w:tc>
+        <w:tc>
+          <w:tcPr>
+            <w:tcW w:type="dxa" w:w="2556"/>
+          </w:tcPr>
+          <w:p>
+            <w:r>
+              <w:t>Claims more than evidence supports</w:t>
+            </w:r>
+          </w:p>
+        </w:tc>
+        <w:tc>
+          <w:tcPr>
+            <w:tcW w:type="dxa" w:w="2556"/>
+          </w:tcPr>
+          <w:p>
+            <w:r>
+              <w:t>Names a limit after a prompt</w:t>
+            </w:r>
+          </w:p>
+        </w:tc>
+        <w:tc>
+          <w:tcPr>
+            <w:tcW w:type="dxa" w:w="2556"/>
+          </w:tcPr>
+          <w:p>
+            <w:r>
+              <w:t>States a defensible limit and useful next test</w:t>
+            </w:r>
+          </w:p>
+        </w:tc>
+      </w:tr>
+    </w:tbl>
+    <w:p>
+      <w:r>
+        <w:t>Project checkpoint: Python readiness portfolio. Keep runnable code, predictions, actual outputs, one repaired error and an explanation of a function on changed inputs.</w:t>
+      </w:r>
+    </w:p>
+    <w:p>
+      <w:r>
+        <w:t>Use the weekly teacher answer for topic-specific reasoning. A saved progress tick is an activity record; judge mastery from the learner’s explanation and evidence.</w:t>
+      </w:r>
+    </w:p>
     <w:sectPr>
       <w:pgSz w:w="12240" w:h="15840"/>
       <w:pgMar w:top="936" w:right="1008" w:bottom="936" w:left="1008" w:header="720" w:footer="720" w:gutter="0"/>

--- a/downloads/teacher/bridge-week-09.docx
+++ b/downloads/teacher/bridge-week-09.docx
@@ -2558,6 +2558,39 @@
         <w:t>Use the weekly teacher answer for topic-specific reasoning. A saved progress tick is an activity record; judge mastery from the learner’s explanation and evidence.</w:t>
       </w:r>
     </w:p>
+    <w:p>
+      <w:pPr>
+        <w:pStyle w:val="Heading1"/>
+      </w:pPr>
+      <w:r>
+        <w:t>08. Use feedback, labs and repair paths</w:t>
+      </w:r>
+    </w:p>
+    <w:p>
+      <w:r>
+        <w:t>Use the two formative questions as supported practice, not as independent mastery scores. Discuss the deciding evidence rather than accepting a guessed selection.</w:t>
+      </w:r>
+    </w:p>
+    <w:p>
+      <w:r>
+        <w:t>The feedback comes from the reviewed public worked case. Do not reveal the separately reserved independent teacher answer until the learner has attempted that case.</w:t>
+      </w:r>
+    </w:p>
+    <w:p>
+      <w:r>
+        <w:t>Ask students to predict before running code. Preserve errors and actual outputs; collect a changed test and an explanation. The branch-boundary and indexing lessons deliberately include failure cases.</w:t>
+      </w:r>
+    </w:p>
+    <w:p>
+      <w:r>
+        <w:t>Use the earlier worked-explanation links to address a specific missing building block, then return to the current question. Adapt this suggestion after observing the learner; it is not an automatic diagnosis.</w:t>
+      </w:r>
+    </w:p>
+    <w:p>
+      <w:r>
+        <w:t>Collect the completed-work portfolio as evidence. Record support separately from correctness, and assess explanation, trace/test and limitations. Progress ticks and quiz selections alone do not establish mastery.</w:t>
+      </w:r>
+    </w:p>
     <w:sectPr>
       <w:pgSz w:w="12240" w:h="15840"/>
       <w:pgMar w:top="936" w:right="1008" w:bottom="936" w:left="1008" w:header="720" w:footer="720" w:gutter="0"/>

--- a/downloads/teacher/bridge-week-09.docx
+++ b/downloads/teacher/bridge-week-09.docx
@@ -29,15 +29,26 @@
       </w:r>
     </w:p>
     <w:p>
-      <w:pPr>
-        <w:pStyle w:val="Heading3"/>
-      </w:pPr>
-      <w:r>
-        <w:t>Teach the learning cycle</w:t>
+      <w:r>
+        <w:t>Prepare Return values and local state: check the target, prerequisites, resources and adaptable teaching schedule.</w:t>
       </w:r>
     </w:p>
     <w:p>
-      <w:r>
+      <w:pPr>
+        <w:pStyle w:val="Heading3"/>
+      </w:pPr>
+      <w:r>
+        <w:t>Teach the learning cycle</w:t>
+      </w:r>
+    </w:p>
+    <w:p>
+      <w:pPr>
+        <w:spacing w:line="336" w:lineRule="auto" w:after="180"/>
+      </w:pPr>
+      <w:r>
+        <w:rPr>
+          <w:b w:val="0"/>
+        </w:rPr>
         <w:t>Primary target: Use a returned value in a later calculation</w:t>
       </w:r>
     </w:p>
@@ -185,16 +196,37 @@
       </w:tr>
     </w:tbl>
     <w:p>
-      <w:r>
-        <w:t>This is a starting allocation of 135 minutes, not a validated duration. Preserve all named topics. Schedule extra time for connected examples, the full investigation, independent cases and project building. Repeated copies of a case share one recorded attempt; they are not new evidence.</w:t>
+      <w:pPr>
+        <w:spacing w:line="336" w:lineRule="auto" w:after="180"/>
+      </w:pPr>
+      <w:r>
+        <w:rPr>
+          <w:b w:val="0"/>
+        </w:rPr>
+        <w:t>This is a starting allocation of 135 minutes, not a validated duration. Preserve all named topics. Schedule extra time for connected examples, the full investigation, independent cases and project building.</w:t>
       </w:r>
     </w:p>
     <w:p>
       <w:pPr>
-        <w:pStyle w:val="Heading3"/>
-      </w:pPr>
-      <w:r>
-        <w:t>Retrieval answer guidance</w:t>
+        <w:spacing w:line="336" w:lineRule="auto" w:after="180"/>
+      </w:pPr>
+      <w:r>
+        <w:rPr>
+          <w:b w:val="0"/>
+        </w:rPr>
+        <w:t xml:space="preserve">Repeated copies of a case share one recorded attempt; they are not new </w:t>
+      </w:r>
+      <w:r>
+        <w:rPr>
+          <w:b/>
+        </w:rPr>
+        <w:t>evidence</w:t>
+      </w:r>
+      <w:r>
+        <w:rPr>
+          <w:b w:val="0"/>
+        </w:rPr>
+        <w:t>.</w:t>
       </w:r>
     </w:p>
     <w:p>
@@ -202,132 +234,300 @@
         <w:pStyle w:val="Heading3"/>
       </w:pPr>
       <w:r>
-        <w:t>Functions and arguments</w:t>
+        <w:t>Retrieval answer guidance</w:t>
       </w:r>
     </w:p>
     <w:p>
-      <w:r>
-        <w:t>Without opening the old lesson, explain one key idea from Functions and arguments. Give an example and a mistake that the idea helps you avoid.</w:t>
+      <w:pPr>
+        <w:pStyle w:val="Heading3"/>
+      </w:pPr>
+      <w:r>
+        <w:t>Functions and arguments</w:t>
       </w:r>
     </w:p>
     <w:p>
-      <w:r>
-        <w:t>Look for: Distinguish a function definition from a function call</w:t>
+      <w:pPr>
+        <w:spacing w:line="336" w:lineRule="auto" w:after="180"/>
+      </w:pPr>
+      <w:r>
+        <w:rPr>
+          <w:b w:val="0"/>
+        </w:rPr>
+        <w:t>Without opening the old lesson, explain one key idea from Functions and arguments. Give an example and a mistake that the idea helps you avoid.</w:t>
       </w:r>
     </w:p>
     <w:p>
-      <w:r>
-        <w:t>Reference example, not the only acceptable wording: Name show_remaining; parameters capacity and used. Arguments 15 and 6 match capacity = 15 and used = 6. Expected printed result 9.</w:t>
+      <w:pPr>
+        <w:spacing w:line="336" w:lineRule="auto" w:after="180"/>
+      </w:pPr>
+      <w:r>
+        <w:rPr>
+          <w:b w:val="0"/>
+        </w:rPr>
+        <w:t>Look for: Distinguish a function definition from a function call</w:t>
       </w:r>
     </w:p>
     <w:p>
       <w:pPr>
-        <w:pStyle w:val="Heading3"/>
-      </w:pPr>
-      <w:r>
-        <w:t>Loops and trace tables</w:t>
+        <w:spacing w:line="336" w:lineRule="auto" w:after="180"/>
+      </w:pPr>
+      <w:r>
+        <w:rPr>
+          <w:b w:val="0"/>
+        </w:rPr>
+        <w:t>Reference example, not the only acceptable wording: Name show_remaining; parameters capacity and used. Arguments 15 and 6 match capacity = 15 and used = 6. Expected printed result 9.</w:t>
       </w:r>
     </w:p>
     <w:p>
-      <w:r>
-        <w:t>Without opening the old lesson, explain one key idea from Loops and trace tables. Give an example and a mistake that the idea helps you avoid.</w:t>
+      <w:pPr>
+        <w:pStyle w:val="Heading3"/>
+      </w:pPr>
+      <w:r>
+        <w:t>Loops and trace tables</w:t>
       </w:r>
     </w:p>
     <w:p>
-      <w:r>
-        <w:t>Look for: Trace variable values before and after each loop iteration</w:t>
+      <w:pPr>
+        <w:spacing w:line="336" w:lineRule="auto" w:after="180"/>
+      </w:pPr>
+      <w:r>
+        <w:rPr>
+          <w:b w:val="0"/>
+        </w:rPr>
+        <w:t>Without opening the old lesson, explain one key idea from Loops and trace tables. Give an example and a mistake that the idea helps you avoid.</w:t>
       </w:r>
     </w:p>
     <w:p>
-      <w:r>
-        <w:t>Reference example, not the only acceptable wording: 2, 3 and 4; the stop value is excluded. The body runs three times.</w:t>
+      <w:pPr>
+        <w:spacing w:line="336" w:lineRule="auto" w:after="180"/>
+      </w:pPr>
+      <w:r>
+        <w:rPr>
+          <w:b w:val="0"/>
+        </w:rPr>
+        <w:t>Look for: Trace variable values before and after each loop iteration</w:t>
       </w:r>
     </w:p>
     <w:p>
       <w:pPr>
-        <w:pStyle w:val="Heading3"/>
-      </w:pPr>
-      <w:r>
-        <w:t>Expressions and operator order</w:t>
+        <w:spacing w:line="336" w:lineRule="auto" w:after="180"/>
+      </w:pPr>
+      <w:r>
+        <w:rPr>
+          <w:b w:val="0"/>
+        </w:rPr>
+        <w:t>Reference example, not the only acceptable wording: 2, 3 and 4; the stop value is excluded. The body runs three times.</w:t>
       </w:r>
     </w:p>
     <w:p>
-      <w:r>
-        <w:t>Without opening the old lesson, explain one key idea from Expressions and operator order. Give an example and a mistake that the idea helps you avoid.</w:t>
+      <w:pPr>
+        <w:pStyle w:val="Heading3"/>
+      </w:pPr>
+      <w:r>
+        <w:t>Expressions and operator order</w:t>
       </w:r>
     </w:p>
     <w:p>
-      <w:r>
-        <w:t>Look for: Evaluate numeric expressions using Python’s grouping rules</w:t>
+      <w:pPr>
+        <w:spacing w:line="336" w:lineRule="auto" w:after="180"/>
+      </w:pPr>
+      <w:r>
+        <w:rPr>
+          <w:b w:val="0"/>
+        </w:rPr>
+        <w:t>Without opening the old lesson, explain one key idea from Expressions and operator order. Give an example and a mistake that the idea helps you avoid.</w:t>
       </w:r>
     </w:p>
     <w:p>
-      <w:r>
-        <w:t>Reference example, not the only acceptable wording: 3 * 8 + 2 or (3 * 8) + 2 gives 26. 3 * (8 + 2) gives 30 and adds two to each of three packs, not two once.</w:t>
+      <w:pPr>
+        <w:spacing w:line="336" w:lineRule="auto" w:after="180"/>
+      </w:pPr>
+      <w:r>
+        <w:rPr>
+          <w:b w:val="0"/>
+        </w:rPr>
+        <w:t>Look for: Evaluate numeric expressions using Python’s grouping rules</w:t>
       </w:r>
     </w:p>
     <w:p>
-      <w:r>
-        <w:t>Use integer inputs, explicit return and simple local assignments. Avoid global variables, mutable defaults and shared objects in this introduction. Python reference: https://docs.python.org/3/tutorial/controlflow.html#defining-functions. A call has its own local names; return sends a value to the caller. Examples assume valid counts and do not validate them.</w:t>
+      <w:pPr>
+        <w:spacing w:line="336" w:lineRule="auto" w:after="180"/>
+      </w:pPr>
+      <w:r>
+        <w:rPr>
+          <w:b w:val="0"/>
+        </w:rPr>
+        <w:t>Reference example, not the only acceptable wording: 3 * 8 + 2 or (3 * 8) + 2 gives 26. 3 * (8 + 2) gives 30 and adds two to each of three packs, not two once.</w:t>
       </w:r>
     </w:p>
     <w:p>
       <w:pPr>
-        <w:pStyle w:val="Heading3"/>
-      </w:pPr>
-      <w:r>
-        <w:t>Outcomes</w:t>
+        <w:spacing w:line="336" w:lineRule="auto" w:after="180"/>
+      </w:pPr>
+      <w:r>
+        <w:rPr>
+          <w:b w:val="0"/>
+        </w:rPr>
+        <w:t xml:space="preserve">Use integer </w:t>
+      </w:r>
+      <w:r>
+        <w:rPr>
+          <w:b/>
+        </w:rPr>
+        <w:t>input</w:t>
+      </w:r>
+      <w:r>
+        <w:rPr>
+          <w:b w:val="0"/>
+        </w:rPr>
+        <w:t>s, explicit return and simple local assignments. Avoid global variables, mutable defaults and shared objects in this introduction.</w:t>
       </w:r>
     </w:p>
     <w:p>
-      <w:r>
-        <w:t>Use a returned value in a later calculation</w:t>
+      <w:pPr>
+        <w:spacing w:line="336" w:lineRule="auto" w:after="180"/>
+      </w:pPr>
+      <w:r>
+        <w:rPr>
+          <w:b w:val="0"/>
+        </w:rPr>
+        <w:t xml:space="preserve">Python reference: https://docs.python.org/3/tutorial/controlflow.html#defining-functions. A call has its own local names; return sends a value to the </w:t>
+      </w:r>
+      <w:r>
+        <w:rPr>
+          <w:b/>
+        </w:rPr>
+        <w:t>caller</w:t>
+      </w:r>
+      <w:r>
+        <w:rPr>
+          <w:b w:val="0"/>
+        </w:rPr>
+        <w:t>. Examples assume valid counts and do not validate them.</w:t>
       </w:r>
     </w:p>
     <w:p>
-      <w:r>
-        <w:t>Trace local variables separately for each function call</w:t>
+      <w:pPr>
+        <w:pStyle w:val="Heading3"/>
+      </w:pPr>
+      <w:r>
+        <w:t>Outcomes</w:t>
       </w:r>
     </w:p>
     <w:p>
-      <w:r>
-        <w:t>Detect a missing return and test repeated calls</w:t>
+      <w:pPr>
+        <w:spacing w:line="336" w:lineRule="auto" w:after="180"/>
+      </w:pPr>
+      <w:r>
+        <w:rPr>
+          <w:b w:val="0"/>
+        </w:rPr>
+        <w:t>Use a returned value in a later calculation</w:t>
       </w:r>
     </w:p>
     <w:p>
       <w:pPr>
-        <w:pStyle w:val="Heading3"/>
-      </w:pPr>
-      <w:r>
-        <w:t>Preparation</w:t>
+        <w:spacing w:line="336" w:lineRule="auto" w:after="180"/>
+      </w:pPr>
+      <w:r>
+        <w:rPr>
+          <w:b w:val="0"/>
+        </w:rPr>
+        <w:t xml:space="preserve">Trace </w:t>
+      </w:r>
+      <w:r>
+        <w:rPr>
+          <w:b/>
+        </w:rPr>
+        <w:t>local variable</w:t>
+      </w:r>
+      <w:r>
+        <w:rPr>
+          <w:b w:val="0"/>
+        </w:rPr>
+        <w:t>s separately for each function call</w:t>
       </w:r>
     </w:p>
     <w:p>
-      <w:r>
-        <w:t>Python 3 editor and returns.py</w:t>
+      <w:pPr>
+        <w:spacing w:line="336" w:lineRule="auto" w:after="180"/>
+      </w:pPr>
+      <w:r>
+        <w:rPr>
+          <w:b w:val="0"/>
+        </w:rPr>
+        <w:t>Detect a missing return and test repeated calls</w:t>
       </w:r>
     </w:p>
     <w:p>
-      <w:r>
-        <w:t>Separate paper spaces for each call and the caller</w:t>
+      <w:pPr>
+        <w:pStyle w:val="Heading3"/>
+      </w:pPr>
+      <w:r>
+        <w:t>Preparation</w:t>
       </w:r>
     </w:p>
     <w:p>
-      <w:r>
-        <w:t>Expected return value and observed return value table</w:t>
+      <w:pPr>
+        <w:spacing w:line="336" w:lineRule="auto" w:after="180"/>
+      </w:pPr>
+      <w:r>
+        <w:rPr>
+          <w:b w:val="0"/>
+        </w:rPr>
+        <w:t>Python 3 editor and returns.py</w:t>
       </w:r>
     </w:p>
     <w:p>
       <w:pPr>
-        <w:pStyle w:val="Heading3"/>
-      </w:pPr>
-      <w:r>
-        <w:t>Prerequisite answer</w:t>
+        <w:spacing w:line="336" w:lineRule="auto" w:after="180"/>
+      </w:pPr>
+      <w:r>
+        <w:rPr>
+          <w:b w:val="0"/>
+        </w:rPr>
+        <w:t xml:space="preserve">Separate paper spaces for each call and the </w:t>
+      </w:r>
+      <w:r>
+        <w:rPr>
+          <w:b/>
+        </w:rPr>
+        <w:t>caller</w:t>
       </w:r>
     </w:p>
     <w:p>
-      <w:r>
-        <w:t>The call prints 5. The definition alone creates the function without running its body.</w:t>
+      <w:pPr>
+        <w:spacing w:line="336" w:lineRule="auto" w:after="180"/>
+      </w:pPr>
+      <w:r>
+        <w:rPr>
+          <w:b w:val="0"/>
+        </w:rPr>
+        <w:t xml:space="preserve">Expected </w:t>
+      </w:r>
+      <w:r>
+        <w:rPr>
+          <w:b/>
+        </w:rPr>
+        <w:t>return value</w:t>
+      </w:r>
+      <w:r>
+        <w:rPr>
+          <w:b w:val="0"/>
+        </w:rPr>
+        <w:t xml:space="preserve"> and observed </w:t>
+      </w:r>
+      <w:r>
+        <w:rPr>
+          <w:b/>
+        </w:rPr>
+        <w:t>return value</w:t>
+      </w:r>
+      <w:r>
+        <w:rPr>
+          <w:b w:val="0"/>
+        </w:rPr>
+        <w:t xml:space="preserve"> table</w:t>
       </w:r>
     </w:p>
     <w:p>
@@ -335,40 +535,159 @@
         <w:pStyle w:val="Heading3"/>
       </w:pPr>
       <w:r>
-        <w:t>End goal for the pictorial case</w:t>
+        <w:t>Prerequisite answer</w:t>
       </w:r>
     </w:p>
     <w:p>
-      <w:r>
-        <w:t>Trace return values and local state and explain the changed program before running it.</w:t>
+      <w:pPr>
+        <w:spacing w:line="336" w:lineRule="auto" w:after="180"/>
+      </w:pPr>
+      <w:r>
+        <w:rPr>
+          <w:b w:val="0"/>
+        </w:rPr>
+        <w:t>The call prints 5. The definition alone creates the function without running its body.</w:t>
       </w:r>
     </w:p>
     <w:p>
-      <w:r>
-        <w:t>This added worked case illustrates the week’s main idea. Retain all original and connected topics; schedule its practice within the teaching cycle.</w:t>
+      <w:pPr>
+        <w:pStyle w:val="Heading3"/>
+      </w:pPr>
+      <w:r>
+        <w:t>End goal for the pictorial case</w:t>
       </w:r>
     </w:p>
     <w:p>
       <w:pPr>
-        <w:pStyle w:val="Heading1"/>
-      </w:pPr>
-      <w:r>
-        <w:t>02. Explain and model the mechanism</w:t>
+        <w:spacing w:line="336" w:lineRule="auto" w:after="180"/>
+      </w:pPr>
+      <w:r>
+        <w:rPr>
+          <w:b w:val="0"/>
+        </w:rPr>
+        <w:t xml:space="preserve">Trace </w:t>
+      </w:r>
+      <w:r>
+        <w:rPr>
+          <w:b/>
+        </w:rPr>
+        <w:t>return value</w:t>
+      </w:r>
+      <w:r>
+        <w:rPr>
+          <w:b w:val="0"/>
+        </w:rPr>
+        <w:t>s and local state and explain the changed program before running it.</w:t>
       </w:r>
     </w:p>
     <w:p>
-      <w:r>
-        <w:t>Two fictional cupboards have spare spaces. We want to add their spare spaces without copying numbers from the screen. Last week a function printed each answer. This week a function returns its answer so the calling code can store it, combine it or choose to print it.</w:t>
+      <w:pPr>
+        <w:spacing w:line="336" w:lineRule="auto" w:after="180"/>
+      </w:pPr>
+      <w:r>
+        <w:rPr>
+          <w:b w:val="0"/>
+        </w:rPr>
+        <w:t>This added worked case illustrates the week’s main idea. Retain all original and connected topics; schedule its practice within the teaching cycle.</w:t>
       </w:r>
     </w:p>
     <w:p>
-      <w:r>
-        <w:t>Assume nonnegative integer counts and used no greater than capacity. This calculation does not validate those assumptions. Work in a Python script so a call does not automatically display its return value as it might in an interactive console.</w:t>
+      <w:pPr>
+        <w:pStyle w:val="Heading1"/>
+      </w:pPr>
+      <w:r>
+        <w:t>02. Explain and model the mechanism</w:t>
       </w:r>
     </w:p>
     <w:p>
       <w:r>
-        <w:t>return spaces ends the current function call and sends the value of spaces back. The assignment first = remaining(12, 4) waits for that value and stores 8. The next call stores 3 in second. Neither call prints. The final statement prints 11. A statement after an executed return in the same call is not reached.</w:t>
+        <w:t>Model Return values and local state using the supplied case, labelled mechanism and reasoning. Make the scope of each conclusion explicit.</w:t>
+      </w:r>
+    </w:p>
+    <w:p>
+      <w:pPr>
+        <w:spacing w:line="336" w:lineRule="auto" w:after="180"/>
+      </w:pPr>
+      <w:r>
+        <w:rPr>
+          <w:b w:val="0"/>
+        </w:rPr>
+        <w:t>Two fictional cupboards have spare spaces. We want to add their spare spaces without copying numbers from the screen. Last week a function printed each answer.</w:t>
+      </w:r>
+    </w:p>
+    <w:p>
+      <w:pPr>
+        <w:spacing w:line="336" w:lineRule="auto" w:after="180"/>
+      </w:pPr>
+      <w:r>
+        <w:rPr>
+          <w:b w:val="0"/>
+        </w:rPr>
+        <w:t>This week a function returns its answer so the calling code can store it, combine it or choose to print it.</w:t>
+      </w:r>
+    </w:p>
+    <w:p>
+      <w:pPr>
+        <w:spacing w:line="336" w:lineRule="auto" w:after="180"/>
+      </w:pPr>
+      <w:r>
+        <w:rPr>
+          <w:b w:val="0"/>
+        </w:rPr>
+        <w:t>Assume nonnegative integer counts and used no greater than capacity. This calculation does not validate those assumptions.</w:t>
+      </w:r>
+    </w:p>
+    <w:p>
+      <w:pPr>
+        <w:spacing w:line="336" w:lineRule="auto" w:after="180"/>
+      </w:pPr>
+      <w:r>
+        <w:rPr>
+          <w:b w:val="0"/>
+        </w:rPr>
+        <w:t xml:space="preserve">Work in a Python script so a call does not automatically display its </w:t>
+      </w:r>
+      <w:r>
+        <w:rPr>
+          <w:b/>
+        </w:rPr>
+        <w:t>return value</w:t>
+      </w:r>
+      <w:r>
+        <w:rPr>
+          <w:b w:val="0"/>
+        </w:rPr>
+        <w:t xml:space="preserve"> as it might in an interactive console.</w:t>
+      </w:r>
+    </w:p>
+    <w:p>
+      <w:pPr>
+        <w:pStyle w:val="Heading3"/>
+      </w:pPr>
+      <w:r>
+        <w:t>Explain Return values and local state · 1</w:t>
+      </w:r>
+    </w:p>
+    <w:p>
+      <w:pPr>
+        <w:spacing w:line="336" w:lineRule="auto" w:after="180"/>
+      </w:pPr>
+      <w:r>
+        <w:rPr>
+          <w:b w:val="0"/>
+        </w:rPr>
+        <w:t>return spaces ends the current function call and sends the value of spaces back. The assignment first = remaining(12, 4) waits for that value and stores 8. The next call stores 3 in second. Neither call prints.</w:t>
+      </w:r>
+    </w:p>
+    <w:p>
+      <w:pPr>
+        <w:spacing w:line="336" w:lineRule="auto" w:after="180"/>
+      </w:pPr>
+      <w:r>
+        <w:rPr>
+          <w:b w:val="0"/>
+        </w:rPr>
+        <w:t>The final statement prints 11. A statement after an executed return in the same call is not reached.</w:t>
       </w:r>
     </w:p>
     <w:tbl>
@@ -642,21 +961,123 @@
       </w:r>
     </w:p>
     <w:p>
-      <w:r>
-        <w:t>first stores 0, second stores 9, and the final print displays 9. Removing only that print leaves the calculations and stored values but no displayed output. Exit: assign answer = remaining(12, 4), then print(answer) and check it is 8 rather than None. Repeat with (10, 7), expecting 3. Passing two tests does not establish all-input correctness or verify the input assumptions.</w:t>
+      <w:pPr>
+        <w:pStyle w:val="Heading3"/>
+      </w:pPr>
+      <w:r>
+        <w:t>Explain Return values and local state · 2</w:t>
       </w:r>
     </w:p>
     <w:p>
       <w:pPr>
-        <w:pStyle w:val="Heading3"/>
-      </w:pPr>
-      <w:r>
-        <w:t>Model the reasoning aloud</w:t>
+        <w:spacing w:line="336" w:lineRule="auto" w:after="180"/>
+      </w:pPr>
+      <w:r>
+        <w:rPr>
+          <w:b w:val="0"/>
+        </w:rPr>
+        <w:t xml:space="preserve">first stores 0, second stores 9, and the final print displays 9. Removing only that print leaves the calculations and stored values but no displayed </w:t>
+      </w:r>
+      <w:r>
+        <w:rPr>
+          <w:b/>
+        </w:rPr>
+        <w:t>output</w:t>
+      </w:r>
+      <w:r>
+        <w:rPr>
+          <w:b w:val="0"/>
+        </w:rPr>
+        <w:t>.</w:t>
       </w:r>
     </w:p>
     <w:p>
-      <w:r>
-        <w:t>Use the complete worked example below before asking learners to complete W2. Reveal a small part, invite a prediction, then explain the deciding step. These teacher notes contain solutions; do not reveal the independent case answer during modelling.</w:t>
+      <w:pPr>
+        <w:spacing w:line="336" w:lineRule="auto" w:after="180"/>
+      </w:pPr>
+      <w:r>
+        <w:rPr>
+          <w:b w:val="0"/>
+        </w:rPr>
+        <w:t xml:space="preserve">Exit: assign answer = remaining(12, 4), then print(answer) and check it is 8 rather than </w:t>
+      </w:r>
+      <w:r>
+        <w:rPr>
+          <w:b/>
+        </w:rPr>
+        <w:t>None</w:t>
+      </w:r>
+      <w:r>
+        <w:rPr>
+          <w:b w:val="0"/>
+        </w:rPr>
+        <w:t>. Repeat with (10, 7), expecting 3. Passing two tests does not establish all-</w:t>
+      </w:r>
+      <w:r>
+        <w:rPr>
+          <w:b/>
+        </w:rPr>
+        <w:t>input</w:t>
+      </w:r>
+      <w:r>
+        <w:rPr>
+          <w:b w:val="0"/>
+        </w:rPr>
+        <w:t xml:space="preserve"> correctness or verify the </w:t>
+      </w:r>
+      <w:r>
+        <w:rPr>
+          <w:b/>
+        </w:rPr>
+        <w:t>input</w:t>
+      </w:r>
+      <w:r>
+        <w:rPr>
+          <w:b w:val="0"/>
+        </w:rPr>
+        <w:t xml:space="preserve"> assumptions.</w:t>
+      </w:r>
+    </w:p>
+    <w:p>
+      <w:pPr>
+        <w:pStyle w:val="Heading3"/>
+      </w:pPr>
+      <w:r>
+        <w:t>Model the reasoning aloud</w:t>
+      </w:r>
+    </w:p>
+    <w:p>
+      <w:pPr>
+        <w:spacing w:line="336" w:lineRule="auto" w:after="180"/>
+      </w:pPr>
+      <w:r>
+        <w:rPr>
+          <w:b w:val="0"/>
+        </w:rPr>
+        <w:t xml:space="preserve">Use the complete worked example below before asking learners to complete W2. Reveal a small part, invite a </w:t>
+      </w:r>
+      <w:r>
+        <w:rPr>
+          <w:b/>
+        </w:rPr>
+        <w:t>prediction</w:t>
+      </w:r>
+      <w:r>
+        <w:rPr>
+          <w:b w:val="0"/>
+        </w:rPr>
+        <w:t>, then explain the deciding step.</w:t>
+      </w:r>
+    </w:p>
+    <w:p>
+      <w:pPr>
+        <w:spacing w:line="336" w:lineRule="auto" w:after="180"/>
+      </w:pPr>
+      <w:r>
+        <w:rPr>
+          <w:b w:val="0"/>
+        </w:rPr>
+        <w:t>These teacher notes contain solutions; do not reveal the independent case answer during modelling.</w:t>
       </w:r>
     </w:p>
     <w:tbl>
@@ -674,6 +1095,38 @@
         <w:trPr>
           <w:tblHeader/>
         </w:trPr>
+        <w:tc>
+          <w:tcPr>
+            <w:tcW w:type="dxa" w:w="3408"/>
+          </w:tcPr>
+          <w:p>
+            <w:r>
+              <w:t>Point in execution</w:t>
+            </w:r>
+          </w:p>
+        </w:tc>
+        <w:tc>
+          <w:tcPr>
+            <w:tcW w:type="dxa" w:w="3408"/>
+          </w:tcPr>
+          <w:p>
+            <w:r>
+              <w:t>Local spaces</w:t>
+            </w:r>
+          </w:p>
+        </w:tc>
+        <w:tc>
+          <w:tcPr>
+            <w:tcW w:type="dxa" w:w="3408"/>
+          </w:tcPr>
+          <w:p>
+            <w:r>
+              <w:t>Caller values</w:t>
+            </w:r>
+          </w:p>
+        </w:tc>
+      </w:tr>
+      <w:tr>
         <w:tc>
           <w:tcPr>
             <w:tcW w:type="dxa" w:w="3408"/>
@@ -771,8 +1224,33 @@
       </w:tr>
     </w:tbl>
     <w:p>
-      <w:r>
-        <w:t>capacity, used and spaces belong to the current call. The second call gets new parameter values and calculates its own spaces; it does not overwrite first. In a fresh script with no outside variable called spaces, adding print(spaces) after the calls raises NameError. Use the returned value stored in first or second instead.</w:t>
+      <w:pPr>
+        <w:pStyle w:val="Heading3"/>
+      </w:pPr>
+      <w:r>
+        <w:t>Model the reasoning aloud · 3</w:t>
+      </w:r>
+    </w:p>
+    <w:p>
+      <w:pPr>
+        <w:spacing w:line="336" w:lineRule="auto" w:after="180"/>
+      </w:pPr>
+      <w:r>
+        <w:rPr>
+          <w:b w:val="0"/>
+        </w:rPr>
+        <w:t>capacity, used and spaces belong to the current call. The second call gets new parameter values and calculates its own spaces; it does not overwrite first.</w:t>
+      </w:r>
+    </w:p>
+    <w:p>
+      <w:pPr>
+        <w:spacing w:line="336" w:lineRule="auto" w:after="180"/>
+      </w:pPr>
+      <w:r>
+        <w:rPr>
+          <w:b w:val="0"/>
+        </w:rPr>
+        <w:t>In a fresh script with no outside variable called spaces, adding print(spaces) after the calls raises NameError. Use the returned value stored in first or second instead.</w:t>
       </w:r>
     </w:p>
     <w:p>
@@ -911,7 +1389,13 @@
       </w:tr>
     </w:tbl>
     <w:p>
-      <w:r>
+      <w:pPr>
+        <w:spacing w:line="336" w:lineRule="auto" w:after="180"/>
+      </w:pPr>
+      <w:r>
+        <w:rPr>
+          <w:b w:val="0"/>
+        </w:rPr>
         <w:t>Use the diagram and verbal explanation together. Ask learners to match a sentence to a specific visual step; do not assign learners fixed visual or auditory learning styles.</w:t>
       </w:r>
     </w:p>
@@ -924,8 +1408,32 @@
       </w:r>
     </w:p>
     <w:p>
-      <w:r>
-        <w:t>Return values survive their calls. A function returns a local calculation that the caller stores.</w:t>
+      <w:pPr>
+        <w:spacing w:line="336" w:lineRule="auto" w:after="180"/>
+      </w:pPr>
+      <w:r>
+        <w:rPr>
+          <w:b/>
+        </w:rPr>
+        <w:t>Return value</w:t>
+      </w:r>
+      <w:r>
+        <w:rPr>
+          <w:b w:val="0"/>
+        </w:rPr>
+        <w:t xml:space="preserve">s survive their calls. A function returns a local calculation that the </w:t>
+      </w:r>
+      <w:r>
+        <w:rPr>
+          <w:b/>
+        </w:rPr>
+        <w:t>caller</w:t>
+      </w:r>
+      <w:r>
+        <w:rPr>
+          <w:b w:val="0"/>
+        </w:rPr>
+        <w:t xml:space="preserve"> stores.</w:t>
       </w:r>
     </w:p>
     <w:p>
@@ -937,7 +1445,22 @@
       </w:r>
     </w:p>
     <w:p>
-      <w:r>
+      <w:pPr>
+        <w:pStyle w:val="Heading3"/>
+      </w:pPr>
+      <w:r>
+        <w:t>Supplied facts</w:t>
+      </w:r>
+    </w:p>
+    <w:p>
+      <w:pPr>
+        <w:spacing w:line="336" w:lineRule="auto" w:after="180"/>
+        <w:shd w:fill="F1F6FC"/>
+      </w:pPr>
+      <w:r>
+        <w:rPr>
+          <w:b w:val="0"/>
+        </w:rPr>
         <w:t>Python 3: def extra(a,b): result=a+b; return result. Then first=extra(2,5); second=extra(4,1); print(first,second).</w:t>
       </w:r>
     </w:p>
@@ -1101,21 +1624,55 @@
       </w:r>
     </w:p>
     <w:p>
-      <w:r>
-        <w:t>Returning passes a value back to the caller. Local names belong to a function call; storing the returned value creates a separate caller binding.</w:t>
+      <w:pPr>
+        <w:pStyle w:val="Heading3"/>
+      </w:pPr>
+      <w:r>
+        <w:t>Why the result follows</w:t>
       </w:r>
     </w:p>
     <w:p>
       <w:pPr>
-        <w:pStyle w:val="Heading3"/>
-      </w:pPr>
-      <w:r>
-        <w:t>What this example does not establish</w:t>
+        <w:spacing w:line="336" w:lineRule="auto" w:after="180"/>
+        <w:shd w:fill="F1F6FC"/>
+      </w:pPr>
+      <w:r>
+        <w:rPr>
+          <w:b w:val="0"/>
+        </w:rPr>
+        <w:t xml:space="preserve">Returning passes a value back to the </w:t>
+      </w:r>
+      <w:r>
+        <w:rPr>
+          <w:b/>
+        </w:rPr>
+        <w:t>caller</w:t>
+      </w:r>
+      <w:r>
+        <w:rPr>
+          <w:b w:val="0"/>
+        </w:rPr>
+        <w:t xml:space="preserve">. Local names belong to a function call; storing the returned value creates a separate </w:t>
+      </w:r>
+      <w:r>
+        <w:rPr>
+          <w:b/>
+        </w:rPr>
+        <w:t>caller</w:t>
+      </w:r>
+      <w:r>
+        <w:rPr>
+          <w:b w:val="0"/>
+        </w:rPr>
+        <w:t xml:space="preserve"> binding.</w:t>
       </w:r>
     </w:p>
     <w:p>
-      <w:r>
-        <w:t>The example uses immutable integers; shared mutable objects require additional reasoning about references.</w:t>
+      <w:pPr>
+        <w:pStyle w:val="Heading3"/>
+      </w:pPr>
+      <w:r>
+        <w:t>What this example does not establish</w:t>
       </w:r>
     </w:p>
     <w:p>
@@ -1123,43 +1680,180 @@
         <w:pStyle w:val="Heading3"/>
       </w:pPr>
       <w:r>
-        <w:t>Change one thing in the pictured case</w:t>
+        <w:t>Keep the stated limit</w:t>
       </w:r>
     </w:p>
     <w:p>
-      <w:r>
-        <w:t>Change: Add print(result) after the calls in a fresh script with no global result.</w:t>
+      <w:pPr>
+        <w:spacing w:line="336" w:lineRule="auto" w:after="180"/>
+        <w:shd w:fill="FFF5E6"/>
+      </w:pPr>
+      <w:r>
+        <w:rPr>
+          <w:b w:val="0"/>
+        </w:rPr>
+        <w:t>The example uses immutable integers; shared mutable objects require additional reasoning about references.</w:t>
       </w:r>
     </w:p>
     <w:p>
-      <w:r>
-        <w:t>Prediction: NameError occurs because that local name is not defined in the caller.</w:t>
+      <w:pPr>
+        <w:pStyle w:val="Heading3"/>
+      </w:pPr>
+      <w:r>
+        <w:t>Change one thing in the pictured case</w:t>
       </w:r>
     </w:p>
     <w:p>
-      <w:r>
-        <w:t>Reason: A returned value and the function’s internal name are different things.</w:t>
+      <w:pPr>
+        <w:pStyle w:val="Heading3"/>
+      </w:pPr>
+      <w:r>
+        <w:t>Change one thing</w:t>
       </w:r>
     </w:p>
     <w:p>
       <w:pPr>
-        <w:pStyle w:val="Heading3"/>
-      </w:pPr>
-      <w:r>
-        <w:t>Ask while showing the picture</w:t>
+        <w:spacing w:line="336" w:lineRule="auto" w:after="180"/>
+        <w:shd w:fill="F5F1FB"/>
+      </w:pPr>
+      <w:r>
+        <w:rPr>
+          <w:b w:val="0"/>
+        </w:rPr>
+        <w:t>Change: Add print(result) after the calls in a fresh script with no global result.</w:t>
       </w:r>
     </w:p>
     <w:p>
-      <w:r>
-        <w:t>Cover the result. Ask learners to name the inputs and predict the next step. Uncover one step, connect the icon to the actual procedure, and explain its evidence. Then change the supplied condition and compare. The picture is a representation; it does not document execution of a real AI model.</w:t>
+      <w:pPr>
+        <w:pStyle w:val="Heading3"/>
+      </w:pPr>
+      <w:r>
+        <w:t>Predicted result</w:t>
       </w:r>
     </w:p>
     <w:p>
       <w:pPr>
+        <w:spacing w:line="336" w:lineRule="auto" w:after="180"/>
+        <w:shd w:fill="F1F6FC"/>
+      </w:pPr>
+      <w:r>
+        <w:rPr>
+          <w:b/>
+        </w:rPr>
+        <w:t>Prediction</w:t>
+      </w:r>
+      <w:r>
+        <w:rPr>
+          <w:b w:val="0"/>
+        </w:rPr>
+        <w:t xml:space="preserve">: NameError occurs because that local name is not defined in the </w:t>
+      </w:r>
+      <w:r>
+        <w:rPr>
+          <w:b/>
+        </w:rPr>
+        <w:t>caller</w:t>
+      </w:r>
+      <w:r>
+        <w:rPr>
+          <w:b w:val="0"/>
+        </w:rPr>
+        <w:t>.</w:t>
+      </w:r>
+    </w:p>
+    <w:p>
+      <w:pPr>
+        <w:pStyle w:val="Heading3"/>
+      </w:pPr>
+      <w:r>
+        <w:t>Why the result follows</w:t>
+      </w:r>
+    </w:p>
+    <w:p>
+      <w:pPr>
+        <w:spacing w:line="336" w:lineRule="auto" w:after="180"/>
+        <w:shd w:fill="F1F6FC"/>
+      </w:pPr>
+      <w:r>
+        <w:rPr>
+          <w:b w:val="0"/>
+        </w:rPr>
+        <w:t>Reason: A returned value and the function’s internal name are different things.</w:t>
+      </w:r>
+    </w:p>
+    <w:p>
+      <w:pPr>
+        <w:pStyle w:val="Heading3"/>
+      </w:pPr>
+      <w:r>
+        <w:t>Ask while showing the picture</w:t>
+      </w:r>
+    </w:p>
+    <w:p>
+      <w:pPr>
+        <w:pStyle w:val="Heading3"/>
+      </w:pPr>
+      <w:r>
+        <w:t>Ask while showing the picture · 4</w:t>
+      </w:r>
+    </w:p>
+    <w:p>
+      <w:pPr>
+        <w:spacing w:line="336" w:lineRule="auto" w:after="180"/>
+      </w:pPr>
+      <w:r>
+        <w:rPr>
+          <w:b w:val="0"/>
+        </w:rPr>
+        <w:t xml:space="preserve">Cover the result. Ask learners to name the </w:t>
+      </w:r>
+      <w:r>
+        <w:rPr>
+          <w:b/>
+        </w:rPr>
+        <w:t>input</w:t>
+      </w:r>
+      <w:r>
+        <w:rPr>
+          <w:b w:val="0"/>
+        </w:rPr>
+        <w:t xml:space="preserve">s and predict the next step. Uncover one step, connect the icon to the actual procedure, and explain its </w:t>
+      </w:r>
+      <w:r>
+        <w:rPr>
+          <w:b/>
+        </w:rPr>
+        <w:t>evidence</w:t>
+      </w:r>
+      <w:r>
+        <w:rPr>
+          <w:b w:val="0"/>
+        </w:rPr>
+        <w:t>. Then change the supplied condition and compare.</w:t>
+      </w:r>
+    </w:p>
+    <w:p>
+      <w:pPr>
+        <w:spacing w:line="336" w:lineRule="auto" w:after="180"/>
+      </w:pPr>
+      <w:r>
+        <w:rPr>
+          <w:b w:val="0"/>
+        </w:rPr>
+        <w:t>The picture is a representation; it does not document execution of a real AI model.</w:t>
+      </w:r>
+    </w:p>
+    <w:p>
+      <w:pPr>
         <w:pStyle w:val="Heading1"/>
       </w:pPr>
       <w:r>
         <w:t>03. Demonstrate and guide practice</w:t>
+      </w:r>
+    </w:p>
+    <w:p>
+      <w:r>
+        <w:t>Demonstrate Return values and local state, reduce support deliberately and check individual reasoning before discussing answers.</w:t>
       </w:r>
     </w:p>
     <w:tbl>
@@ -1375,128 +2069,498 @@
       </w:tr>
     </w:tbl>
     <w:p>
-      <w:r>
-        <w:t>Use the worked example in Sections 3 and 6. Collect a prediction before revealing its result; ask the learner to point to each intermediate fact.</w:t>
+      <w:pPr>
+        <w:spacing w:line="336" w:lineRule="auto" w:after="180"/>
+      </w:pPr>
+      <w:r>
+        <w:rPr>
+          <w:b w:val="0"/>
+        </w:rPr>
+        <w:t xml:space="preserve">Use the worked example in Sections 3 and 6. Collect a </w:t>
+      </w:r>
+      <w:r>
+        <w:rPr>
+          <w:b/>
+        </w:rPr>
+        <w:t>prediction</w:t>
+      </w:r>
+      <w:r>
+        <w:rPr>
+          <w:b w:val="0"/>
+        </w:rPr>
+        <w:t xml:space="preserve"> before revealing its result; ask the learner to point to each intermediate fact.</w:t>
       </w:r>
     </w:p>
     <w:p>
-      <w:r>
-        <w:t>Use separate boxes on paper labelled caller and current call. Move the value card at return, not the local name. Offer the definition header as a hint and record it. Extension: set spaces = 100 outside the correct worked function, call remaining(9, 4), then print the returned result and outside spaces separately. Expect 5 and 100. Explain why the two assignments use different scopes; do not generalize this to mutation of shared objects.</w:t>
+      <w:pPr>
+        <w:spacing w:line="336" w:lineRule="auto" w:after="180"/>
+      </w:pPr>
+      <w:r>
+        <w:rPr>
+          <w:b w:val="0"/>
+        </w:rPr>
+        <w:t xml:space="preserve">Use separate boxes on paper labelled </w:t>
+      </w:r>
+      <w:r>
+        <w:rPr>
+          <w:b/>
+        </w:rPr>
+        <w:t>caller</w:t>
+      </w:r>
+      <w:r>
+        <w:rPr>
+          <w:b w:val="0"/>
+        </w:rPr>
+        <w:t xml:space="preserve"> and current call. Move the value card at return, not the local name. Offer the definition header as a hint and record it.</w:t>
       </w:r>
     </w:p>
     <w:p>
       <w:pPr>
-        <w:pStyle w:val="Heading3"/>
-      </w:pPr>
-      <w:r>
-        <w:t>Reduce help deliberately</w:t>
+        <w:spacing w:line="336" w:lineRule="auto" w:after="180"/>
+      </w:pPr>
+      <w:r>
+        <w:rPr>
+          <w:b w:val="0"/>
+        </w:rPr>
+        <w:t>Extension: set spaces = 100 outside the correct worked function, call remaining(9, 4), then print the returned result and outside spaces separately. Expect 5 and 100.</w:t>
       </w:r>
     </w:p>
     <w:p>
-      <w:r>
-        <w:t>Completion task: Using the correct definition, store a = remaining(8, 3), b = remaining(8, 8), c = remaining(8, 3). State a, b and c. In a fresh script, explain why print(spaces) outside the function fails.</w:t>
+      <w:pPr>
+        <w:spacing w:line="336" w:lineRule="auto" w:after="180"/>
+      </w:pPr>
+      <w:r>
+        <w:rPr>
+          <w:b w:val="0"/>
+        </w:rPr>
+        <w:t xml:space="preserve">Explain why the two assignments use different </w:t>
+      </w:r>
+      <w:r>
+        <w:rPr>
+          <w:b/>
+        </w:rPr>
+        <w:t>scope</w:t>
+      </w:r>
+      <w:r>
+        <w:rPr>
+          <w:b w:val="0"/>
+        </w:rPr>
+        <w:t>s; do not generalize this to mutation of shared objects.</w:t>
       </w:r>
     </w:p>
     <w:p>
-      <w:r>
-        <w:t>Teacher check: a is 5, b is 0, c is 5. Each call has its own local spaces. That name has not been defined outside the function, so print(spaces) there raises NameError. Print a, b or c to use the saved results.</w:t>
+      <w:pPr>
+        <w:pStyle w:val="Heading3"/>
+      </w:pPr>
+      <w:r>
+        <w:t>Reduce help deliberately</w:t>
       </w:r>
     </w:p>
     <w:p>
-      <w:r>
-        <w:t>Start by identifying the given inputs together. Leave the intermediate steps blank. If needed, model one step, then withdraw that help on the next step. Move to a full trace only when the partial trace is understood. For partners, alternate explainer and checker; collect a response from every learner before discussion.</w:t>
+      <w:pPr>
+        <w:pStyle w:val="Heading3"/>
+      </w:pPr>
+      <w:r>
+        <w:t>Completion practice</w:t>
       </w:r>
     </w:p>
     <w:p>
       <w:pPr>
-        <w:pStyle w:val="Heading3"/>
-      </w:pPr>
-      <w:r>
-        <w:t>Individual reasoning check</w:t>
+        <w:spacing w:line="336" w:lineRule="auto" w:after="180"/>
+        <w:shd w:fill="F5F1FB"/>
+      </w:pPr>
+      <w:r>
+        <w:rPr>
+          <w:b w:val="0"/>
+        </w:rPr>
+        <w:t>Completion task: Using the correct definition, store a = remaining(8, 3), b = remaining(8, 8), c = remaining(8, 3). State a, b and c. In a fresh script, explain why print(spaces) outside the function fails.</w:t>
       </w:r>
     </w:p>
     <w:p>
-      <w:r>
-        <w:t>Use the worked case for Return values and local state. Proposed explanation: “Printing a value returns that value”. Decide whether this explanation is supported. Point to the step or supplied fact that decides; explain your repair if needed.</w:t>
+      <w:pPr>
+        <w:pStyle w:val="Heading3"/>
+      </w:pPr>
+      <w:r>
+        <w:t>Reasoning to listen for</w:t>
       </w:r>
     </w:p>
     <w:p>
-      <w:r>
-        <w:t>Expected correction: print displays a value. Without an explicit return, these functions return None.</w:t>
+      <w:pPr>
+        <w:spacing w:line="336" w:lineRule="auto" w:after="180"/>
+        <w:shd w:fill="F1F6FC"/>
+      </w:pPr>
+      <w:r>
+        <w:rPr>
+          <w:b w:val="0"/>
+        </w:rPr>
+        <w:t>Teacher check: a is 5, b is 0, c is 5. Each call has its own local spaces. That name has not been defined outside the function, so print(spaces) there raises NameError. Print a, b or c to use the saved results.</w:t>
       </w:r>
     </w:p>
     <w:p>
-      <w:r>
-        <w:t>Collect explanations, not only yes/no votes. If a misunderstanding is common, re-model the relevant step for the class. If it affects a few learners, give a short targeted group explanation while others solve a more demanding variation.</w:t>
+      <w:pPr>
+        <w:spacing w:line="336" w:lineRule="auto" w:after="180"/>
+      </w:pPr>
+      <w:r>
+        <w:rPr>
+          <w:b w:val="0"/>
+        </w:rPr>
+        <w:t xml:space="preserve">Start by identifying the given </w:t>
+      </w:r>
+      <w:r>
+        <w:rPr>
+          <w:b/>
+        </w:rPr>
+        <w:t>input</w:t>
+      </w:r>
+      <w:r>
+        <w:rPr>
+          <w:b w:val="0"/>
+        </w:rPr>
+        <w:t>s together. Leave the intermediate steps blank. If needed, model one step, then withdraw that help on the next step. Move to a full trace only when the partial trace is understood.</w:t>
       </w:r>
     </w:p>
     <w:p>
       <w:pPr>
-        <w:pStyle w:val="Heading3"/>
-      </w:pPr>
-      <w:r>
-        <w:t>Pictorial practice question</w:t>
+        <w:spacing w:line="336" w:lineRule="auto" w:after="180"/>
+      </w:pPr>
+      <w:r>
+        <w:rPr>
+          <w:b w:val="0"/>
+        </w:rPr>
+        <w:t>For partners, alternate explainer and checker; collect a response from every learner before discussion.</w:t>
       </w:r>
     </w:p>
     <w:p>
-      <w:r>
-        <w:t>Trace the two returned values and explain why first stays seven. What happens if the caller tries to print result directly?</w:t>
+      <w:pPr>
+        <w:pStyle w:val="Heading3"/>
+      </w:pPr>
+      <w:r>
+        <w:t>Individual reasoning check</w:t>
       </w:r>
     </w:p>
     <w:p>
       <w:pPr>
-        <w:pStyle w:val="Heading3"/>
-      </w:pPr>
-      <w:r>
-        <w:t>Reasoned teacher answer</w:t>
+        <w:spacing w:line="336" w:lineRule="auto" w:after="180"/>
+      </w:pPr>
+      <w:r>
+        <w:rPr>
+          <w:b w:val="0"/>
+        </w:rPr>
+        <w:t xml:space="preserve">Use the worked case for </w:t>
+      </w:r>
+      <w:r>
+        <w:rPr>
+          <w:b/>
+        </w:rPr>
+        <w:t>Return value</w:t>
+      </w:r>
+      <w:r>
+        <w:rPr>
+          <w:b w:val="0"/>
+        </w:rPr>
+        <w:t>s and local state. Proposed explanation: “Printing a value returns that value”. Decide whether this explanation is supported.</w:t>
       </w:r>
     </w:p>
     <w:p>
-      <w:r>
-        <w:t>The returns are 7 and 5, stored independently as first and second. result is local to each call; accessing it outside in this fresh script raises NameError.</w:t>
+      <w:pPr>
+        <w:spacing w:line="336" w:lineRule="auto" w:after="180"/>
+      </w:pPr>
+      <w:r>
+        <w:rPr>
+          <w:b w:val="0"/>
+        </w:rPr>
+        <w:t>Point to the step or supplied fact that decides; explain your repair if needed.</w:t>
       </w:r>
     </w:p>
     <w:p>
-      <w:r>
-        <w:t>Changed-case reasoning: NameError occurs because that local name is not defined in the caller. A returned value and the function’s internal name are different things.</w:t>
+      <w:pPr>
+        <w:pStyle w:val="Heading3"/>
+      </w:pPr>
+      <w:r>
+        <w:t>Expected repair</w:t>
       </w:r>
     </w:p>
     <w:p>
-      <w:r>
-        <w:t>Collect each learner’s explanation before discussion. Use the first missing connection between input, deciding step and result to choose support. This question is worked-case practice, not fresh mastery evidence.</w:t>
+      <w:pPr>
+        <w:spacing w:line="336" w:lineRule="auto" w:after="180"/>
+        <w:shd w:fill="F1F6FC"/>
+      </w:pPr>
+      <w:r>
+        <w:rPr>
+          <w:b w:val="0"/>
+        </w:rPr>
+        <w:t xml:space="preserve">Expected correction: print displays a value. Without an explicit return, these functions return </w:t>
+      </w:r>
+      <w:r>
+        <w:rPr>
+          <w:b/>
+        </w:rPr>
+        <w:t>None</w:t>
+      </w:r>
+      <w:r>
+        <w:rPr>
+          <w:b w:val="0"/>
+        </w:rPr>
+        <w:t>.</w:t>
       </w:r>
     </w:p>
     <w:p>
       <w:pPr>
-        <w:pStyle w:val="Heading1"/>
-      </w:pPr>
-      <w:r>
-        <w:t>04. Run the investigation and diagnose misconceptions</w:t>
+        <w:spacing w:line="336" w:lineRule="auto" w:after="180"/>
+      </w:pPr>
+      <w:r>
+        <w:rPr>
+          <w:b w:val="0"/>
+        </w:rPr>
+        <w:t>Collect explanations, not only yes/no votes. If a misunderstanding is common, re-model the relevant step for the class.</w:t>
       </w:r>
     </w:p>
     <w:p>
-      <w:r>
-        <w:t>Printing a value returns that value: print displays a value. Without an explicit return, these functions return None.</w:t>
+      <w:pPr>
+        <w:spacing w:line="336" w:lineRule="auto" w:after="180"/>
+      </w:pPr>
+      <w:r>
+        <w:rPr>
+          <w:b w:val="0"/>
+        </w:rPr>
+        <w:t>If it affects a few learners, give a short targeted group explanation while others solve a more demanding variation.</w:t>
       </w:r>
     </w:p>
     <w:p>
-      <w:r>
-        <w:t>A second call overwrites the first saved answer: These integer results are stored separately in the caller. A later call creates new local bindings.</w:t>
+      <w:pPr>
+        <w:pStyle w:val="Heading3"/>
+      </w:pPr>
+      <w:r>
+        <w:t>Pictorial practice question</w:t>
       </w:r>
     </w:p>
     <w:p>
-      <w:r>
-        <w:t>A local name is available anywhere: spaces is assigned inside remaining. In our fresh script it cannot be looked up outside that function.</w:t>
+      <w:pPr>
+        <w:spacing w:line="336" w:lineRule="auto" w:after="180"/>
+        <w:shd w:fill="F5F1FB"/>
+      </w:pPr>
+      <w:r>
+        <w:rPr>
+          <w:b w:val="0"/>
+        </w:rPr>
+        <w:t xml:space="preserve">Trace the two returned values and explain why first stays seven. What happens if the </w:t>
+      </w:r>
+      <w:r>
+        <w:rPr>
+          <w:b/>
+        </w:rPr>
+        <w:t>caller</w:t>
+      </w:r>
+      <w:r>
+        <w:rPr>
+          <w:b w:val="0"/>
+        </w:rPr>
+        <w:t xml:space="preserve"> tries to print result directly?</w:t>
       </w:r>
     </w:p>
     <w:p>
-      <w:r>
-        <w:t>Zero means the function returned nothing: Zero is a number and supports arithmetic. None is a different value.</w:t>
+      <w:pPr>
+        <w:pStyle w:val="Heading3"/>
+      </w:pPr>
+      <w:r>
+        <w:t>Reasoned teacher answer</w:t>
       </w:r>
     </w:p>
     <w:p>
-      <w:r>
-        <w:t>Use Section 9 for the evidence ledger. Add a boundary or missing-input case and record the expected response before checking. More successful repeats of one case do not establish wider coverage.</w:t>
+      <w:pPr>
+        <w:spacing w:line="336" w:lineRule="auto" w:after="180"/>
+      </w:pPr>
+      <w:r>
+        <w:rPr>
+          <w:b w:val="0"/>
+        </w:rPr>
+        <w:t>The returns are 7 and 5, stored independently as first and second. result is local to each call; accessing it outside in this fresh script raises NameError.</w:t>
+      </w:r>
+    </w:p>
+    <w:p>
+      <w:pPr>
+        <w:spacing w:line="336" w:lineRule="auto" w:after="180"/>
+      </w:pPr>
+      <w:r>
+        <w:rPr>
+          <w:b w:val="0"/>
+        </w:rPr>
+        <w:t xml:space="preserve">Changed-case reasoning: NameError occurs because that local name is not defined in the </w:t>
+      </w:r>
+      <w:r>
+        <w:rPr>
+          <w:b/>
+        </w:rPr>
+        <w:t>caller</w:t>
+      </w:r>
+      <w:r>
+        <w:rPr>
+          <w:b w:val="0"/>
+        </w:rPr>
+        <w:t>. A returned value and the function’s internal name are different things.</w:t>
+      </w:r>
+    </w:p>
+    <w:p>
+      <w:pPr>
+        <w:spacing w:line="336" w:lineRule="auto" w:after="180"/>
+      </w:pPr>
+      <w:r>
+        <w:rPr>
+          <w:b w:val="0"/>
+        </w:rPr>
+        <w:t xml:space="preserve">Collect each learner’s explanation before discussion. Use the first missing connection between </w:t>
+      </w:r>
+      <w:r>
+        <w:rPr>
+          <w:b/>
+        </w:rPr>
+        <w:t>input</w:t>
+      </w:r>
+      <w:r>
+        <w:rPr>
+          <w:b w:val="0"/>
+        </w:rPr>
+        <w:t xml:space="preserve">, deciding step and result to choose support. This question is worked-case practice, not fresh mastery </w:t>
+      </w:r>
+      <w:r>
+        <w:rPr>
+          <w:b/>
+        </w:rPr>
+        <w:t>evidence</w:t>
+      </w:r>
+      <w:r>
+        <w:rPr>
+          <w:b w:val="0"/>
+        </w:rPr>
+        <w:t>.</w:t>
+      </w:r>
+    </w:p>
+    <w:p>
+      <w:pPr>
+        <w:pStyle w:val="Heading1"/>
+      </w:pPr>
+      <w:r>
+        <w:t>04. Run the investigation and diagnose misconceptions</w:t>
+      </w:r>
+    </w:p>
+    <w:p>
+      <w:r>
+        <w:t>Run the Return values and local state investigation and use the first unsupported step to choose a teaching response.</w:t>
+      </w:r>
+    </w:p>
+    <w:p>
+      <w:pPr>
+        <w:spacing w:line="336" w:lineRule="auto" w:after="180"/>
+      </w:pPr>
+      <w:r>
+        <w:rPr>
+          <w:b w:val="0"/>
+        </w:rPr>
+        <w:t xml:space="preserve">Printing a value returns that value: print displays a value. Without an explicit return, these functions return </w:t>
+      </w:r>
+      <w:r>
+        <w:rPr>
+          <w:b/>
+        </w:rPr>
+        <w:t>None</w:t>
+      </w:r>
+      <w:r>
+        <w:rPr>
+          <w:b w:val="0"/>
+        </w:rPr>
+        <w:t>.</w:t>
+      </w:r>
+    </w:p>
+    <w:p>
+      <w:pPr>
+        <w:spacing w:line="336" w:lineRule="auto" w:after="180"/>
+      </w:pPr>
+      <w:r>
+        <w:rPr>
+          <w:b w:val="0"/>
+        </w:rPr>
+        <w:t xml:space="preserve">A second call overwrites the first saved answer: These integer results are stored separately in the </w:t>
+      </w:r>
+      <w:r>
+        <w:rPr>
+          <w:b/>
+        </w:rPr>
+        <w:t>caller</w:t>
+      </w:r>
+      <w:r>
+        <w:rPr>
+          <w:b w:val="0"/>
+        </w:rPr>
+        <w:t>. A later call creates new local bindings.</w:t>
+      </w:r>
+    </w:p>
+    <w:p>
+      <w:pPr>
+        <w:spacing w:line="336" w:lineRule="auto" w:after="180"/>
+      </w:pPr>
+      <w:r>
+        <w:rPr>
+          <w:b w:val="0"/>
+        </w:rPr>
+        <w:t>A local name is available anywhere: spaces is assigned inside remaining. In our fresh script it cannot be looked up outside that function.</w:t>
+      </w:r>
+    </w:p>
+    <w:p>
+      <w:pPr>
+        <w:spacing w:line="336" w:lineRule="auto" w:after="180"/>
+      </w:pPr>
+      <w:r>
+        <w:rPr>
+          <w:b w:val="0"/>
+        </w:rPr>
+        <w:t xml:space="preserve">Zero means the function returned nothing: Zero is a number and supports arithmetic. </w:t>
+      </w:r>
+      <w:r>
+        <w:rPr>
+          <w:b/>
+        </w:rPr>
+        <w:t>None</w:t>
+      </w:r>
+      <w:r>
+        <w:rPr>
+          <w:b w:val="0"/>
+        </w:rPr>
+        <w:t xml:space="preserve"> is a different value.</w:t>
+      </w:r>
+    </w:p>
+    <w:p>
+      <w:pPr>
+        <w:spacing w:line="336" w:lineRule="auto" w:after="180"/>
+      </w:pPr>
+      <w:r>
+        <w:rPr>
+          <w:b w:val="0"/>
+        </w:rPr>
+        <w:t xml:space="preserve">Use Section 9 for the </w:t>
+      </w:r>
+      <w:r>
+        <w:rPr>
+          <w:b/>
+        </w:rPr>
+        <w:t>evidence</w:t>
+      </w:r>
+      <w:r>
+        <w:rPr>
+          <w:b w:val="0"/>
+        </w:rPr>
+        <w:t xml:space="preserve"> ledger. Add a boundary or missing-</w:t>
+      </w:r>
+      <w:r>
+        <w:rPr>
+          <w:b/>
+        </w:rPr>
+        <w:t>input</w:t>
+      </w:r>
+      <w:r>
+        <w:rPr>
+          <w:b w:val="0"/>
+        </w:rPr>
+        <w:t xml:space="preserve"> case and record the expected response before checking. More successful repeats of one case do not establish wider coverage.</w:t>
       </w:r>
     </w:p>
     <w:p>
@@ -1654,29 +2718,38 @@
       </w:tr>
     </w:tbl>
     <w:p>
-      <w:r>
-        <w:t>Offer an oral explanation, drawing, enlarged visual or fewer examples when that removes a reading/writing barrier. Keep the same reasoning goal. Stretch secure learners by changing a boundary or assumption and asking them to defend the effect, not simply by assigning more of the same questions.</w:t>
+      <w:pPr>
+        <w:spacing w:line="336" w:lineRule="auto" w:after="180"/>
+      </w:pPr>
+      <w:r>
+        <w:rPr>
+          <w:b w:val="0"/>
+        </w:rPr>
+        <w:t>Offer an oral explanation, drawing, enlarged visual or fewer examples when that removes a reading/writing barrier. Keep the same reasoning goal.</w:t>
       </w:r>
     </w:p>
     <w:p>
       <w:pPr>
-        <w:pStyle w:val="Heading1"/>
-      </w:pPr>
-      <w:r>
-        <w:t>05. Assess and explain the answers</w:t>
+        <w:spacing w:line="336" w:lineRule="auto" w:after="180"/>
+      </w:pPr>
+      <w:r>
+        <w:rPr>
+          <w:b w:val="0"/>
+        </w:rPr>
+        <w:t>Stretch secure learners by changing a boundary or assumption and asking them to defend the effect, not simply by assigning more of the same questions.</w:t>
       </w:r>
     </w:p>
     <w:p>
       <w:pPr>
-        <w:pStyle w:val="Heading3"/>
-      </w:pPr>
-      <w:r>
-        <w:t>Guided and exit questions</w:t>
+        <w:pStyle w:val="Heading1"/>
+      </w:pPr>
+      <w:r>
+        <w:t>05. Assess and explain the answers</w:t>
       </w:r>
     </w:p>
     <w:p>
       <w:r>
-        <w:t>first stores 0, second stores 9, and the final print displays 9. Removing only that print leaves the calculations and stored values but no displayed output. Exit: assign answer = remaining(12, 4), then print(answer) and check it is 8 rather than None. Repeat with (10, 7), expecting 3. Passing two tests does not establish all-input correctness or verify the input assumptions.</w:t>
+        <w:t>Use the Return values and local state questions, teacher keys and criteria after the relevant attempts. Previously discussed cases are practice; protect the separately selected independent task.</w:t>
       </w:r>
     </w:p>
     <w:p>
@@ -1684,17 +2757,77 @@
         <w:pStyle w:val="Heading3"/>
       </w:pPr>
       <w:r>
-        <w:t>W1 Separate returning from displaying</w:t>
+        <w:t>Guided and exit questions</w:t>
       </w:r>
     </w:p>
     <w:p>
-      <w:r>
-        <w:t>Using the correct worked definition, execute result = remaining(15, 6), then doubled = result * 2. State both stored values and what the script displays before a print statement is added.</w:t>
+      <w:pPr>
+        <w:spacing w:line="336" w:lineRule="auto" w:after="180"/>
+      </w:pPr>
+      <w:r>
+        <w:rPr>
+          <w:b w:val="0"/>
+        </w:rPr>
+        <w:t xml:space="preserve">first stores 0, second stores 9, and the final print displays 9. Removing only that print leaves the calculations and stored values but no displayed </w:t>
+      </w:r>
+      <w:r>
+        <w:rPr>
+          <w:b/>
+        </w:rPr>
+        <w:t>output</w:t>
+      </w:r>
+      <w:r>
+        <w:rPr>
+          <w:b w:val="0"/>
+        </w:rPr>
+        <w:t>.</w:t>
       </w:r>
     </w:p>
     <w:p>
-      <w:r>
-        <w:t>result is 9 and doubled is 18. Nothing is displayed by these assignments or the returning function. print(doubled) would display 18.</w:t>
+      <w:pPr>
+        <w:spacing w:line="336" w:lineRule="auto" w:after="180"/>
+      </w:pPr>
+      <w:r>
+        <w:rPr>
+          <w:b w:val="0"/>
+        </w:rPr>
+        <w:t xml:space="preserve">Exit: assign answer = remaining(12, 4), then print(answer) and check it is 8 rather than </w:t>
+      </w:r>
+      <w:r>
+        <w:rPr>
+          <w:b/>
+        </w:rPr>
+        <w:t>None</w:t>
+      </w:r>
+      <w:r>
+        <w:rPr>
+          <w:b w:val="0"/>
+        </w:rPr>
+        <w:t>. Repeat with (10, 7), expecting 3. Passing two tests does not establish all-</w:t>
+      </w:r>
+      <w:r>
+        <w:rPr>
+          <w:b/>
+        </w:rPr>
+        <w:t>input</w:t>
+      </w:r>
+      <w:r>
+        <w:rPr>
+          <w:b w:val="0"/>
+        </w:rPr>
+        <w:t xml:space="preserve"> correctness or verify the </w:t>
+      </w:r>
+      <w:r>
+        <w:rPr>
+          <w:b/>
+        </w:rPr>
+        <w:t>input</w:t>
+      </w:r>
+      <w:r>
+        <w:rPr>
+          <w:b w:val="0"/>
+        </w:rPr>
+        <w:t xml:space="preserve"> assumptions.</w:t>
       </w:r>
     </w:p>
     <w:p>
@@ -1702,17 +2835,27 @@
         <w:pStyle w:val="Heading3"/>
       </w:pPr>
       <w:r>
-        <w:t>W2 Trace separate calls</w:t>
+        <w:t>W1 Separate returning from displaying</w:t>
       </w:r>
     </w:p>
     <w:p>
-      <w:r>
-        <w:t>Using the correct definition, store a = remaining(8, 3), b = remaining(8, 8), c = remaining(8, 3). State a, b and c. In a fresh script, explain why print(spaces) outside the function fails.</w:t>
+      <w:pPr>
+        <w:pStyle w:val="Heading3"/>
+      </w:pPr>
+      <w:r>
+        <w:t>Workbook question · W1</w:t>
       </w:r>
     </w:p>
     <w:p>
-      <w:r>
-        <w:t>a is 5, b is 0, c is 5. Each call has its own local spaces. That name has not been defined outside the function, so print(spaces) there raises NameError. Print a, b or c to use the saved results.</w:t>
+      <w:pPr>
+        <w:spacing w:line="336" w:lineRule="auto" w:after="180"/>
+        <w:shd w:fill="F5F1FB"/>
+      </w:pPr>
+      <w:r>
+        <w:rPr>
+          <w:b w:val="0"/>
+        </w:rPr>
+        <w:t>Using the correct worked definition, execute result = remaining(15, 6), then doubled = result * 2. State both stored values and what the script displays before a print statement is added.</w:t>
       </w:r>
     </w:p>
     <w:p>
@@ -1720,17 +2863,27 @@
         <w:pStyle w:val="Heading3"/>
       </w:pPr>
       <w:r>
-        <w:t>W3 Repair the returned value</w:t>
+        <w:t>Teacher reasoning · W1</w:t>
       </w:r>
     </w:p>
     <w:p>
-      <w:r>
-        <w:t>Use the faulty printing version with answer = remaining(11, 2). State the displayed number and the value stored in answer. Explain why print(answer + 1) fails, then repair the function and predict the repaired output.</w:t>
+      <w:pPr>
+        <w:spacing w:line="336" w:lineRule="auto" w:after="180"/>
+        <w:shd w:fill="F1F6FC"/>
+      </w:pPr>
+      <w:r>
+        <w:rPr>
+          <w:b w:val="0"/>
+        </w:rPr>
+        <w:t>result is 9 and doubled is 18. Nothing is displayed by these assignments or the returning function. print(doubled) would display 18.</w:t>
       </w:r>
     </w:p>
     <w:p>
-      <w:r>
-        <w:t>The call displays 9 but stores None. None + 1 raises TypeError. Replace the internal print(spaces) with return spaces. The repaired call itself displays nothing; print(answer + 1) displays 10. Rerun (12, 4) and check that the stored value is 8.</w:t>
+      <w:pPr>
+        <w:pStyle w:val="Heading3"/>
+      </w:pPr>
+      <w:r>
+        <w:t>W2 Trace separate calls</w:t>
       </w:r>
     </w:p>
     <w:p>
@@ -1738,61 +2891,407 @@
         <w:pStyle w:val="Heading3"/>
       </w:pPr>
       <w:r>
-        <w:t>W4 Build a reusable calculation independently</w:t>
+        <w:t>Workbook question · W2</w:t>
       </w:r>
     </w:p>
     <w:p>
-      <w:r>
-        <w:t>Each tray holds 5 counters. Define stock(trays, loose) to return the total using a local variable total. Assume nonnegative integer arguments. Store results for (2, 3), (0, 3) and (2, 0). Print the sum of the first two stored results. Predict that output and all three stored values. Call (2, 3) again to check fresh state.</w:t>
+      <w:pPr>
+        <w:spacing w:line="336" w:lineRule="auto" w:after="180"/>
+        <w:shd w:fill="F5F1FB"/>
+      </w:pPr>
+      <w:r>
+        <w:rPr>
+          <w:b w:val="0"/>
+        </w:rPr>
+        <w:t>Using the correct definition, store a = remaining(8, 3), b = remaining(8, 8), c = remaining(8, 3). State a, b and c. In a fresh script, explain why print(spaces) outside the function fails.</w:t>
       </w:r>
     </w:p>
     <w:p>
-      <w:r>
-        <w:t>Define stock(trays, loose) with total = trays * 5 + loose followed by return total. Store values 13, 3 and 10. The sum of the first two is 16. The repeat returns 13. The function should not print; the caller prints 16.</w:t>
+      <w:pPr>
+        <w:pStyle w:val="Heading3"/>
+      </w:pPr>
+      <w:r>
+        <w:t>Teacher reasoning · W2</w:t>
       </w:r>
     </w:p>
     <w:p>
       <w:pPr>
-        <w:pStyle w:val="Heading3"/>
-      </w:pPr>
-      <w:r>
-        <w:t>W5 Locate a statement that never runs</w:t>
+        <w:spacing w:line="336" w:lineRule="auto" w:after="180"/>
+        <w:shd w:fill="F1F6FC"/>
+      </w:pPr>
+      <w:r>
+        <w:rPr>
+          <w:b w:val="0"/>
+        </w:rPr>
+        <w:t>a is 5, b is 0, c is 5. Each call has its own local spaces. That name has not been defined outside the function, so print(spaces) there raises NameError. Print a, b or c to use the saved results.</w:t>
       </w:r>
     </w:p>
     <w:p>
-      <w:r>
-        <w:t>A function body has spaces = capacity - used, then return spaces, then print("done"), all at the same indentation. What does answer = remaining(4, 4) store and display? Explain whether the final print can run.</w:t>
+      <w:pPr>
+        <w:pStyle w:val="Heading3"/>
+      </w:pPr>
+      <w:r>
+        <w:t>W3 Repair the returned value</w:t>
       </w:r>
     </w:p>
     <w:p>
-      <w:r>
-        <w:t>The call stores 0 and displays nothing. return ends this call, so the following print("done") is not reached. Zero is a valid returned value here and is different from None.</w:t>
+      <w:pPr>
+        <w:pStyle w:val="Heading3"/>
+      </w:pPr>
+      <w:r>
+        <w:t>Workbook question · W3</w:t>
       </w:r>
     </w:p>
     <w:p>
       <w:pPr>
-        <w:pStyle w:val="Heading3"/>
-      </w:pPr>
-      <w:r>
-        <w:t>Independent assessment and fresh retry</w:t>
+        <w:spacing w:line="336" w:lineRule="auto" w:after="180"/>
+        <w:shd w:fill="F5F1FB"/>
+      </w:pPr>
+      <w:r>
+        <w:rPr>
+          <w:b w:val="0"/>
+        </w:rPr>
+        <w:t xml:space="preserve">Use the faulty printing version with answer = remaining(11, 2). State the displayed number and the value stored in answer. Explain why print(answer + 1) fails, then repair the function and predict the repaired </w:t>
+      </w:r>
+      <w:r>
+        <w:rPr>
+          <w:b/>
+        </w:rPr>
+        <w:t>output</w:t>
+      </w:r>
+      <w:r>
+        <w:rPr>
+          <w:b w:val="0"/>
+        </w:rPr>
+        <w:t>.</w:t>
       </w:r>
     </w:p>
     <w:p>
-      <w:r>
-        <w:t>W4 must use both arguments, return its local total, store 13, 3, 10 and print 16 in the caller. Repeating (2, 3) must return 13. After support use fresh retry tiles(packs, singles), with 4 tiles per pack: (3, 2), (0, 2), (3, 0) return 14, 2, 12; print the sum of the first two, 16; repeat (3, 2) to obtain 14. Record help used and collect predictions before running.</w:t>
+      <w:pPr>
+        <w:pStyle w:val="Heading3"/>
+      </w:pPr>
+      <w:r>
+        <w:t>Teacher reasoning · W3</w:t>
       </w:r>
     </w:p>
     <w:p>
       <w:pPr>
-        <w:pStyle w:val="Heading3"/>
-      </w:pPr>
-      <w:r>
-        <w:t>Assess independent transfer</w:t>
+        <w:spacing w:line="336" w:lineRule="auto" w:after="180"/>
+        <w:shd w:fill="F1F6FC"/>
+      </w:pPr>
+      <w:r>
+        <w:rPr>
+          <w:b w:val="0"/>
+        </w:rPr>
+        <w:t xml:space="preserve">The call displays 9 but stores </w:t>
+      </w:r>
+      <w:r>
+        <w:rPr>
+          <w:b/>
+        </w:rPr>
+        <w:t>None</w:t>
+      </w:r>
+      <w:r>
+        <w:rPr>
+          <w:b w:val="0"/>
+        </w:rPr>
+        <w:t xml:space="preserve">. </w:t>
+      </w:r>
+      <w:r>
+        <w:rPr>
+          <w:b/>
+        </w:rPr>
+        <w:t>None</w:t>
+      </w:r>
+      <w:r>
+        <w:rPr>
+          <w:b w:val="0"/>
+        </w:rPr>
+        <w:t xml:space="preserve"> + 1 raises TypeError. Replace the internal print(spaces) with return spaces. The repaired call itself displays nothing; print(answer + 1) displays 10.</w:t>
       </w:r>
     </w:p>
     <w:p>
-      <w:r>
-        <w:t>Selected case: Trace both calls and the final expression. If return total is removed from the function, does this final print complete? Would a separate print(total) outside the function have access to its local variable?</w:t>
+      <w:pPr>
+        <w:spacing w:line="336" w:lineRule="auto" w:after="180"/>
+        <w:shd w:fill="F1F6FC"/>
+      </w:pPr>
+      <w:r>
+        <w:rPr>
+          <w:b w:val="0"/>
+        </w:rPr>
+        <w:t>Rerun (12, 4) and check that the stored value is 8.</w:t>
+      </w:r>
+    </w:p>
+    <w:p>
+      <w:pPr>
+        <w:pStyle w:val="Heading3"/>
+      </w:pPr>
+      <w:r>
+        <w:t>W4 Build a reusable calculation independently</w:t>
+      </w:r>
+    </w:p>
+    <w:p>
+      <w:pPr>
+        <w:pStyle w:val="Heading3"/>
+      </w:pPr>
+      <w:r>
+        <w:t>Workbook question · W4</w:t>
+      </w:r>
+    </w:p>
+    <w:p>
+      <w:pPr>
+        <w:spacing w:line="336" w:lineRule="auto" w:after="180"/>
+        <w:shd w:fill="F5F1FB"/>
+      </w:pPr>
+      <w:r>
+        <w:rPr>
+          <w:b w:val="0"/>
+        </w:rPr>
+        <w:t xml:space="preserve">Each tray holds 5 counters. Define stock(trays, loose) to return the total using a </w:t>
+      </w:r>
+      <w:r>
+        <w:rPr>
+          <w:b/>
+        </w:rPr>
+        <w:t>local variable</w:t>
+      </w:r>
+      <w:r>
+        <w:rPr>
+          <w:b w:val="0"/>
+        </w:rPr>
+        <w:t xml:space="preserve"> total. Assume nonnegative integer arguments. Store results for (2, 3), (0, 3) and (2, 0).</w:t>
+      </w:r>
+    </w:p>
+    <w:p>
+      <w:pPr>
+        <w:spacing w:line="336" w:lineRule="auto" w:after="180"/>
+        <w:shd w:fill="F5F1FB"/>
+      </w:pPr>
+      <w:r>
+        <w:rPr>
+          <w:b w:val="0"/>
+        </w:rPr>
+        <w:t xml:space="preserve">Print the sum of the first two stored results. Predict that </w:t>
+      </w:r>
+      <w:r>
+        <w:rPr>
+          <w:b/>
+        </w:rPr>
+        <w:t>output</w:t>
+      </w:r>
+      <w:r>
+        <w:rPr>
+          <w:b w:val="0"/>
+        </w:rPr>
+        <w:t xml:space="preserve"> and all three stored values. Call (2, 3) again to check fresh state.</w:t>
+      </w:r>
+    </w:p>
+    <w:p>
+      <w:pPr>
+        <w:pStyle w:val="Heading3"/>
+      </w:pPr>
+      <w:r>
+        <w:t>Teacher reasoning · W4</w:t>
+      </w:r>
+    </w:p>
+    <w:p>
+      <w:pPr>
+        <w:spacing w:line="336" w:lineRule="auto" w:after="180"/>
+        <w:shd w:fill="F1F6FC"/>
+      </w:pPr>
+      <w:r>
+        <w:rPr>
+          <w:b w:val="0"/>
+        </w:rPr>
+        <w:t xml:space="preserve">Define stock(trays, loose) with total = trays * 5 + loose followed by return total. Store values 13, 3 and 10. The sum of the first two is 16. The repeat returns 13. The function should not print; the </w:t>
+      </w:r>
+      <w:r>
+        <w:rPr>
+          <w:b/>
+        </w:rPr>
+        <w:t>caller</w:t>
+      </w:r>
+      <w:r>
+        <w:rPr>
+          <w:b w:val="0"/>
+        </w:rPr>
+        <w:t xml:space="preserve"> prints 16.</w:t>
+      </w:r>
+    </w:p>
+    <w:p>
+      <w:pPr>
+        <w:pStyle w:val="Heading3"/>
+      </w:pPr>
+      <w:r>
+        <w:t>W5 Locate a statement that never runs</w:t>
+      </w:r>
+    </w:p>
+    <w:p>
+      <w:pPr>
+        <w:pStyle w:val="Heading3"/>
+      </w:pPr>
+      <w:r>
+        <w:t>Workbook question · W5</w:t>
+      </w:r>
+    </w:p>
+    <w:p>
+      <w:pPr>
+        <w:spacing w:line="336" w:lineRule="auto" w:after="180"/>
+        <w:shd w:fill="F5F1FB"/>
+      </w:pPr>
+      <w:r>
+        <w:rPr>
+          <w:b w:val="0"/>
+        </w:rPr>
+        <w:t>A function body has spaces = capacity - used, then return spaces, then print("done"), all at the same indentation. What does answer = remaining(4, 4) store and display? Explain whether the final print can run.</w:t>
+      </w:r>
+    </w:p>
+    <w:p>
+      <w:pPr>
+        <w:pStyle w:val="Heading3"/>
+      </w:pPr>
+      <w:r>
+        <w:t>Teacher reasoning · W5</w:t>
+      </w:r>
+    </w:p>
+    <w:p>
+      <w:pPr>
+        <w:spacing w:line="336" w:lineRule="auto" w:after="180"/>
+        <w:shd w:fill="F1F6FC"/>
+      </w:pPr>
+      <w:r>
+        <w:rPr>
+          <w:b w:val="0"/>
+        </w:rPr>
+        <w:t xml:space="preserve">The call stores 0 and displays nothing. return ends this call, so the following print("done") is not reached. Zero is a valid returned value here and is different from </w:t>
+      </w:r>
+      <w:r>
+        <w:rPr>
+          <w:b/>
+        </w:rPr>
+        <w:t>None</w:t>
+      </w:r>
+      <w:r>
+        <w:rPr>
+          <w:b w:val="0"/>
+        </w:rPr>
+        <w:t>.</w:t>
+      </w:r>
+    </w:p>
+    <w:p>
+      <w:pPr>
+        <w:pStyle w:val="Heading3"/>
+      </w:pPr>
+      <w:r>
+        <w:t>Independent assessment and fresh retry</w:t>
+      </w:r>
+    </w:p>
+    <w:p>
+      <w:pPr>
+        <w:pStyle w:val="Heading3"/>
+      </w:pPr>
+      <w:r>
+        <w:t>Teacher key · Independent assessment and fresh retry</w:t>
+      </w:r>
+    </w:p>
+    <w:p>
+      <w:pPr>
+        <w:spacing w:line="336" w:lineRule="auto" w:after="180"/>
+        <w:shd w:fill="F1F6FC"/>
+      </w:pPr>
+      <w:r>
+        <w:rPr>
+          <w:b w:val="0"/>
+        </w:rPr>
+        <w:t xml:space="preserve">W4 must use both arguments, return its local total, store 13, 3, 10 and print 16 in the </w:t>
+      </w:r>
+      <w:r>
+        <w:rPr>
+          <w:b/>
+        </w:rPr>
+        <w:t>caller</w:t>
+      </w:r>
+      <w:r>
+        <w:rPr>
+          <w:b w:val="0"/>
+        </w:rPr>
+        <w:t>. Repeating (2, 3) must return 13.</w:t>
+      </w:r>
+    </w:p>
+    <w:p>
+      <w:pPr>
+        <w:spacing w:line="336" w:lineRule="auto" w:after="180"/>
+        <w:shd w:fill="F1F6FC"/>
+      </w:pPr>
+      <w:r>
+        <w:rPr>
+          <w:b w:val="0"/>
+        </w:rPr>
+        <w:t>After support use fresh retry tiles(packs, singles), with 4 tiles per pack: (3, 2), (0, 2), (3, 0) return 14, 2, 12; print the sum of the first two, 16; repeat (3, 2) to obtain 14.</w:t>
+      </w:r>
+    </w:p>
+    <w:p>
+      <w:pPr>
+        <w:spacing w:line="336" w:lineRule="auto" w:after="180"/>
+        <w:shd w:fill="F1F6FC"/>
+      </w:pPr>
+      <w:r>
+        <w:rPr>
+          <w:b w:val="0"/>
+        </w:rPr>
+        <w:t xml:space="preserve">Record help used and collect </w:t>
+      </w:r>
+      <w:r>
+        <w:rPr>
+          <w:b/>
+        </w:rPr>
+        <w:t>prediction</w:t>
+      </w:r>
+      <w:r>
+        <w:rPr>
+          <w:b w:val="0"/>
+        </w:rPr>
+        <w:t>s before running.</w:t>
+      </w:r>
+    </w:p>
+    <w:p>
+      <w:pPr>
+        <w:pStyle w:val="Heading3"/>
+      </w:pPr>
+      <w:r>
+        <w:t>Assess independent transfer</w:t>
+      </w:r>
+    </w:p>
+    <w:p>
+      <w:pPr>
+        <w:pStyle w:val="Heading3"/>
+      </w:pPr>
+      <w:r>
+        <w:t>Independent question · withhold the key</w:t>
+      </w:r>
+    </w:p>
+    <w:p>
+      <w:pPr>
+        <w:spacing w:line="336" w:lineRule="auto" w:after="180"/>
+        <w:shd w:fill="F5F1FB"/>
+      </w:pPr>
+      <w:r>
+        <w:rPr>
+          <w:b w:val="0"/>
+        </w:rPr>
+        <w:t xml:space="preserve">Selected case: Trace both calls and the final expression. If return total is removed from the function, does this final print complete? Would a separate print(total) outside the function have access to its </w:t>
+      </w:r>
+      <w:r>
+        <w:rPr>
+          <w:b/>
+        </w:rPr>
+        <w:t>local variable</w:t>
+      </w:r>
+      <w:r>
+        <w:rPr>
+          <w:b w:val="0"/>
+        </w:rPr>
+        <w:t>?</w:t>
       </w:r>
     </w:p>
     <w:p>
@@ -1824,8 +3323,59 @@
       </w:r>
     </w:p>
     <w:p>
-      <w:r>
-        <w:t>With the return: first=6, second=10, sum16, so output is6 10 16. Removing the return makes both calls return None; evaluating first+second raises TypeError before print runs, so no line is printed. In this shown program total is local, so an outside print(total) raises NameError. Each call has its own local computation.</w:t>
+      <w:pPr>
+        <w:pStyle w:val="Heading3"/>
+      </w:pPr>
+      <w:r>
+        <w:t>Teacher key · Selected case answer</w:t>
+      </w:r>
+    </w:p>
+    <w:p>
+      <w:pPr>
+        <w:spacing w:line="336" w:lineRule="auto" w:after="180"/>
+        <w:shd w:fill="F1F6FC"/>
+      </w:pPr>
+      <w:r>
+        <w:rPr>
+          <w:b w:val="0"/>
+        </w:rPr>
+        <w:t xml:space="preserve">With the return: first=6, second=10, sum16, so </w:t>
+      </w:r>
+      <w:r>
+        <w:rPr>
+          <w:b/>
+        </w:rPr>
+        <w:t>output</w:t>
+      </w:r>
+      <w:r>
+        <w:rPr>
+          <w:b w:val="0"/>
+        </w:rPr>
+        <w:t xml:space="preserve"> is6 10 16. Removing the return makes both calls return </w:t>
+      </w:r>
+      <w:r>
+        <w:rPr>
+          <w:b/>
+        </w:rPr>
+        <w:t>None</w:t>
+      </w:r>
+      <w:r>
+        <w:rPr>
+          <w:b w:val="0"/>
+        </w:rPr>
+        <w:t>; evaluating first+second raises TypeError before print runs, so no line is printed.</w:t>
+      </w:r>
+    </w:p>
+    <w:p>
+      <w:pPr>
+        <w:spacing w:line="336" w:lineRule="auto" w:after="180"/>
+        <w:shd w:fill="F1F6FC"/>
+      </w:pPr>
+      <w:r>
+        <w:rPr>
+          <w:b w:val="0"/>
+        </w:rPr>
+        <w:t>In this shown program total is local, so an outside print(total) raises NameError. Each call has its own local computation.</w:t>
       </w:r>
     </w:p>
     <w:tbl>
@@ -1931,67 +3481,280 @@
       </w:tr>
     </w:tbl>
     <w:p>
-      <w:r>
-        <w:t>Record each dimension as not yet, with support, or independent. Accept a valid alternative procedure with a defensible trace. Do not penalise an honestly recorded model failure if the learner correctly explains its evidence and limits.</w:t>
+      <w:pPr>
+        <w:pStyle w:val="Heading3"/>
+      </w:pPr>
+      <w:r>
+        <w:t>Teacher key · Selected case answer</w:t>
       </w:r>
     </w:p>
     <w:p>
       <w:pPr>
-        <w:pStyle w:val="Heading3"/>
-      </w:pPr>
-      <w:r>
-        <w:t>Feedback that the learner uses</w:t>
+        <w:spacing w:line="336" w:lineRule="auto" w:after="180"/>
+        <w:shd w:fill="F1F6FC"/>
+      </w:pPr>
+      <w:r>
+        <w:rPr>
+          <w:b w:val="0"/>
+        </w:rPr>
+        <w:t>Record each dimension as not yet, with support, or independent. Accept a valid alternative procedure with a defensible trace.</w:t>
       </w:r>
     </w:p>
     <w:p>
-      <w:r>
-        <w:t>Name the earliest unsupported step and give one action to repair it. Have the learner make that repair now and explain why. Then assess the relevant skill on a fresh, fully specified case. Confirm it was not previously practised with feedback; solve and check the new case before assigning it. A follow-up design prompt is a starting brief, not automatically an equivalent test.</w:t>
+      <w:pPr>
+        <w:spacing w:line="336" w:lineRule="auto" w:after="180"/>
+        <w:shd w:fill="F1F6FC"/>
+      </w:pPr>
+      <w:r>
+        <w:rPr>
+          <w:b w:val="0"/>
+        </w:rPr>
+        <w:t xml:space="preserve">Do not penalise an honestly recorded model failure if the learner correctly explains its </w:t>
+      </w:r>
+      <w:r>
+        <w:rPr>
+          <w:b/>
+        </w:rPr>
+        <w:t>evidence</w:t>
+      </w:r>
+      <w:r>
+        <w:rPr>
+          <w:b w:val="0"/>
+        </w:rPr>
+        <w:t xml:space="preserve"> and limits.</w:t>
       </w:r>
     </w:p>
     <w:p>
       <w:pPr>
-        <w:pStyle w:val="Heading1"/>
-      </w:pPr>
-      <w:r>
-        <w:t>06. Connect the project, support and next lesson</w:t>
+        <w:pStyle w:val="Heading3"/>
+      </w:pPr>
+      <w:r>
+        <w:t>Feedback that the learner uses</w:t>
       </w:r>
     </w:p>
     <w:p>
-      <w:r>
-        <w:t>Add a labelled return values and local state evidence sheet to Python readiness portfolio. Show how you can use a returned value in a later calculation. Use the supplied fictional case and keep its inputs, intermediate steps, calculation or prediction, and limitation. Connect this record to last week’s record; a matching answer without a trace is insufficient.</w:t>
+      <w:pPr>
+        <w:spacing w:line="336" w:lineRule="auto" w:after="180"/>
+      </w:pPr>
+      <w:r>
+        <w:rPr>
+          <w:b w:val="0"/>
+        </w:rPr>
+        <w:t>Name the earliest unsupported step and give one action to repair it. Have the learner make that repair now and explain why. Then assess the relevant skill on a fresh, fully specified case.</w:t>
       </w:r>
     </w:p>
     <w:p>
-      <w:r>
-        <w:t>Use separate boxes on paper labelled caller and current call. Move the value card at return, not the local name. Offer the definition header as a hint and record it. Extension: set spaces = 100 outside the correct worked function, call remaining(9, 4), then print the returned result and outside spaces separately. Expect 5 and 100. Explain why the two assignments use different scopes; do not generalize this to mutation of shared objects.</w:t>
+      <w:pPr>
+        <w:spacing w:line="336" w:lineRule="auto" w:after="180"/>
+      </w:pPr>
+      <w:r>
+        <w:rPr>
+          <w:b w:val="0"/>
+        </w:rPr>
+        <w:t>Confirm it was not previously practised with feedback; solve and check the new case before assigning it. A follow-up design prompt is a starting brief, not automatically an equivalent test.</w:t>
       </w:r>
     </w:p>
     <w:p>
-      <w:r>
-        <w:t>Week 10 uses dictionaries to keep related values together as named fields in a record.</w:t>
+      <w:pPr>
+        <w:pStyle w:val="Heading1"/>
+      </w:pPr>
+      <w:r>
+        <w:t>06. Connect the project, support and next lesson</w:t>
       </w:r>
     </w:p>
     <w:p>
       <w:r>
-        <w:t>Retain the project ledger and assess a changed case after support. Check the relevant prerequisite before carrying this component forward.</w:t>
+        <w:t>Connect Return values and local state to Python readiness portfolio, adapt support and plan a later changed-case check.</w:t>
       </w:r>
     </w:p>
     <w:p>
       <w:pPr>
-        <w:pStyle w:val="Heading3"/>
-      </w:pPr>
-      <w:r>
-        <w:t>Plan the delayed return</w:t>
+        <w:spacing w:line="336" w:lineRule="auto" w:after="180"/>
+      </w:pPr>
+      <w:r>
+        <w:rPr>
+          <w:b w:val="0"/>
+        </w:rPr>
+        <w:t xml:space="preserve">Add a labelled </w:t>
+      </w:r>
+      <w:r>
+        <w:rPr>
+          <w:b/>
+        </w:rPr>
+        <w:t>return value</w:t>
+      </w:r>
+      <w:r>
+        <w:rPr>
+          <w:b w:val="0"/>
+        </w:rPr>
+        <w:t xml:space="preserve">s and local state </w:t>
+      </w:r>
+      <w:r>
+        <w:rPr>
+          <w:b/>
+        </w:rPr>
+        <w:t>evidence</w:t>
+      </w:r>
+      <w:r>
+        <w:rPr>
+          <w:b w:val="0"/>
+        </w:rPr>
+        <w:t xml:space="preserve"> sheet to Python readiness portfolio. Show how you can use a returned value in a later calculation.</w:t>
       </w:r>
     </w:p>
     <w:p>
-      <w:r>
-        <w:t>Suggested return points in this level: python-bridge/10, python-bridge/12. Use actual classroom dates, adjusting for holidays and gaps. One, three and six teaching weeks are scheduling choices, not a claimed optimal spacing.</w:t>
+      <w:pPr>
+        <w:spacing w:line="336" w:lineRule="auto" w:after="180"/>
+      </w:pPr>
+      <w:r>
+        <w:rPr>
+          <w:b w:val="0"/>
+        </w:rPr>
+        <w:t xml:space="preserve">Use the supplied fictional case and keep its </w:t>
+      </w:r>
+      <w:r>
+        <w:rPr>
+          <w:b/>
+        </w:rPr>
+        <w:t>input</w:t>
+      </w:r>
+      <w:r>
+        <w:rPr>
+          <w:b w:val="0"/>
+        </w:rPr>
+        <w:t xml:space="preserve">s, intermediate steps, calculation or </w:t>
+      </w:r>
+      <w:r>
+        <w:rPr>
+          <w:b/>
+        </w:rPr>
+        <w:t>prediction</w:t>
+      </w:r>
+      <w:r>
+        <w:rPr>
+          <w:b w:val="0"/>
+        </w:rPr>
+        <w:t>, and limitation. Connect this record to last week’s record; a matching answer without a trace is insufficient.</w:t>
       </w:r>
     </w:p>
     <w:p>
-      <w:r>
-        <w:t>At a delayed check, ask for the idea from memory and a changed application. Compare with the earlier independent response and record support used. For a new level, revisit the previous capstone before checking the new prerequisites.</w:t>
+      <w:pPr>
+        <w:spacing w:line="336" w:lineRule="auto" w:after="180"/>
+      </w:pPr>
+      <w:r>
+        <w:rPr>
+          <w:b w:val="0"/>
+        </w:rPr>
+        <w:t xml:space="preserve">Use separate boxes on paper labelled </w:t>
+      </w:r>
+      <w:r>
+        <w:rPr>
+          <w:b/>
+        </w:rPr>
+        <w:t>caller</w:t>
+      </w:r>
+      <w:r>
+        <w:rPr>
+          <w:b w:val="0"/>
+        </w:rPr>
+        <w:t xml:space="preserve"> and current call. Move the value card at return, not the local name. Offer the definition header as a hint and record it.</w:t>
+      </w:r>
+    </w:p>
+    <w:p>
+      <w:pPr>
+        <w:spacing w:line="336" w:lineRule="auto" w:after="180"/>
+      </w:pPr>
+      <w:r>
+        <w:rPr>
+          <w:b w:val="0"/>
+        </w:rPr>
+        <w:t>Extension: set spaces = 100 outside the correct worked function, call remaining(9, 4), then print the returned result and outside spaces separately. Expect 5 and 100.</w:t>
+      </w:r>
+    </w:p>
+    <w:p>
+      <w:pPr>
+        <w:spacing w:line="336" w:lineRule="auto" w:after="180"/>
+      </w:pPr>
+      <w:r>
+        <w:rPr>
+          <w:b w:val="0"/>
+        </w:rPr>
+        <w:t xml:space="preserve">Explain why the two assignments use different </w:t>
+      </w:r>
+      <w:r>
+        <w:rPr>
+          <w:b/>
+        </w:rPr>
+        <w:t>scope</w:t>
+      </w:r>
+      <w:r>
+        <w:rPr>
+          <w:b w:val="0"/>
+        </w:rPr>
+        <w:t>s; do not generalize this to mutation of shared objects.</w:t>
+      </w:r>
+    </w:p>
+    <w:p>
+      <w:pPr>
+        <w:spacing w:line="336" w:lineRule="auto" w:after="180"/>
+      </w:pPr>
+      <w:r>
+        <w:rPr>
+          <w:b w:val="0"/>
+        </w:rPr>
+        <w:t>Week 10 uses dictionaries to keep related values together as named fields in a record.</w:t>
+      </w:r>
+    </w:p>
+    <w:p>
+      <w:pPr>
+        <w:spacing w:line="336" w:lineRule="auto" w:after="180"/>
+      </w:pPr>
+      <w:r>
+        <w:rPr>
+          <w:b w:val="0"/>
+        </w:rPr>
+        <w:t>Retain the project ledger and assess a changed case after support. Check the relevant prerequisite before carrying this component forward.</w:t>
+      </w:r>
+    </w:p>
+    <w:p>
+      <w:pPr>
+        <w:pStyle w:val="Heading3"/>
+      </w:pPr>
+      <w:r>
+        <w:t>Plan the delayed return</w:t>
+      </w:r>
+    </w:p>
+    <w:p>
+      <w:pPr>
+        <w:spacing w:line="336" w:lineRule="auto" w:after="180"/>
+      </w:pPr>
+      <w:r>
+        <w:rPr>
+          <w:b w:val="0"/>
+        </w:rPr>
+        <w:t>Suggested return points in this level: python-bridge/10, python-bridge/12. Use actual classroom dates, adjusting for holidays and gaps. One, three and six teaching weeks are scheduling choices, not a claimed optimal spacing.</w:t>
+      </w:r>
+    </w:p>
+    <w:p>
+      <w:pPr>
+        <w:spacing w:line="336" w:lineRule="auto" w:after="180"/>
+      </w:pPr>
+      <w:r>
+        <w:rPr>
+          <w:b w:val="0"/>
+        </w:rPr>
+        <w:t>At a delayed check, ask for the idea from memory and a changed application. Compare with the earlier independent response and record support used.</w:t>
+      </w:r>
+    </w:p>
+    <w:p>
+      <w:pPr>
+        <w:spacing w:line="336" w:lineRule="auto" w:after="180"/>
+      </w:pPr>
+      <w:r>
+        <w:rPr>
+          <w:b w:val="0"/>
+        </w:rPr>
+        <w:t>For a new level, revisit the previous capstone before checking the new prerequisites.</w:t>
       </w:r>
     </w:p>
     <w:tbl>
@@ -2151,8 +3914,26 @@
       </w:tr>
     </w:tbl>
     <w:p>
-      <w:r>
-        <w:t>Use the evidence to choose reteaching or the next step. A completed page, confidence rating or attractive project does not by itself demonstrate understanding.</w:t>
+      <w:pPr>
+        <w:spacing w:line="336" w:lineRule="auto" w:after="180"/>
+      </w:pPr>
+      <w:r>
+        <w:rPr>
+          <w:b w:val="0"/>
+        </w:rPr>
+        <w:t xml:space="preserve">Use the </w:t>
+      </w:r>
+      <w:r>
+        <w:rPr>
+          <w:b/>
+        </w:rPr>
+        <w:t>evidence</w:t>
+      </w:r>
+      <w:r>
+        <w:rPr>
+          <w:b w:val="0"/>
+        </w:rPr>
+        <w:t xml:space="preserve"> to choose reteaching or the next step. A completed page, confidence rating or attractive project does not by itself demonstrate understanding.</w:t>
       </w:r>
     </w:p>
     <w:p>
@@ -2164,8 +3945,38 @@
       </w:r>
     </w:p>
     <w:p>
-      <w:r>
-        <w:t>For Python readiness before the Responsible Plant Classifier, retain a trace of the values, the predicted outputs and the changed-case explanation. Use actual Python 3 results to check the prediction after reasoning first.</w:t>
+      <w:pPr>
+        <w:spacing w:line="336" w:lineRule="auto" w:after="180"/>
+      </w:pPr>
+      <w:r>
+        <w:rPr>
+          <w:b w:val="0"/>
+        </w:rPr>
+        <w:t xml:space="preserve">For Python readiness before the Responsible Plant Classifier, retain a trace of the values, the predicted </w:t>
+      </w:r>
+      <w:r>
+        <w:rPr>
+          <w:b/>
+        </w:rPr>
+        <w:t>output</w:t>
+      </w:r>
+      <w:r>
+        <w:rPr>
+          <w:b w:val="0"/>
+        </w:rPr>
+        <w:t xml:space="preserve">s and the changed-case explanation. Use actual Python 3 results to check the </w:t>
+      </w:r>
+      <w:r>
+        <w:rPr>
+          <w:b/>
+        </w:rPr>
+        <w:t>prediction</w:t>
+      </w:r>
+      <w:r>
+        <w:rPr>
+          <w:b w:val="0"/>
+        </w:rPr>
+        <w:t xml:space="preserve"> after reasoning first.</w:t>
       </w:r>
     </w:p>
     <w:p>
@@ -2178,12 +3989,50 @@
     </w:p>
     <w:p>
       <w:r>
-        <w:t>Teaching target: Use a returned value in a later calculation</w:t>
+        <w:t>Use this preparation summary alongside the detailed Return values and local state lesson; it is a checklist rather than a replacement for the full sequence.</w:t>
       </w:r>
     </w:p>
     <w:p>
-      <w:r>
-        <w:t>Prepare the labelled worked-case picture, the matching workbook, fictional input cards and a place for individual responses. Check a local Python 3 environment before class; have a paper-trace version ready.</w:t>
+      <w:pPr>
+        <w:pStyle w:val="Heading3"/>
+      </w:pPr>
+      <w:r>
+        <w:t>Teaching target</w:t>
+      </w:r>
+    </w:p>
+    <w:p>
+      <w:pPr>
+        <w:spacing w:line="336" w:lineRule="auto" w:after="180"/>
+        <w:shd w:fill="EDF7F3"/>
+      </w:pPr>
+      <w:r>
+        <w:rPr>
+          <w:b w:val="0"/>
+        </w:rPr>
+        <w:t>Teaching target: Use a returned value in a later calculation</w:t>
+      </w:r>
+    </w:p>
+    <w:p>
+      <w:pPr>
+        <w:spacing w:line="336" w:lineRule="auto" w:after="180"/>
+      </w:pPr>
+      <w:r>
+        <w:rPr>
+          <w:b w:val="0"/>
+        </w:rPr>
+        <w:t xml:space="preserve">Prepare the labelled worked-case picture, the matching workbook, fictional </w:t>
+      </w:r>
+      <w:r>
+        <w:rPr>
+          <w:b/>
+        </w:rPr>
+        <w:t>input</w:t>
+      </w:r>
+      <w:r>
+        <w:rPr>
+          <w:b w:val="0"/>
+        </w:rPr>
+        <w:t xml:space="preserve"> cards and a place for individual responses. Check a local Python 3 environment before class; have a paper-trace version ready.</w:t>
       </w:r>
     </w:p>
     <w:tbl>
@@ -2330,37 +4179,218 @@
       </w:tr>
     </w:tbl>
     <w:p>
-      <w:r>
-        <w:t>Before class, solve the supported practice: Using the correct definition, store a = remaining(8, 3), b = remaining(8, 8), c = remaining(8, 3). State a, b and c. In a fresh script, explain why print(spaces) outside the function fails.</w:t>
+      <w:pPr>
+        <w:spacing w:line="336" w:lineRule="auto" w:after="180"/>
+      </w:pPr>
+      <w:r>
+        <w:rPr>
+          <w:b w:val="0"/>
+        </w:rPr>
+        <w:t>Before class, solve the supported practice: Using the correct definition, store a = remaining(8, 3), b = remaining(8, 8), c = remaining(8, 3). State a, b and c.</w:t>
       </w:r>
     </w:p>
     <w:p>
-      <w:r>
-        <w:t>Reasoned practice answer: a is 5, b is 0, c is 5. Each call has its own local spaces. That name has not been defined outside the function, so print(spaces) there raises NameError. Print a, b or c to use the saved results.</w:t>
+      <w:pPr>
+        <w:spacing w:line="336" w:lineRule="auto" w:after="180"/>
+      </w:pPr>
+      <w:r>
+        <w:rPr>
+          <w:b w:val="0"/>
+        </w:rPr>
+        <w:t>In a fresh script, explain why print(spaces) outside the function fails.</w:t>
       </w:r>
     </w:p>
     <w:p>
-      <w:r>
-        <w:t>Check every learner before discussion: Use the worked case for Return values and local state. Proposed explanation: “Printing a value returns that value”. Decide whether this explanation is supported. Point to the step or supplied fact that decides; explain your repair if needed.</w:t>
+      <w:pPr>
+        <w:pStyle w:val="Heading3"/>
+      </w:pPr>
+      <w:r>
+        <w:t>Supported practice answer</w:t>
       </w:r>
     </w:p>
     <w:p>
-      <w:r>
-        <w:t>Misconception repair: print displays a value. Without an explicit return, these functions return None.</w:t>
+      <w:pPr>
+        <w:spacing w:line="336" w:lineRule="auto" w:after="180"/>
+        <w:shd w:fill="F1F6FC"/>
+      </w:pPr>
+      <w:r>
+        <w:rPr>
+          <w:b w:val="0"/>
+        </w:rPr>
+        <w:t>Reasoned practice answer: a is 5, b is 0, c is 5. Each call has its own local spaces. That name has not been defined outside the function, so print(spaces) there raises NameError. Print a, b or c to use the saved results.</w:t>
       </w:r>
     </w:p>
     <w:p>
-      <w:r>
-        <w:t>Support: read the exact case aloud, enlarge the labelled picture, supply input cards and model only the first deciding step. Accept a spoken explanation or drawing; retain the reasoning goal.</w:t>
+      <w:pPr>
+        <w:spacing w:line="336" w:lineRule="auto" w:after="180"/>
+      </w:pPr>
+      <w:r>
+        <w:rPr>
+          <w:b w:val="0"/>
+        </w:rPr>
+        <w:t xml:space="preserve">Check every learner before discussion: Use the worked case for </w:t>
+      </w:r>
+      <w:r>
+        <w:rPr>
+          <w:b/>
+        </w:rPr>
+        <w:t>Return value</w:t>
+      </w:r>
+      <w:r>
+        <w:rPr>
+          <w:b w:val="0"/>
+        </w:rPr>
+        <w:t>s and local state. Proposed explanation: “Printing a value returns that value”. Decide whether this explanation is supported.</w:t>
       </w:r>
     </w:p>
     <w:p>
-      <w:r>
-        <w:t>Extension: Add print(result) after the calls in a fresh script with no global result. Require a prediction and a reason before comparing. Expected result: NameError occurs because that local name is not defined in the caller. Reason: A returned value and the function’s internal name are different things.</w:t>
+      <w:pPr>
+        <w:spacing w:line="336" w:lineRule="auto" w:after="180"/>
+      </w:pPr>
+      <w:r>
+        <w:rPr>
+          <w:b w:val="0"/>
+        </w:rPr>
+        <w:t>Point to the step or supplied fact that decides; explain your repair if needed.</w:t>
       </w:r>
     </w:p>
     <w:p>
-      <w:r>
+      <w:pPr>
+        <w:pStyle w:val="Heading3"/>
+      </w:pPr>
+      <w:r>
+        <w:t>Repair the misconception</w:t>
+      </w:r>
+    </w:p>
+    <w:p>
+      <w:pPr>
+        <w:spacing w:line="336" w:lineRule="auto" w:after="180"/>
+        <w:shd w:fill="FFF5E6"/>
+      </w:pPr>
+      <w:r>
+        <w:rPr>
+          <w:b w:val="0"/>
+        </w:rPr>
+        <w:t xml:space="preserve">Misconception repair: print displays a value. Without an explicit return, these functions return </w:t>
+      </w:r>
+      <w:r>
+        <w:rPr>
+          <w:b/>
+        </w:rPr>
+        <w:t>None</w:t>
+      </w:r>
+      <w:r>
+        <w:rPr>
+          <w:b w:val="0"/>
+        </w:rPr>
+        <w:t>.</w:t>
+      </w:r>
+    </w:p>
+    <w:p>
+      <w:pPr>
+        <w:pStyle w:val="Heading3"/>
+      </w:pPr>
+      <w:r>
+        <w:t>Support without giving away the answer</w:t>
+      </w:r>
+    </w:p>
+    <w:p>
+      <w:pPr>
+        <w:spacing w:line="336" w:lineRule="auto" w:after="180"/>
+        <w:shd w:fill="F1F6F8"/>
+      </w:pPr>
+      <w:r>
+        <w:rPr>
+          <w:b w:val="0"/>
+        </w:rPr>
+        <w:t xml:space="preserve">Support: read the exact case aloud, enlarge the labelled picture, supply </w:t>
+      </w:r>
+      <w:r>
+        <w:rPr>
+          <w:b/>
+        </w:rPr>
+        <w:t>input</w:t>
+      </w:r>
+      <w:r>
+        <w:rPr>
+          <w:b w:val="0"/>
+        </w:rPr>
+        <w:t xml:space="preserve"> cards and model only the first deciding step. Accept a spoken explanation or drawing; retain the reasoning goal.</w:t>
+      </w:r>
+    </w:p>
+    <w:p>
+      <w:pPr>
+        <w:pStyle w:val="Heading3"/>
+      </w:pPr>
+      <w:r>
+        <w:t>Extend the reasoning</w:t>
+      </w:r>
+    </w:p>
+    <w:p>
+      <w:pPr>
+        <w:spacing w:line="336" w:lineRule="auto" w:after="180"/>
+        <w:shd w:fill="F5F1FB"/>
+      </w:pPr>
+      <w:r>
+        <w:rPr>
+          <w:b w:val="0"/>
+        </w:rPr>
+        <w:t xml:space="preserve">Extension: Add print(result) after the calls in a fresh script with no global result. Require a </w:t>
+      </w:r>
+      <w:r>
+        <w:rPr>
+          <w:b/>
+        </w:rPr>
+        <w:t>prediction</w:t>
+      </w:r>
+      <w:r>
+        <w:rPr>
+          <w:b w:val="0"/>
+        </w:rPr>
+        <w:t xml:space="preserve"> and a reason before comparing. Expected result: NameError occurs because that local name is not defined in the </w:t>
+      </w:r>
+      <w:r>
+        <w:rPr>
+          <w:b/>
+        </w:rPr>
+        <w:t>caller</w:t>
+      </w:r>
+      <w:r>
+        <w:rPr>
+          <w:b w:val="0"/>
+        </w:rPr>
+        <w:t>.</w:t>
+      </w:r>
+    </w:p>
+    <w:p>
+      <w:pPr>
+        <w:spacing w:line="336" w:lineRule="auto" w:after="180"/>
+        <w:shd w:fill="F5F1FB"/>
+      </w:pPr>
+      <w:r>
+        <w:rPr>
+          <w:b w:val="0"/>
+        </w:rPr>
+        <w:t>Reason: A returned value and the function’s internal name are different things.</w:t>
+      </w:r>
+    </w:p>
+    <w:p>
+      <w:pPr>
+        <w:pStyle w:val="Heading3"/>
+      </w:pPr>
+      <w:r>
+        <w:t>Protect the independent attempt</w:t>
+      </w:r>
+    </w:p>
+    <w:p>
+      <w:pPr>
+        <w:spacing w:line="336" w:lineRule="auto" w:after="180"/>
+        <w:shd w:fill="FFF5E6"/>
+      </w:pPr>
+      <w:r>
+        <w:rPr>
+          <w:b w:val="0"/>
+        </w:rPr>
         <w:t>Independent assessment: withhold the reserved answer until the learner has attempted the new case. Record support separately from correctness.</w:t>
       </w:r>
     </w:p>
@@ -2549,46 +4579,998 @@
       </w:tr>
     </w:tbl>
     <w:p>
-      <w:r>
-        <w:t>Project checkpoint: Python readiness portfolio. Keep runnable code, predictions, actual outputs, one repaired error and an explanation of a function on changed inputs.</w:t>
+      <w:pPr>
+        <w:pStyle w:val="Heading3"/>
+      </w:pPr>
+      <w:r>
+        <w:t>Project checkpoint</w:t>
       </w:r>
     </w:p>
     <w:p>
-      <w:r>
-        <w:t>Use the weekly teacher answer for topic-specific reasoning. A saved progress tick is an activity record; judge mastery from the learner’s explanation and evidence.</w:t>
+      <w:pPr>
+        <w:spacing w:line="336" w:lineRule="auto" w:after="180"/>
+        <w:shd w:fill="EDF7F3"/>
+      </w:pPr>
+      <w:r>
+        <w:rPr>
+          <w:b w:val="0"/>
+        </w:rPr>
+        <w:t xml:space="preserve">Project checkpoint: Python readiness portfolio. Keep runnable code, </w:t>
+      </w:r>
+      <w:r>
+        <w:rPr>
+          <w:b/>
+        </w:rPr>
+        <w:t>prediction</w:t>
+      </w:r>
+      <w:r>
+        <w:rPr>
+          <w:b w:val="0"/>
+        </w:rPr>
+        <w:t xml:space="preserve">s, actual </w:t>
+      </w:r>
+      <w:r>
+        <w:rPr>
+          <w:b/>
+        </w:rPr>
+        <w:t>output</w:t>
+      </w:r>
+      <w:r>
+        <w:rPr>
+          <w:b w:val="0"/>
+        </w:rPr>
+        <w:t xml:space="preserve">s, one repaired error and an explanation of a function on changed </w:t>
+      </w:r>
+      <w:r>
+        <w:rPr>
+          <w:b/>
+        </w:rPr>
+        <w:t>input</w:t>
+      </w:r>
+      <w:r>
+        <w:rPr>
+          <w:b w:val="0"/>
+        </w:rPr>
+        <w:t>s.</w:t>
       </w:r>
     </w:p>
     <w:p>
       <w:pPr>
-        <w:pStyle w:val="Heading1"/>
-      </w:pPr>
-      <w:r>
-        <w:t>08. Use feedback, labs and repair paths</w:t>
+        <w:spacing w:line="336" w:lineRule="auto" w:after="180"/>
+      </w:pPr>
+      <w:r>
+        <w:rPr>
+          <w:b w:val="0"/>
+        </w:rPr>
+        <w:t xml:space="preserve">Use the weekly teacher answer for topic-specific reasoning. A saved progress tick is an activity record; judge mastery from the learner’s explanation and </w:t>
+      </w:r>
+      <w:r>
+        <w:rPr>
+          <w:b/>
+        </w:rPr>
+        <w:t>evidence</w:t>
+      </w:r>
+      <w:r>
+        <w:rPr>
+          <w:b w:val="0"/>
+        </w:rPr>
+        <w:t>.</w:t>
       </w:r>
     </w:p>
     <w:p>
-      <w:r>
-        <w:t>Use the two formative questions as supported practice, not as independent mastery scores. Discuss the deciding evidence rather than accepting a guessed selection.</w:t>
+      <w:pPr>
+        <w:pStyle w:val="Heading1"/>
+      </w:pPr>
+      <w:r>
+        <w:t>08. Use feedback, labs and repair paths</w:t>
       </w:r>
     </w:p>
     <w:p>
       <w:r>
-        <w:t>The feedback comes from the reviewed public worked case. Do not reveal the separately reserved independent teacher answer until the learner has attempted that case.</w:t>
+        <w:t>Use feedback, earlier review and portfolios purposefully. Apply the coding routine only when this lesson has an executable lab.</w:t>
       </w:r>
     </w:p>
     <w:p>
-      <w:r>
-        <w:t>Ask students to predict before running code. Preserve errors and actual outputs; collect a changed test and an explanation. The branch-boundary and indexing lessons deliberately include failure cases.</w:t>
+      <w:pPr>
+        <w:spacing w:line="336" w:lineRule="auto" w:after="180"/>
+      </w:pPr>
+      <w:r>
+        <w:rPr>
+          <w:b w:val="0"/>
+        </w:rPr>
+        <w:t xml:space="preserve">Use the two formative questions as supported practice, not as independent mastery scores. Discuss the deciding </w:t>
+      </w:r>
+      <w:r>
+        <w:rPr>
+          <w:b/>
+        </w:rPr>
+        <w:t>evidence</w:t>
+      </w:r>
+      <w:r>
+        <w:rPr>
+          <w:b w:val="0"/>
+        </w:rPr>
+        <w:t xml:space="preserve"> rather than accepting a guessed selection.</w:t>
       </w:r>
     </w:p>
     <w:p>
-      <w:r>
-        <w:t>Use the earlier worked-explanation links to address a specific missing building block, then return to the current question. Adapt this suggestion after observing the learner; it is not an automatic diagnosis.</w:t>
+      <w:pPr>
+        <w:spacing w:line="336" w:lineRule="auto" w:after="180"/>
+      </w:pPr>
+      <w:r>
+        <w:rPr>
+          <w:b w:val="0"/>
+        </w:rPr>
+        <w:t>The feedback comes from the reviewed public worked case. Do not reveal the separately reserved independent teacher answer until the learner has attempted that case.</w:t>
       </w:r>
     </w:p>
     <w:p>
-      <w:r>
-        <w:t>Collect the completed-work portfolio as evidence. Record support separately from correctness, and assess explanation, trace/test and limitations. Progress ticks and quiz selections alone do not establish mastery.</w:t>
+      <w:pPr>
+        <w:spacing w:line="336" w:lineRule="auto" w:after="180"/>
+      </w:pPr>
+      <w:r>
+        <w:rPr>
+          <w:b w:val="0"/>
+        </w:rPr>
+        <w:t xml:space="preserve">Ask students to predict before running code. Preserve errors and actual </w:t>
+      </w:r>
+      <w:r>
+        <w:rPr>
+          <w:b/>
+        </w:rPr>
+        <w:t>output</w:t>
+      </w:r>
+      <w:r>
+        <w:rPr>
+          <w:b w:val="0"/>
+        </w:rPr>
+        <w:t>s; collect a changed test and an explanation. The branch-boundary and indexing lessons deliberately include failure cases.</w:t>
+      </w:r>
+    </w:p>
+    <w:p>
+      <w:pPr>
+        <w:spacing w:line="336" w:lineRule="auto" w:after="180"/>
+      </w:pPr>
+      <w:r>
+        <w:rPr>
+          <w:b w:val="0"/>
+        </w:rPr>
+        <w:t>Use the earlier worked-explanation links to address a specific missing building block, then return to the current question. Adapt this suggestion after observing the learner; it is not an automatic diagnosis.</w:t>
+      </w:r>
+    </w:p>
+    <w:p>
+      <w:pPr>
+        <w:spacing w:line="336" w:lineRule="auto" w:after="180"/>
+      </w:pPr>
+      <w:r>
+        <w:rPr>
+          <w:b w:val="0"/>
+        </w:rPr>
+        <w:t xml:space="preserve">Collect the completed-work portfolio as </w:t>
+      </w:r>
+      <w:r>
+        <w:rPr>
+          <w:b/>
+        </w:rPr>
+        <w:t>evidence</w:t>
+      </w:r>
+      <w:r>
+        <w:rPr>
+          <w:b w:val="0"/>
+        </w:rPr>
+        <w:t>. Record support separately from correctness, and assess explanation, trace/test and limitations. Progress ticks and quiz selections alone do not establish mastery.</w:t>
+      </w:r>
+    </w:p>
+    <w:p>
+      <w:pPr>
+        <w:pStyle w:val="Heading1"/>
+      </w:pPr>
+      <w:r>
+        <w:t>09. Visual concept journey</w:t>
+      </w:r>
+    </w:p>
+    <w:p>
+      <w:r>
+        <w:t>Show one Return values and local state graphic at a time, request a prediction and discuss its trace before the independent assessment.</w:t>
+      </w:r>
+    </w:p>
+    <w:p>
+      <w:pPr>
+        <w:spacing w:line="336" w:lineRule="auto" w:after="180"/>
+      </w:pPr>
+      <w:r>
+        <w:rPr>
+          <w:b w:val="0"/>
+        </w:rPr>
+        <w:t xml:space="preserve">Use one picture at a time. Hide a worked result before asking for a </w:t>
+      </w:r>
+      <w:r>
+        <w:rPr>
+          <w:b/>
+        </w:rPr>
+        <w:t>prediction</w:t>
+      </w:r>
+      <w:r>
+        <w:rPr>
+          <w:b w:val="0"/>
+        </w:rPr>
+        <w:t>, then reveal it for feedback. These are supported teaching cases; retain the separate independent assessment for a fresh first attempt.</w:t>
+      </w:r>
+    </w:p>
+    <w:p>
+      <w:pPr>
+        <w:pStyle w:val="Heading3"/>
+      </w:pPr>
+      <w:r>
+        <w:t>01. Return values and local state: the case</w:t>
+      </w:r>
+    </w:p>
+    <w:p>
+      <w:r>
+        <w:drawing>
+          <wp:inline xmlns:a="http://schemas.openxmlformats.org/drawingml/2006/main" xmlns:pic="http://schemas.openxmlformats.org/drawingml/2006/picture">
+            <wp:extent cx="5486400" cy="2834640"/>
+            <wp:docPr id="2" name="Picture 2" descr="Return values survive their calls. A function returns a local calculation that the caller stores. Supplied facts: Python 3: def extra(a,b): result=a+b; return result. Then first=extra(2,5); second=extra(4,1); print(first,second)."/>
+            <wp:cNvGraphicFramePr>
+              <a:graphicFrameLocks noChangeAspect="1"/>
+            </wp:cNvGraphicFramePr>
+            <a:graphic>
+              <a:graphicData uri="http://schemas.openxmlformats.org/drawingml/2006/picture">
+                <pic:pic>
+                  <pic:nvPicPr>
+                    <pic:cNvPr id="0" name="academy-story-python-bridge-9-01.png"/>
+                    <pic:cNvPicPr/>
+                  </pic:nvPicPr>
+                  <pic:blipFill>
+                    <a:blip r:embed="rId10"/>
+                    <a:stretch>
+                      <a:fillRect/>
+                    </a:stretch>
+                  </pic:blipFill>
+                  <pic:spPr>
+                    <a:xfrm>
+                      <a:off x="0" y="0"/>
+                      <a:ext cx="5486400" cy="2834640"/>
+                    </a:xfrm>
+                    <a:prstGeom prst="rect"/>
+                  </pic:spPr>
+                </pic:pic>
+              </a:graphicData>
+            </a:graphic>
+          </wp:inline>
+        </w:drawing>
+      </w:r>
+    </w:p>
+    <w:p>
+      <w:pPr>
+        <w:spacing w:line="336" w:lineRule="auto" w:after="180"/>
+      </w:pPr>
+      <w:r>
+        <w:rPr>
+          <w:b/>
+        </w:rPr>
+        <w:t>Return value</w:t>
+      </w:r>
+      <w:r>
+        <w:rPr>
+          <w:b w:val="0"/>
+        </w:rPr>
+        <w:t xml:space="preserve">s survive their calls. A function returns a local calculation that the </w:t>
+      </w:r>
+      <w:r>
+        <w:rPr>
+          <w:b/>
+        </w:rPr>
+        <w:t>caller</w:t>
+      </w:r>
+      <w:r>
+        <w:rPr>
+          <w:b w:val="0"/>
+        </w:rPr>
+        <w:t xml:space="preserve"> stores. Supplied facts: Python 3: def extra(a,b): result=a+b; return result.</w:t>
+      </w:r>
+    </w:p>
+    <w:p>
+      <w:pPr>
+        <w:spacing w:line="336" w:lineRule="auto" w:after="180"/>
+      </w:pPr>
+      <w:r>
+        <w:rPr>
+          <w:b w:val="0"/>
+        </w:rPr>
+        <w:t>Then first=extra(2,5); second=extra(4,1); print(first,second).</w:t>
+      </w:r>
+    </w:p>
+    <w:p>
+      <w:pPr>
+        <w:spacing w:line="336" w:lineRule="auto" w:after="180"/>
+        <w:shd w:fill="F5F1FB"/>
+      </w:pPr>
+      <w:r>
+        <w:rPr>
+          <w:b w:val="0"/>
+        </w:rPr>
+        <w:t>Point to the given fact that matters most. Explain why it matters.</w:t>
+      </w:r>
+    </w:p>
+    <w:p>
+      <w:pPr>
+        <w:pStyle w:val="Heading3"/>
+      </w:pPr>
+      <w:r>
+        <w:t>Discuss while showing the picture</w:t>
+      </w:r>
+    </w:p>
+    <w:p>
+      <w:pPr>
+        <w:spacing w:line="336" w:lineRule="auto" w:after="180"/>
+        <w:shd w:fill="F1F6F8"/>
+      </w:pPr>
+      <w:r>
+        <w:rPr>
+          <w:b w:val="0"/>
+        </w:rPr>
+        <w:t>Teacher prompt: Point to the given fact that matters most. Explain why it matters. Ask learners to describe one label or arrow in ordinary words. Use the adjacent transcript if the image is difficult to see.</w:t>
+      </w:r>
+    </w:p>
+    <w:p>
+      <w:pPr>
+        <w:pStyle w:val="Heading3"/>
+      </w:pPr>
+      <w:r>
+        <w:t>02. Follow the deciding steps</w:t>
+      </w:r>
+    </w:p>
+    <w:p>
+      <w:r>
+        <w:drawing>
+          <wp:inline xmlns:a="http://schemas.openxmlformats.org/drawingml/2006/main" xmlns:pic="http://schemas.openxmlformats.org/drawingml/2006/picture">
+            <wp:extent cx="5486400" cy="3182112"/>
+            <wp:docPr id="3" name="Picture 3" descr="Trace first call: Its local result is 7; return assigns 7 to first. → Trace second call: Its new local result is 5; return assigns 5 to second. → Read caller values: The final print displays 7 5; the second call does not overwrite first."/>
+            <wp:cNvGraphicFramePr>
+              <a:graphicFrameLocks noChangeAspect="1"/>
+            </wp:cNvGraphicFramePr>
+            <a:graphic>
+              <a:graphicData uri="http://schemas.openxmlformats.org/drawingml/2006/picture">
+                <pic:pic>
+                  <pic:nvPicPr>
+                    <pic:cNvPr id="0" name="academy-story-python-bridge-9-02.png"/>
+                    <pic:cNvPicPr/>
+                  </pic:nvPicPr>
+                  <pic:blipFill>
+                    <a:blip r:embed="rId11"/>
+                    <a:stretch>
+                      <a:fillRect/>
+                    </a:stretch>
+                  </pic:blipFill>
+                  <pic:spPr>
+                    <a:xfrm>
+                      <a:off x="0" y="0"/>
+                      <a:ext cx="5486400" cy="3182112"/>
+                    </a:xfrm>
+                    <a:prstGeom prst="rect"/>
+                  </pic:spPr>
+                </pic:pic>
+              </a:graphicData>
+            </a:graphic>
+          </wp:inline>
+        </w:drawing>
+      </w:r>
+    </w:p>
+    <w:p>
+      <w:pPr>
+        <w:spacing w:line="336" w:lineRule="auto" w:after="180"/>
+      </w:pPr>
+      <w:r>
+        <w:rPr>
+          <w:b w:val="0"/>
+        </w:rPr>
+        <w:t xml:space="preserve">Trace first call: Its local result is 7; return assigns 7 to first. → Trace second call: Its new local result is 5; return assigns 5 to second. → Read </w:t>
+      </w:r>
+      <w:r>
+        <w:rPr>
+          <w:b/>
+        </w:rPr>
+        <w:t>caller</w:t>
+      </w:r>
+      <w:r>
+        <w:rPr>
+          <w:b w:val="0"/>
+        </w:rPr>
+        <w:t xml:space="preserve"> values: The final print displays 7 5; the second call does not overwrite first.</w:t>
+      </w:r>
+    </w:p>
+    <w:p>
+      <w:pPr>
+        <w:spacing w:line="336" w:lineRule="auto" w:after="180"/>
+        <w:shd w:fill="F5F1FB"/>
+      </w:pPr>
+      <w:r>
+        <w:rPr>
+          <w:b w:val="0"/>
+        </w:rPr>
+        <w:t xml:space="preserve">Point to each numbered stage and explain which recorded </w:t>
+      </w:r>
+      <w:r>
+        <w:rPr>
+          <w:b/>
+        </w:rPr>
+        <w:t>input</w:t>
+      </w:r>
+      <w:r>
+        <w:rPr>
+          <w:b w:val="0"/>
+        </w:rPr>
+        <w:t xml:space="preserve"> it uses.</w:t>
+      </w:r>
+    </w:p>
+    <w:p>
+      <w:pPr>
+        <w:pStyle w:val="Heading3"/>
+      </w:pPr>
+      <w:r>
+        <w:t>Discuss while showing the picture</w:t>
+      </w:r>
+    </w:p>
+    <w:p>
+      <w:pPr>
+        <w:spacing w:line="336" w:lineRule="auto" w:after="180"/>
+        <w:shd w:fill="F1F6F8"/>
+      </w:pPr>
+      <w:r>
+        <w:rPr>
+          <w:b w:val="0"/>
+        </w:rPr>
+        <w:t xml:space="preserve">Teacher prompt: Point to each numbered stage and explain which recorded </w:t>
+      </w:r>
+      <w:r>
+        <w:rPr>
+          <w:b/>
+        </w:rPr>
+        <w:t>input</w:t>
+      </w:r>
+      <w:r>
+        <w:rPr>
+          <w:b w:val="0"/>
+        </w:rPr>
+        <w:t xml:space="preserve"> it uses. Ask learners to describe one label or arrow in ordinary words. Use the adjacent transcript if the image is difficult to see.</w:t>
+      </w:r>
+    </w:p>
+    <w:p>
+      <w:pPr>
+        <w:pStyle w:val="Heading3"/>
+      </w:pPr>
+      <w:r>
+        <w:t>03. Two calls return two values</w:t>
+      </w:r>
+    </w:p>
+    <w:p>
+      <w:r>
+        <w:drawing>
+          <wp:inline xmlns:a="http://schemas.openxmlformats.org/drawingml/2006/main" xmlns:pic="http://schemas.openxmlformats.org/drawingml/2006/picture">
+            <wp:extent cx="5486400" cy="2834640"/>
+            <wp:docPr id="4" name="Picture 4" descr="Two calls return two values. remaining(12, 4) | spaces becomes 8 | first receives 8. remaining(10, 7) | spaces becomes 3 | second receives 3"/>
+            <wp:cNvGraphicFramePr>
+              <a:graphicFrameLocks noChangeAspect="1"/>
+            </wp:cNvGraphicFramePr>
+            <a:graphic>
+              <a:graphicData uri="http://schemas.openxmlformats.org/drawingml/2006/picture">
+                <pic:pic>
+                  <pic:nvPicPr>
+                    <pic:cNvPr id="0" name="academy-story-python-bridge-9-03.png"/>
+                    <pic:cNvPicPr/>
+                  </pic:nvPicPr>
+                  <pic:blipFill>
+                    <a:blip r:embed="rId12"/>
+                    <a:stretch>
+                      <a:fillRect/>
+                    </a:stretch>
+                  </pic:blipFill>
+                  <pic:spPr>
+                    <a:xfrm>
+                      <a:off x="0" y="0"/>
+                      <a:ext cx="5486400" cy="2834640"/>
+                    </a:xfrm>
+                    <a:prstGeom prst="rect"/>
+                  </pic:spPr>
+                </pic:pic>
+              </a:graphicData>
+            </a:graphic>
+          </wp:inline>
+        </w:drawing>
+      </w:r>
+    </w:p>
+    <w:p>
+      <w:pPr>
+        <w:spacing w:line="336" w:lineRule="auto" w:after="180"/>
+      </w:pPr>
+      <w:r>
+        <w:rPr>
+          <w:b w:val="0"/>
+        </w:rPr>
+        <w:t>Two calls return two values. remaining(12, 4) | spaces becomes 8 | first receives 8. remaining(10, 7) | spaces becomes 3 | second receives 3</w:t>
+      </w:r>
+    </w:p>
+    <w:p>
+      <w:pPr>
+        <w:spacing w:line="336" w:lineRule="auto" w:after="180"/>
+        <w:shd w:fill="F5F1FB"/>
+      </w:pPr>
+      <w:r>
+        <w:rPr>
+          <w:b w:val="0"/>
+        </w:rPr>
+        <w:t>Read the labels and values. Explain the relationship the model shows.</w:t>
+      </w:r>
+    </w:p>
+    <w:p>
+      <w:pPr>
+        <w:pStyle w:val="Heading3"/>
+      </w:pPr>
+      <w:r>
+        <w:t>Discuss while showing the picture</w:t>
+      </w:r>
+    </w:p>
+    <w:p>
+      <w:pPr>
+        <w:spacing w:line="336" w:lineRule="auto" w:after="180"/>
+        <w:shd w:fill="F1F6F8"/>
+      </w:pPr>
+      <w:r>
+        <w:rPr>
+          <w:b w:val="0"/>
+        </w:rPr>
+        <w:t>Teacher prompt: Read the labels and values. Explain the relationship the model shows. Ask learners to describe one label or arrow in ordinary words. Use the adjacent transcript if the image is difficult to see.</w:t>
+      </w:r>
+    </w:p>
+    <w:p>
+      <w:pPr>
+        <w:pStyle w:val="Heading3"/>
+      </w:pPr>
+      <w:r>
+        <w:t>04. Change one thing. Trace what follows.</w:t>
+      </w:r>
+    </w:p>
+    <w:p>
+      <w:r>
+        <w:drawing>
+          <wp:inline xmlns:a="http://schemas.openxmlformats.org/drawingml/2006/main" xmlns:pic="http://schemas.openxmlformats.org/drawingml/2006/picture">
+            <wp:extent cx="5486400" cy="3026664"/>
+            <wp:docPr id="5" name="Picture 5" descr="Original case: The final print displays 7 5; the second call does not overwrite first. Changed condition: Add print(result) after the calls in a fresh script with no global result. Expected result: NameError occurs because that local name is not defined in the caller. Reason: A returned value and the function’s internal name are different things."/>
+            <wp:cNvGraphicFramePr>
+              <a:graphicFrameLocks noChangeAspect="1"/>
+            </wp:cNvGraphicFramePr>
+            <a:graphic>
+              <a:graphicData uri="http://schemas.openxmlformats.org/drawingml/2006/picture">
+                <pic:pic>
+                  <pic:nvPicPr>
+                    <pic:cNvPr id="0" name="academy-story-python-bridge-9-04.png"/>
+                    <pic:cNvPicPr/>
+                  </pic:nvPicPr>
+                  <pic:blipFill>
+                    <a:blip r:embed="rId13"/>
+                    <a:stretch>
+                      <a:fillRect/>
+                    </a:stretch>
+                  </pic:blipFill>
+                  <pic:spPr>
+                    <a:xfrm>
+                      <a:off x="0" y="0"/>
+                      <a:ext cx="5486400" cy="3026664"/>
+                    </a:xfrm>
+                    <a:prstGeom prst="rect"/>
+                  </pic:spPr>
+                </pic:pic>
+              </a:graphicData>
+            </a:graphic>
+          </wp:inline>
+        </w:drawing>
+      </w:r>
+    </w:p>
+    <w:p>
+      <w:pPr>
+        <w:spacing w:line="336" w:lineRule="auto" w:after="180"/>
+      </w:pPr>
+      <w:r>
+        <w:rPr>
+          <w:b w:val="0"/>
+        </w:rPr>
+        <w:t>Original case: The final print displays 7 5; the second call does not overwrite first. Changed condition: Add print(result) after the calls in a fresh script with no global result.</w:t>
+      </w:r>
+    </w:p>
+    <w:p>
+      <w:pPr>
+        <w:spacing w:line="336" w:lineRule="auto" w:after="180"/>
+      </w:pPr>
+      <w:r>
+        <w:rPr>
+          <w:b w:val="0"/>
+        </w:rPr>
+        <w:t xml:space="preserve">Expected result: NameError occurs because that local name is not defined in the </w:t>
+      </w:r>
+      <w:r>
+        <w:rPr>
+          <w:b/>
+        </w:rPr>
+        <w:t>caller</w:t>
+      </w:r>
+      <w:r>
+        <w:rPr>
+          <w:b w:val="0"/>
+        </w:rPr>
+        <w:t>. Reason: A returned value and the function’s internal name are different things.</w:t>
+      </w:r>
+    </w:p>
+    <w:p>
+      <w:pPr>
+        <w:spacing w:line="336" w:lineRule="auto" w:after="180"/>
+        <w:shd w:fill="F5F1FB"/>
+      </w:pPr>
+      <w:r>
+        <w:rPr>
+          <w:b w:val="0"/>
+        </w:rPr>
+        <w:t>Predict before checking the worked changed-case result. Name what changed and what the supplied facts allow you to conclude.</w:t>
+      </w:r>
+    </w:p>
+    <w:p>
+      <w:pPr>
+        <w:pStyle w:val="Heading3"/>
+      </w:pPr>
+      <w:r>
+        <w:t>Discuss while showing the picture</w:t>
+      </w:r>
+    </w:p>
+    <w:p>
+      <w:pPr>
+        <w:spacing w:line="336" w:lineRule="auto" w:after="180"/>
+        <w:shd w:fill="F1F6F8"/>
+      </w:pPr>
+      <w:r>
+        <w:rPr>
+          <w:b w:val="0"/>
+        </w:rPr>
+        <w:t>Teacher prompt: Predict before checking the worked changed-case result. Name what changed and what the supplied facts allow you to conclude. Ask learners to describe one label or arrow in ordinary words.</w:t>
+      </w:r>
+    </w:p>
+    <w:p>
+      <w:pPr>
+        <w:spacing w:line="336" w:lineRule="auto" w:after="180"/>
+        <w:shd w:fill="F1F6F8"/>
+      </w:pPr>
+      <w:r>
+        <w:rPr>
+          <w:b w:val="0"/>
+        </w:rPr>
+        <w:t>Use the adjacent transcript if the image is difficult to see. Changed-case reasoning: A returned value and the function’s internal name are different things.</w:t>
+      </w:r>
+    </w:p>
+    <w:p>
+      <w:pPr>
+        <w:pStyle w:val="Heading3"/>
+      </w:pPr>
+      <w:r>
+        <w:t>05. Connect the explanation to its limit</w:t>
+      </w:r>
+    </w:p>
+    <w:p>
+      <w:r>
+        <w:drawing>
+          <wp:inline xmlns:a="http://schemas.openxmlformats.org/drawingml/2006/main" xmlns:pic="http://schemas.openxmlformats.org/drawingml/2006/picture">
+            <wp:extent cx="5486400" cy="2834640"/>
+            <wp:docPr id="6" name="Picture 6" descr="Returning passes a value back to the caller. Local names belong to a function call; storing the returned value creates a separate caller binding. Limit: The example uses immutable integers; shared mutable objects require additional reasoning about references."/>
+            <wp:cNvGraphicFramePr>
+              <a:graphicFrameLocks noChangeAspect="1"/>
+            </wp:cNvGraphicFramePr>
+            <a:graphic>
+              <a:graphicData uri="http://schemas.openxmlformats.org/drawingml/2006/picture">
+                <pic:pic>
+                  <pic:nvPicPr>
+                    <pic:cNvPr id="0" name="academy-story-python-bridge-9-05.png"/>
+                    <pic:cNvPicPr/>
+                  </pic:nvPicPr>
+                  <pic:blipFill>
+                    <a:blip r:embed="rId14"/>
+                    <a:stretch>
+                      <a:fillRect/>
+                    </a:stretch>
+                  </pic:blipFill>
+                  <pic:spPr>
+                    <a:xfrm>
+                      <a:off x="0" y="0"/>
+                      <a:ext cx="5486400" cy="2834640"/>
+                    </a:xfrm>
+                    <a:prstGeom prst="rect"/>
+                  </pic:spPr>
+                </pic:pic>
+              </a:graphicData>
+            </a:graphic>
+          </wp:inline>
+        </w:drawing>
+      </w:r>
+    </w:p>
+    <w:p>
+      <w:pPr>
+        <w:spacing w:line="336" w:lineRule="auto" w:after="180"/>
+      </w:pPr>
+      <w:r>
+        <w:rPr>
+          <w:b w:val="0"/>
+        </w:rPr>
+        <w:t xml:space="preserve">Returning passes a value back to the </w:t>
+      </w:r>
+      <w:r>
+        <w:rPr>
+          <w:b/>
+        </w:rPr>
+        <w:t>caller</w:t>
+      </w:r>
+      <w:r>
+        <w:rPr>
+          <w:b w:val="0"/>
+        </w:rPr>
+        <w:t xml:space="preserve">. Local names belong to a function call; storing the returned value creates a separate </w:t>
+      </w:r>
+      <w:r>
+        <w:rPr>
+          <w:b/>
+        </w:rPr>
+        <w:t>caller</w:t>
+      </w:r>
+      <w:r>
+        <w:rPr>
+          <w:b w:val="0"/>
+        </w:rPr>
+        <w:t xml:space="preserve"> binding.</w:t>
+      </w:r>
+    </w:p>
+    <w:p>
+      <w:pPr>
+        <w:spacing w:line="336" w:lineRule="auto" w:after="180"/>
+      </w:pPr>
+      <w:r>
+        <w:rPr>
+          <w:b w:val="0"/>
+        </w:rPr>
+        <w:t>Limit: The example uses immutable integers; shared mutable objects require additional reasoning about references.</w:t>
+      </w:r>
+    </w:p>
+    <w:p>
+      <w:pPr>
+        <w:spacing w:line="336" w:lineRule="auto" w:after="180"/>
+        <w:shd w:fill="F5F1FB"/>
+      </w:pPr>
+      <w:r>
+        <w:rPr>
+          <w:b w:val="0"/>
+        </w:rPr>
+        <w:t>Explain the case, then point to a limit on the claim.</w:t>
+      </w:r>
+    </w:p>
+    <w:p>
+      <w:pPr>
+        <w:pStyle w:val="Heading3"/>
+      </w:pPr>
+      <w:r>
+        <w:t>Discuss while showing the picture</w:t>
+      </w:r>
+    </w:p>
+    <w:p>
+      <w:pPr>
+        <w:spacing w:line="336" w:lineRule="auto" w:after="180"/>
+        <w:shd w:fill="F1F6F8"/>
+      </w:pPr>
+      <w:r>
+        <w:rPr>
+          <w:b w:val="0"/>
+        </w:rPr>
+        <w:t>Teacher prompt: Explain the case, then point to a limit on the claim. Ask learners to describe one label or arrow in ordinary words. Use the adjacent transcript if the image is difficult to see.</w:t>
+      </w:r>
+    </w:p>
+    <w:p>
+      <w:pPr>
+        <w:spacing w:line="336" w:lineRule="auto" w:after="180"/>
+        <w:shd w:fill="F1F6F8"/>
+      </w:pPr>
+      <w:r>
+        <w:rPr>
+          <w:b w:val="0"/>
+        </w:rPr>
+        <w:t xml:space="preserve">Keep the stated </w:t>
+      </w:r>
+      <w:r>
+        <w:rPr>
+          <w:b/>
+        </w:rPr>
+        <w:t>scope</w:t>
+      </w:r>
+      <w:r>
+        <w:rPr>
+          <w:b w:val="0"/>
+        </w:rPr>
+        <w:t>: The example uses immutable integers; shared mutable objects require additional reasoning about references.</w:t>
+      </w:r>
+    </w:p>
+    <w:p>
+      <w:pPr>
+        <w:pStyle w:val="Heading3"/>
+      </w:pPr>
+      <w:r>
+        <w:t>06. Make the idea visible in your project</w:t>
+      </w:r>
+    </w:p>
+    <w:p>
+      <w:r>
+        <w:drawing>
+          <wp:inline xmlns:a="http://schemas.openxmlformats.org/drawingml/2006/main" xmlns:pic="http://schemas.openxmlformats.org/drawingml/2006/picture">
+            <wp:extent cx="5486400" cy="3681984"/>
+            <wp:docPr id="7" name="Picture 7" descr="For Python readiness before the Responsible Plant Classifier, retain a trace of the values, the predicted outputs and the changed-case explanation. Use actual Python 3 results to check the prediction after reasoning first. Draw your input, deciding step, result and limit. Supported question: Trace the two returned values and explain why first stays seven. What happens if the caller tries to print result directly?"/>
+            <wp:cNvGraphicFramePr>
+              <a:graphicFrameLocks noChangeAspect="1"/>
+            </wp:cNvGraphicFramePr>
+            <a:graphic>
+              <a:graphicData uri="http://schemas.openxmlformats.org/drawingml/2006/picture">
+                <pic:pic>
+                  <pic:nvPicPr>
+                    <pic:cNvPr id="0" name="academy-story-python-bridge-9-06.png"/>
+                    <pic:cNvPicPr/>
+                  </pic:nvPicPr>
+                  <pic:blipFill>
+                    <a:blip r:embed="rId15"/>
+                    <a:stretch>
+                      <a:fillRect/>
+                    </a:stretch>
+                  </pic:blipFill>
+                  <pic:spPr>
+                    <a:xfrm>
+                      <a:off x="0" y="0"/>
+                      <a:ext cx="5486400" cy="3681984"/>
+                    </a:xfrm>
+                    <a:prstGeom prst="rect"/>
+                  </pic:spPr>
+                </pic:pic>
+              </a:graphicData>
+            </a:graphic>
+          </wp:inline>
+        </w:drawing>
+      </w:r>
+    </w:p>
+    <w:p>
+      <w:pPr>
+        <w:spacing w:line="336" w:lineRule="auto" w:after="180"/>
+      </w:pPr>
+      <w:r>
+        <w:rPr>
+          <w:b w:val="0"/>
+        </w:rPr>
+        <w:t xml:space="preserve">For Python readiness before the Responsible Plant Classifier, retain a trace of the values, the predicted </w:t>
+      </w:r>
+      <w:r>
+        <w:rPr>
+          <w:b/>
+        </w:rPr>
+        <w:t>output</w:t>
+      </w:r>
+      <w:r>
+        <w:rPr>
+          <w:b w:val="0"/>
+        </w:rPr>
+        <w:t xml:space="preserve">s and the changed-case explanation. Use actual Python 3 results to check the </w:t>
+      </w:r>
+      <w:r>
+        <w:rPr>
+          <w:b/>
+        </w:rPr>
+        <w:t>prediction</w:t>
+      </w:r>
+      <w:r>
+        <w:rPr>
+          <w:b w:val="0"/>
+        </w:rPr>
+        <w:t xml:space="preserve"> after reasoning first.</w:t>
+      </w:r>
+    </w:p>
+    <w:p>
+      <w:pPr>
+        <w:spacing w:line="336" w:lineRule="auto" w:after="180"/>
+      </w:pPr>
+      <w:r>
+        <w:rPr>
+          <w:b w:val="0"/>
+        </w:rPr>
+        <w:t xml:space="preserve">Draw your </w:t>
+      </w:r>
+      <w:r>
+        <w:rPr>
+          <w:b/>
+        </w:rPr>
+        <w:t>input</w:t>
+      </w:r>
+      <w:r>
+        <w:rPr>
+          <w:b w:val="0"/>
+        </w:rPr>
+        <w:t xml:space="preserve">, deciding step, result and limit. Supported question: Trace the two returned values and explain why first stays seven. What happens if the </w:t>
+      </w:r>
+      <w:r>
+        <w:rPr>
+          <w:b/>
+        </w:rPr>
+        <w:t>caller</w:t>
+      </w:r>
+      <w:r>
+        <w:rPr>
+          <w:b w:val="0"/>
+        </w:rPr>
+        <w:t xml:space="preserve"> tries to print result directly?</w:t>
+      </w:r>
+    </w:p>
+    <w:p>
+      <w:pPr>
+        <w:spacing w:line="336" w:lineRule="auto" w:after="180"/>
+        <w:shd w:fill="F5F1FB"/>
+      </w:pPr>
+      <w:r>
+        <w:rPr>
+          <w:b w:val="0"/>
+        </w:rPr>
+        <w:t xml:space="preserve">Draw your project trace and justify the deciding step using </w:t>
+      </w:r>
+      <w:r>
+        <w:rPr>
+          <w:b/>
+        </w:rPr>
+        <w:t>evidence</w:t>
+      </w:r>
+      <w:r>
+        <w:rPr>
+          <w:b w:val="0"/>
+        </w:rPr>
+        <w:t>.</w:t>
+      </w:r>
+    </w:p>
+    <w:p>
+      <w:pPr>
+        <w:pStyle w:val="Heading3"/>
+      </w:pPr>
+      <w:r>
+        <w:t>Discuss while showing the picture</w:t>
+      </w:r>
+    </w:p>
+    <w:p>
+      <w:pPr>
+        <w:spacing w:line="336" w:lineRule="auto" w:after="180"/>
+        <w:shd w:fill="F1F6F8"/>
+      </w:pPr>
+      <w:r>
+        <w:rPr>
+          <w:b w:val="0"/>
+        </w:rPr>
+        <w:t xml:space="preserve">Teacher prompt: Draw your project trace and justify the deciding step using </w:t>
+      </w:r>
+      <w:r>
+        <w:rPr>
+          <w:b/>
+        </w:rPr>
+        <w:t>evidence</w:t>
+      </w:r>
+      <w:r>
+        <w:rPr>
+          <w:b w:val="0"/>
+        </w:rPr>
+        <w:t>. Ask learners to describe one label or arrow in ordinary words. Use the adjacent transcript if the image is difficult to see.</w:t>
+      </w:r>
+    </w:p>
+    <w:p>
+      <w:pPr>
+        <w:spacing w:line="336" w:lineRule="auto" w:after="180"/>
+        <w:shd w:fill="F1F6F8"/>
+      </w:pPr>
+      <w:r>
+        <w:rPr>
+          <w:b w:val="0"/>
+        </w:rPr>
+        <w:t>Supported practice key: The returns are 7 and 5, stored independently as first and second. result is local to each call; accessing it outside in this fresh script raises NameError.</w:t>
       </w:r>
     </w:p>
     <w:sectPr>

--- a/downloads/teacher/bridge-week-09.docx
+++ b/downloads/teacher/bridge-week-09.docx
@@ -189,7 +189,7 @@
           </w:tcPr>
           <w:p>
             <w:r>
-              <w:t>Sections 9 and 11–14. Give extra time to finish the full task set; use Section 15 when the week includes a coding lab.</w:t>
+              <w:t>Use “Run the investigation”, “Connect your project”, “Show what you know”, “Study a complete case” and “Try a new case independently”. Give extra time for the full task set. If this week has a coding lab, use its named section; section numbers can change when extra explanations are included.</w:t>
             </w:r>
           </w:p>
         </w:tc>
@@ -1854,6 +1854,26 @@
     <w:p>
       <w:r>
         <w:t>Demonstrate Return values and local state, reduce support deliberately and check individual reasoning before discussing answers.</w:t>
+      </w:r>
+    </w:p>
+    <w:p>
+      <w:pPr>
+        <w:pStyle w:val="Heading3"/>
+      </w:pPr>
+      <w:r>
+        <w:t>Choose the pacing route</w:t>
+      </w:r>
+    </w:p>
+    <w:p>
+      <w:pPr>
+        <w:spacing w:line="336" w:lineRule="auto" w:after="180"/>
+        <w:shd w:fill="F1F6F8"/>
+      </w:pPr>
+      <w:r>
+        <w:rPr>
+          <w:b w:val="0"/>
+        </w:rPr>
+        <w:t>Compact alternative: this two-session sequence covers selected core tasks. Use the three-session weekly plan for the full lesson, independent transfer, feedback and project work; allow extra time for extensions.</w:t>
       </w:r>
     </w:p>
     <w:tbl>
@@ -4172,7 +4192,7 @@
           </w:tcPr>
           <w:p>
             <w:r>
-              <w:t>Sections 9 and 11–14. Give extra time to finish the full task set; use Section 15 when the week includes a coding lab.</w:t>
+              <w:t>Use “Run the investigation”, “Connect your project”, “Show what you know”, “Study a complete case” and “Try a new case independently”. Give extra time for the full task set. If this week has a coding lab, use its named section; section numbers can change when extra explanations are included.</w:t>
             </w:r>
           </w:p>
         </w:tc>

--- a/downloads/teacher/bridge-week-09.docx
+++ b/downloads/teacher/bridge-week-09.docx
@@ -25,20 +25,38 @@
         <w:pStyle w:val="Heading1"/>
       </w:pPr>
       <w:r>
-        <w:t>01. Prepare the purpose, prerequisites and materials</w:t>
+        <w:t>Teach return as value flow and a control-flow event.</w:t>
       </w:r>
     </w:p>
     <w:p>
       <w:r>
-        <w:t>Prepare Return values and local state: check the target, prerequisites, resources and adaptable teaching schedule.</w:t>
+        <w:t>Supply complete calls, preserve partial output and isolate fresh-scope errors from missing-return errors.</w:t>
       </w:r>
     </w:p>
     <w:p>
-      <w:pPr>
-        <w:pStyle w:val="Heading3"/>
-      </w:pPr>
-      <w:r>
-        <w:t>Teach the learning cycle</w:t>
+      <w:r>
+        <w:t>Ask which statement returns, which assignment stores and which print actually runs.</w:t>
+      </w:r>
+    </w:p>
+    <w:p>
+      <w:pPr>
+        <w:pStyle w:val="Heading1"/>
+      </w:pPr>
+      <w:r>
+        <w:t>01. Prepare the connected bridge lesson</w:t>
+      </w:r>
+    </w:p>
+    <w:p>
+      <w:r>
+        <w:t>Check prior exposure and keep execution practice distinct from paper reasoning.</w:t>
+      </w:r>
+    </w:p>
+    <w:p>
+      <w:pPr>
+        <w:pStyle w:val="Heading2"/>
+      </w:pPr>
+      <w:r>
+        <w:t>Goal and main plan</w:t>
       </w:r>
     </w:p>
     <w:p>
@@ -239,10 +257,10 @@
     </w:p>
     <w:p>
       <w:pPr>
-        <w:pStyle w:val="Heading3"/>
-      </w:pPr>
-      <w:r>
-        <w:t>Functions and arguments</w:t>
+        <w:pStyle w:val="Heading2"/>
+      </w:pPr>
+      <w:r>
+        <w:t>Retrieval and prerequisite guidance</w:t>
       </w:r>
     </w:p>
     <w:p>
@@ -408,10 +426,10 @@
     </w:p>
     <w:p>
       <w:pPr>
-        <w:pStyle w:val="Heading3"/>
-      </w:pPr>
-      <w:r>
-        <w:t>Outcomes</w:t>
+        <w:pStyle w:val="Heading2"/>
+      </w:pPr>
+      <w:r>
+        <w:t>Materials and readiness</w:t>
       </w:r>
     </w:p>
     <w:p>
@@ -422,7 +440,7 @@
         <w:rPr>
           <w:b w:val="0"/>
         </w:rPr>
-        <w:t>Use a returned value in a later calculation</w:t>
+        <w:t>Python 3 editor and returns.py</w:t>
       </w:r>
     </w:p>
     <w:p>
@@ -433,19 +451,13 @@
         <w:rPr>
           <w:b w:val="0"/>
         </w:rPr>
-        <w:t xml:space="preserve">Trace </w:t>
+        <w:t xml:space="preserve">Separate paper spaces for each call and the </w:t>
       </w:r>
       <w:r>
         <w:rPr>
           <w:b/>
         </w:rPr>
-        <w:t>local variable</w:t>
-      </w:r>
-      <w:r>
-        <w:rPr>
-          <w:b w:val="0"/>
-        </w:rPr>
-        <w:t>s separately for each function call</w:t>
+        <w:t>caller</w:t>
       </w:r>
     </w:p>
     <w:p>
@@ -456,26 +468,50 @@
         <w:rPr>
           <w:b w:val="0"/>
         </w:rPr>
-        <w:t>Detect a missing return and test repeated calls</w:t>
+        <w:t xml:space="preserve">Expected </w:t>
+      </w:r>
+      <w:r>
+        <w:rPr>
+          <w:b/>
+        </w:rPr>
+        <w:t>return value</w:t>
+      </w:r>
+      <w:r>
+        <w:rPr>
+          <w:b w:val="0"/>
+        </w:rPr>
+        <w:t xml:space="preserve"> and observed </w:t>
+      </w:r>
+      <w:r>
+        <w:rPr>
+          <w:b/>
+        </w:rPr>
+        <w:t>return value</w:t>
+      </w:r>
+      <w:r>
+        <w:rPr>
+          <w:b w:val="0"/>
+        </w:rPr>
+        <w:t xml:space="preserve"> table</w:t>
       </w:r>
     </w:p>
     <w:p>
       <w:pPr>
-        <w:pStyle w:val="Heading3"/>
-      </w:pPr>
-      <w:r>
-        <w:t>Preparation</w:t>
+        <w:spacing w:line="336" w:lineRule="auto" w:after="180"/>
+      </w:pPr>
+      <w:r>
+        <w:rPr>
+          <w:b w:val="0"/>
+        </w:rPr>
+        <w:t>The call prints 5. The definition alone creates the function without running its body.</w:t>
       </w:r>
     </w:p>
     <w:p>
       <w:pPr>
-        <w:spacing w:line="336" w:lineRule="auto" w:after="180"/>
-      </w:pPr>
-      <w:r>
-        <w:rPr>
-          <w:b w:val="0"/>
-        </w:rPr>
-        <w:t>Python 3 editor and returns.py</w:t>
+        <w:pStyle w:val="Heading2"/>
+      </w:pPr>
+      <w:r>
+        <w:t>End goal</w:t>
       </w:r>
     </w:p>
     <w:p>
@@ -486,48 +522,27 @@
         <w:rPr>
           <w:b w:val="0"/>
         </w:rPr>
-        <w:t xml:space="preserve">Separate paper spaces for each call and the </w:t>
+        <w:t xml:space="preserve">Trace </w:t>
       </w:r>
       <w:r>
         <w:rPr>
           <w:b/>
         </w:rPr>
-        <w:t>caller</w:t>
+        <w:t>return value</w:t>
+      </w:r>
+      <w:r>
+        <w:rPr>
+          <w:b w:val="0"/>
+        </w:rPr>
+        <w:t>s and local state and explain the changed program before running it.</w:t>
       </w:r>
     </w:p>
     <w:p>
       <w:pPr>
-        <w:spacing w:line="336" w:lineRule="auto" w:after="180"/>
-      </w:pPr>
-      <w:r>
-        <w:rPr>
-          <w:b w:val="0"/>
-        </w:rPr>
-        <w:t xml:space="preserve">Expected </w:t>
-      </w:r>
-      <w:r>
-        <w:rPr>
-          <w:b/>
-        </w:rPr>
-        <w:t>return value</w:t>
-      </w:r>
-      <w:r>
-        <w:rPr>
-          <w:b w:val="0"/>
-        </w:rPr>
-        <w:t xml:space="preserve"> and observed </w:t>
-      </w:r>
-      <w:r>
-        <w:rPr>
-          <w:b/>
-        </w:rPr>
-        <w:t>return value</w:t>
-      </w:r>
-      <w:r>
-        <w:rPr>
-          <w:b w:val="0"/>
-        </w:rPr>
-        <w:t xml:space="preserve"> table</w:t>
+        <w:pStyle w:val="Heading2"/>
+      </w:pPr>
+      <w:r>
+        <w:t>Earlier wording, alternatives and picture transcripts · reference / check after trying</w:t>
       </w:r>
     </w:p>
     <w:p>
@@ -535,18 +550,15 @@
         <w:pStyle w:val="Heading3"/>
       </w:pPr>
       <w:r>
-        <w:t>Prerequisite answer</w:t>
+        <w:t>Teach the learning cycle</w:t>
       </w:r>
     </w:p>
     <w:p>
       <w:pPr>
-        <w:spacing w:line="336" w:lineRule="auto" w:after="180"/>
-      </w:pPr>
-      <w:r>
-        <w:rPr>
-          <w:b w:val="0"/>
-        </w:rPr>
-        <w:t>The call prints 5. The definition alone creates the function without running its body.</w:t>
+        <w:pStyle w:val="Heading3"/>
+      </w:pPr>
+      <w:r>
+        <w:t>Functions and arguments</w:t>
       </w:r>
     </w:p>
     <w:p>
@@ -554,7 +566,7 @@
         <w:pStyle w:val="Heading3"/>
       </w:pPr>
       <w:r>
-        <w:t>End goal for the pictorial case</w:t>
+        <w:t>Outcomes</w:t>
       </w:r>
     </w:p>
     <w:p>
@@ -565,19 +577,7 @@
         <w:rPr>
           <w:b w:val="0"/>
         </w:rPr>
-        <w:t xml:space="preserve">Trace </w:t>
-      </w:r>
-      <w:r>
-        <w:rPr>
-          <w:b/>
-        </w:rPr>
-        <w:t>return value</w:t>
-      </w:r>
-      <w:r>
-        <w:rPr>
-          <w:b w:val="0"/>
-        </w:rPr>
-        <w:t>s and local state and explain the changed program before running it.</w:t>
+        <w:t>Use a returned value in a later calculation</w:t>
       </w:r>
     </w:p>
     <w:p>
@@ -588,42 +588,54 @@
         <w:rPr>
           <w:b w:val="0"/>
         </w:rPr>
-        <w:t>This added worked case illustrates the week’s main idea. Retain all original and connected topics; schedule its practice within the teaching cycle.</w:t>
+        <w:t xml:space="preserve">Trace </w:t>
+      </w:r>
+      <w:r>
+        <w:rPr>
+          <w:b/>
+        </w:rPr>
+        <w:t>local variable</w:t>
+      </w:r>
+      <w:r>
+        <w:rPr>
+          <w:b w:val="0"/>
+        </w:rPr>
+        <w:t>s separately for each function call</w:t>
       </w:r>
     </w:p>
     <w:p>
       <w:pPr>
-        <w:pStyle w:val="Heading1"/>
-      </w:pPr>
-      <w:r>
-        <w:t>02. Explain and model the mechanism</w:t>
+        <w:spacing w:line="336" w:lineRule="auto" w:after="180"/>
+      </w:pPr>
+      <w:r>
+        <w:rPr>
+          <w:b w:val="0"/>
+        </w:rPr>
+        <w:t>Detect a missing return and test repeated calls</w:t>
       </w:r>
     </w:p>
     <w:p>
-      <w:r>
-        <w:t>Model Return values and local state using the supplied case, labelled mechanism and reasoning. Make the scope of each conclusion explicit.</w:t>
+      <w:pPr>
+        <w:pStyle w:val="Heading3"/>
+      </w:pPr>
+      <w:r>
+        <w:t>Preparation</w:t>
       </w:r>
     </w:p>
     <w:p>
       <w:pPr>
-        <w:spacing w:line="336" w:lineRule="auto" w:after="180"/>
-      </w:pPr>
-      <w:r>
-        <w:rPr>
-          <w:b w:val="0"/>
-        </w:rPr>
-        <w:t>Two fictional cupboards have spare spaces. We want to add their spare spaces without copying numbers from the screen. Last week a function printed each answer.</w:t>
+        <w:pStyle w:val="Heading3"/>
+      </w:pPr>
+      <w:r>
+        <w:t>Prerequisite answer</w:t>
       </w:r>
     </w:p>
     <w:p>
       <w:pPr>
-        <w:spacing w:line="336" w:lineRule="auto" w:after="180"/>
-      </w:pPr>
-      <w:r>
-        <w:rPr>
-          <w:b w:val="0"/>
-        </w:rPr>
-        <w:t>This week a function returns its answer so the calling code can store it, combine it or choose to print it.</w:t>
+        <w:pStyle w:val="Heading3"/>
+      </w:pPr>
+      <w:r>
+        <w:t>End goal for the pictorial case</w:t>
       </w:r>
     </w:p>
     <w:p>
@@ -634,49 +646,28 @@
         <w:rPr>
           <w:b w:val="0"/>
         </w:rPr>
-        <w:t>Assume nonnegative integer counts and used no greater than capacity. This calculation does not validate those assumptions.</w:t>
+        <w:t>This added worked case illustrates the week’s main idea. Retain all original and connected topics; schedule its practice within the teaching cycle.</w:t>
       </w:r>
     </w:p>
     <w:p>
       <w:pPr>
-        <w:spacing w:line="336" w:lineRule="auto" w:after="180"/>
-      </w:pPr>
-      <w:r>
-        <w:rPr>
-          <w:b w:val="0"/>
-        </w:rPr>
-        <w:t xml:space="preserve">Work in a Python script so a call does not automatically display its </w:t>
-      </w:r>
-      <w:r>
-        <w:rPr>
-          <w:b/>
-        </w:rPr>
-        <w:t>return value</w:t>
-      </w:r>
-      <w:r>
-        <w:rPr>
-          <w:b w:val="0"/>
-        </w:rPr>
-        <w:t xml:space="preserve"> as it might in an interactive console.</w:t>
+        <w:pStyle w:val="Heading1"/>
+      </w:pPr>
+      <w:r>
+        <w:t>02. Teach data return and control flow without conflating print</w:t>
       </w:r>
     </w:p>
     <w:p>
-      <w:pPr>
-        <w:pStyle w:val="Heading3"/>
-      </w:pPr>
-      <w:r>
-        <w:t>Explain Return values and local state · 1</w:t>
+      <w:r>
+        <w:t>Use fresh scripts so old globals cannot mask the scope error.</w:t>
       </w:r>
     </w:p>
     <w:p>
       <w:pPr>
-        <w:spacing w:line="336" w:lineRule="auto" w:after="180"/>
-      </w:pPr>
-      <w:r>
-        <w:rPr>
-          <w:b w:val="0"/>
-        </w:rPr>
-        <w:t>return spaces ends the current function call and sends the value of spaces back. The assignment first = remaining(12, 4) waits for that value and stores 8. The next call stores 3 in second. Neither call prints.</w:t>
+        <w:pStyle w:val="Heading2"/>
+      </w:pPr>
+      <w:r>
+        <w:t>Read the caller task and assumptions</w:t>
       </w:r>
     </w:p>
     <w:p>
@@ -687,7 +678,917 @@
         <w:rPr>
           <w:b w:val="0"/>
         </w:rPr>
+        <w:t>Two fictional cupboards have spare spaces. We want to add their spare spaces without copying numbers from the screen. Last week a function printed each answer.</w:t>
+      </w:r>
+    </w:p>
+    <w:p>
+      <w:pPr>
+        <w:spacing w:line="336" w:lineRule="auto" w:after="180"/>
+      </w:pPr>
+      <w:r>
+        <w:rPr>
+          <w:b w:val="0"/>
+        </w:rPr>
+        <w:t>This week a function returns its answer so the calling code can store it, combine it or choose to print it.</w:t>
+      </w:r>
+    </w:p>
+    <w:p>
+      <w:pPr>
+        <w:spacing w:line="336" w:lineRule="auto" w:after="180"/>
+      </w:pPr>
+      <w:r>
+        <w:rPr>
+          <w:b w:val="0"/>
+        </w:rPr>
+        <w:t>Assume nonnegative integer counts and used no greater than capacity. This calculation does not validate those assumptions.</w:t>
+      </w:r>
+    </w:p>
+    <w:p>
+      <w:pPr>
+        <w:spacing w:line="336" w:lineRule="auto" w:after="180"/>
+      </w:pPr>
+      <w:r>
+        <w:rPr>
+          <w:b w:val="0"/>
+        </w:rPr>
+        <w:t xml:space="preserve">Work in a Python script so a call does not automatically display its </w:t>
+      </w:r>
+      <w:r>
+        <w:rPr>
+          <w:b/>
+        </w:rPr>
+        <w:t>return value</w:t>
+      </w:r>
+      <w:r>
+        <w:rPr>
+          <w:b w:val="0"/>
+        </w:rPr>
+        <w:t xml:space="preserve"> as it might in an interactive console.</w:t>
+      </w:r>
+    </w:p>
+    <w:p>
+      <w:pPr>
+        <w:spacing w:line="336" w:lineRule="auto" w:after="180"/>
+      </w:pPr>
+      <w:r>
+        <w:rPr>
+          <w:b w:val="0"/>
+        </w:rPr>
+        <w:t>return spaces ends the current function call and sends the value of spaces back. The assignment first = remaining(12, 4) waits for that value and stores 8. The next call stores 3 in second. Neither call prints.</w:t>
+      </w:r>
+    </w:p>
+    <w:p>
+      <w:pPr>
+        <w:spacing w:line="336" w:lineRule="auto" w:after="180"/>
+      </w:pPr>
+      <w:r>
+        <w:rPr>
+          <w:b w:val="0"/>
+        </w:rPr>
         <w:t>The final statement prints 11. A statement after an executed return in the same call is not reached.</w:t>
+      </w:r>
+    </w:p>
+    <w:tbl>
+      <w:tblPr>
+        <w:tblStyle w:val="LightShading-Accent1"/>
+        <w:tblW w:type="auto" w:w="0"/>
+        <w:tblLook w:firstColumn="1" w:firstRow="1" w:lastColumn="0" w:lastRow="0" w:noHBand="0" w:noVBand="1" w:val="04A0"/>
+      </w:tblPr>
+      <w:tblGrid>
+        <w:gridCol w:w="3408"/>
+        <w:gridCol w:w="3408"/>
+        <w:gridCol w:w="3408"/>
+      </w:tblGrid>
+      <w:tr>
+        <w:trPr>
+          <w:tblHeader/>
+        </w:trPr>
+        <w:tc>
+          <w:tcPr>
+            <w:tcW w:type="dxa" w:w="3408"/>
+          </w:tcPr>
+          <w:p>
+            <w:r>
+              <w:t>Execution event</w:t>
+            </w:r>
+          </w:p>
+        </w:tc>
+        <w:tc>
+          <w:tcPr>
+            <w:tcW w:type="dxa" w:w="3408"/>
+          </w:tcPr>
+          <w:p>
+            <w:r>
+              <w:t>Returned value</w:t>
+            </w:r>
+          </w:p>
+        </w:tc>
+        <w:tc>
+          <w:tcPr>
+            <w:tcW w:type="dxa" w:w="3408"/>
+          </w:tcPr>
+          <w:p>
+            <w:r>
+              <w:t>Caller binding / displayed output</w:t>
+            </w:r>
+          </w:p>
+        </w:tc>
+      </w:tr>
+      <w:tr>
+        <w:tc>
+          <w:tcPr>
+            <w:tcW w:type="dxa" w:w="3408"/>
+          </w:tcPr>
+          <w:p>
+            <w:r>
+              <w:t>remaining(12,4) computes local spaces</w:t>
+            </w:r>
+          </w:p>
+        </w:tc>
+        <w:tc>
+          <w:tcPr>
+            <w:tcW w:type="dxa" w:w="3408"/>
+          </w:tcPr>
+          <w:p>
+            <w:r>
+              <w:t>8</w:t>
+            </w:r>
+          </w:p>
+        </w:tc>
+        <w:tc>
+          <w:tcPr>
+            <w:tcW w:type="dxa" w:w="3408"/>
+          </w:tcPr>
+          <w:p>
+            <w:r>
+              <w:t>Assignment binds first=8; no output</w:t>
+            </w:r>
+          </w:p>
+        </w:tc>
+      </w:tr>
+      <w:tr>
+        <w:tc>
+          <w:tcPr>
+            <w:tcW w:type="dxa" w:w="3408"/>
+          </w:tcPr>
+          <w:p>
+            <w:r>
+              <w:t>remaining(10,7) computes its own spaces</w:t>
+            </w:r>
+          </w:p>
+        </w:tc>
+        <w:tc>
+          <w:tcPr>
+            <w:tcW w:type="dxa" w:w="3408"/>
+          </w:tcPr>
+          <w:p>
+            <w:r>
+              <w:t>3</w:t>
+            </w:r>
+          </w:p>
+        </w:tc>
+        <w:tc>
+          <w:tcPr>
+            <w:tcW w:type="dxa" w:w="3408"/>
+          </w:tcPr>
+          <w:p>
+            <w:r>
+              <w:t>Assignment binds second=3; first still 8</w:t>
+            </w:r>
+          </w:p>
+        </w:tc>
+      </w:tr>
+      <w:tr>
+        <w:tc>
+          <w:tcPr>
+            <w:tcW w:type="dxa" w:w="3408"/>
+          </w:tcPr>
+          <w:p>
+            <w:r>
+              <w:t>print(first+second)</w:t>
+            </w:r>
+          </w:p>
+        </w:tc>
+        <w:tc>
+          <w:tcPr>
+            <w:tcW w:type="dxa" w:w="3408"/>
+          </w:tcPr>
+          <w:p>
+            <w:r>
+              <w:t>No new function result needed</w:t>
+            </w:r>
+          </w:p>
+        </w:tc>
+        <w:tc>
+          <w:tcPr>
+            <w:tcW w:type="dxa" w:w="3408"/>
+          </w:tcPr>
+          <w:p>
+            <w:r>
+              <w:t>Display 11</w:t>
+            </w:r>
+          </w:p>
+        </w:tc>
+      </w:tr>
+      <w:tr>
+        <w:tc>
+          <w:tcPr>
+            <w:tcW w:type="dxa" w:w="3408"/>
+          </w:tcPr>
+          <w:p>
+            <w:r>
+              <w:t>Remove outer print only</w:t>
+            </w:r>
+          </w:p>
+        </w:tc>
+        <w:tc>
+          <w:tcPr>
+            <w:tcW w:type="dxa" w:w="3408"/>
+          </w:tcPr>
+          <w:p>
+            <w:r>
+              <w:t>Return values still stored</w:t>
+            </w:r>
+          </w:p>
+        </w:tc>
+        <w:tc>
+          <w:tcPr>
+            <w:tcW w:type="dxa" w:w="3408"/>
+          </w:tcPr>
+          <w:p>
+            <w:r>
+              <w:t>No output from this script</w:t>
+            </w:r>
+          </w:p>
+        </w:tc>
+      </w:tr>
+    </w:tbl>
+    <w:p>
+      <w:pPr>
+        <w:pStyle w:val="Heading2"/>
+      </w:pPr>
+      <w:r>
+        <w:t>Trace main local/caller state</w:t>
+      </w:r>
+    </w:p>
+    <w:tbl>
+      <w:tblPr>
+        <w:tblStyle w:val="LightShading-Accent1"/>
+        <w:tblW w:type="auto" w:w="0"/>
+        <w:tblLook w:firstColumn="1" w:firstRow="1" w:lastColumn="0" w:lastRow="0" w:noHBand="0" w:noVBand="1" w:val="04A0"/>
+      </w:tblPr>
+      <w:tblGrid>
+        <w:gridCol w:w="3408"/>
+        <w:gridCol w:w="3408"/>
+        <w:gridCol w:w="3408"/>
+      </w:tblGrid>
+      <w:tr>
+        <w:trPr>
+          <w:tblHeader/>
+        </w:trPr>
+        <w:tc>
+          <w:tcPr>
+            <w:tcW w:type="dxa" w:w="3408"/>
+          </w:tcPr>
+          <w:p>
+            <w:r>
+              <w:t>Point in execution</w:t>
+            </w:r>
+          </w:p>
+        </w:tc>
+        <w:tc>
+          <w:tcPr>
+            <w:tcW w:type="dxa" w:w="3408"/>
+          </w:tcPr>
+          <w:p>
+            <w:r>
+              <w:t>Local spaces</w:t>
+            </w:r>
+          </w:p>
+        </w:tc>
+        <w:tc>
+          <w:tcPr>
+            <w:tcW w:type="dxa" w:w="3408"/>
+          </w:tcPr>
+          <w:p>
+            <w:r>
+              <w:t>Caller values</w:t>
+            </w:r>
+          </w:p>
+        </w:tc>
+      </w:tr>
+      <w:tr>
+        <w:tc>
+          <w:tcPr>
+            <w:tcW w:type="dxa" w:w="3408"/>
+          </w:tcPr>
+          <w:p>
+            <w:r>
+              <w:t>First call before return</w:t>
+            </w:r>
+          </w:p>
+        </w:tc>
+        <w:tc>
+          <w:tcPr>
+            <w:tcW w:type="dxa" w:w="3408"/>
+          </w:tcPr>
+          <w:p>
+            <w:r>
+              <w:t>8</w:t>
+            </w:r>
+          </w:p>
+        </w:tc>
+        <w:tc>
+          <w:tcPr>
+            <w:tcW w:type="dxa" w:w="3408"/>
+          </w:tcPr>
+          <w:p>
+            <w:r>
+              <w:t>first not assigned yet</w:t>
+            </w:r>
+          </w:p>
+        </w:tc>
+      </w:tr>
+      <w:tr>
+        <w:tc>
+          <w:tcPr>
+            <w:tcW w:type="dxa" w:w="3408"/>
+          </w:tcPr>
+          <w:p>
+            <w:r>
+              <w:t>Second call before return</w:t>
+            </w:r>
+          </w:p>
+        </w:tc>
+        <w:tc>
+          <w:tcPr>
+            <w:tcW w:type="dxa" w:w="3408"/>
+          </w:tcPr>
+          <w:p>
+            <w:r>
+              <w:t>3</w:t>
+            </w:r>
+          </w:p>
+        </w:tc>
+        <w:tc>
+          <w:tcPr>
+            <w:tcW w:type="dxa" w:w="3408"/>
+          </w:tcPr>
+          <w:p>
+            <w:r>
+              <w:t>first is still 8</w:t>
+            </w:r>
+          </w:p>
+        </w:tc>
+      </w:tr>
+      <w:tr>
+        <w:tc>
+          <w:tcPr>
+            <w:tcW w:type="dxa" w:w="3408"/>
+          </w:tcPr>
+          <w:p>
+            <w:r>
+              <w:t>After both calls</w:t>
+            </w:r>
+          </w:p>
+        </w:tc>
+        <w:tc>
+          <w:tcPr>
+            <w:tcW w:type="dxa" w:w="3408"/>
+          </w:tcPr>
+          <w:p>
+            <w:r>
+              <w:t>Not accessible by this local name</w:t>
+            </w:r>
+          </w:p>
+        </w:tc>
+        <w:tc>
+          <w:tcPr>
+            <w:tcW w:type="dxa" w:w="3408"/>
+          </w:tcPr>
+          <w:p>
+            <w:r>
+              <w:t>first is 8 and second is 3</w:t>
+            </w:r>
+          </w:p>
+        </w:tc>
+      </w:tr>
+    </w:tbl>
+    <w:p>
+      <w:pPr>
+        <w:spacing w:line="336" w:lineRule="auto" w:after="180"/>
+      </w:pPr>
+      <w:r>
+        <w:rPr>
+          <w:b w:val="0"/>
+        </w:rPr>
+        <w:t>capacity, used and spaces belong to the current call. The second call gets new parameter values and calculates its own spaces; it does not overwrite first.</w:t>
+      </w:r>
+    </w:p>
+    <w:p>
+      <w:pPr>
+        <w:spacing w:line="336" w:lineRule="auto" w:after="180"/>
+      </w:pPr>
+      <w:r>
+        <w:rPr>
+          <w:b w:val="0"/>
+        </w:rPr>
+        <w:t>In a fresh script with no outside variable called spaces, adding print(spaces) after the calls raises NameError. Use the returned value stored in first or second instead.</w:t>
+      </w:r>
+    </w:p>
+    <w:p>
+      <w:pPr>
+        <w:pStyle w:val="Heading2"/>
+      </w:pPr>
+      <w:r>
+        <w:t>Read the separate extra-call pair</w:t>
+      </w:r>
+    </w:p>
+    <w:p>
+      <w:pPr>
+        <w:spacing w:line="336" w:lineRule="auto" w:after="180"/>
+      </w:pPr>
+      <w:r>
+        <w:rPr>
+          <w:b/>
+        </w:rPr>
+        <w:t>Return value</w:t>
+      </w:r>
+      <w:r>
+        <w:rPr>
+          <w:b w:val="0"/>
+        </w:rPr>
+        <w:t xml:space="preserve">s survive their calls. A function returns a local calculation that the </w:t>
+      </w:r>
+      <w:r>
+        <w:rPr>
+          <w:b/>
+        </w:rPr>
+        <w:t>caller</w:t>
+      </w:r>
+      <w:r>
+        <w:rPr>
+          <w:b w:val="0"/>
+        </w:rPr>
+        <w:t xml:space="preserve"> stores.</w:t>
+      </w:r>
+    </w:p>
+    <w:p>
+      <w:pPr>
+        <w:spacing w:line="336" w:lineRule="auto" w:after="180"/>
+      </w:pPr>
+      <w:r>
+        <w:rPr>
+          <w:b w:val="0"/>
+        </w:rPr>
+        <w:t>Python 3: def extra(a,b): result=a+b; return result. Then first=extra(2,5); second=extra(4,1); print(first,second).</w:t>
+      </w:r>
+    </w:p>
+    <w:p>
+      <w:pPr>
+        <w:spacing w:line="336" w:lineRule="auto" w:after="180"/>
+      </w:pPr>
+      <w:r>
+        <w:rPr>
+          <w:b w:val="0"/>
+        </w:rPr>
+        <w:t>Keep the scripts separate. Main remaining returns 8 and 3 to first/second, then prints 11. The pictured extra returns 7 and 5, then prints 7 5. W2 stores remaining results 5,0,5 in a/b/c. Each script starts from its own complete definition and calls. In the picture return passes 7 back; the caller’s first=extra(...) assignment binds first. A later local result does not overwrite that stored integer.</w:t>
+      </w:r>
+    </w:p>
+    <w:p>
+      <w:pPr>
+        <w:spacing w:line="336" w:lineRule="auto" w:after="180"/>
+      </w:pPr>
+      <w:r>
+        <w:rPr>
+          <w:b w:val="0"/>
+        </w:rPr>
+        <w:t>This lesson uses immutable numbers; shared mutable objects need separate reference reasoning.</w:t>
+      </w:r>
+    </w:p>
+    <w:p>
+      <w:pPr>
+        <w:pStyle w:val="Heading2"/>
+      </w:pPr>
+      <w:r>
+        <w:t>Trace returned values and assignments</w:t>
+      </w:r>
+    </w:p>
+    <w:p>
+      <w:r>
+        <w:drawing>
+          <wp:inline xmlns:a="http://schemas.openxmlformats.org/drawingml/2006/main" xmlns:pic="http://schemas.openxmlformats.org/drawingml/2006/picture">
+            <wp:extent cx="5486400" cy="3182112"/>
+            <wp:docPr id="1" name="Picture 1" descr="Trace first call: Its local result is 7; return assigns 7 to first. → Trace second call: Its new local result is 5; return assigns 5 to second. → Read caller values: The final print displays 7 5; the second call does not overwrite first."/>
+            <wp:cNvGraphicFramePr>
+              <a:graphicFrameLocks noChangeAspect="1"/>
+            </wp:cNvGraphicFramePr>
+            <a:graphic>
+              <a:graphicData uri="http://schemas.openxmlformats.org/drawingml/2006/picture">
+                <pic:pic>
+                  <pic:nvPicPr>
+                    <pic:cNvPr id="0" name="academy-story-python-bridge-9-02.png"/>
+                    <pic:cNvPicPr/>
+                  </pic:nvPicPr>
+                  <pic:blipFill>
+                    <a:blip r:embed="rId9"/>
+                    <a:stretch>
+                      <a:fillRect/>
+                    </a:stretch>
+                  </pic:blipFill>
+                  <pic:spPr>
+                    <a:xfrm>
+                      <a:off x="0" y="0"/>
+                      <a:ext cx="5486400" cy="3182112"/>
+                    </a:xfrm>
+                    <a:prstGeom prst="rect"/>
+                  </pic:spPr>
+                </pic:pic>
+              </a:graphicData>
+            </a:graphic>
+          </wp:inline>
+        </w:drawing>
+      </w:r>
+    </w:p>
+    <w:p>
+      <w:pPr>
+        <w:pStyle w:val="Heading3"/>
+      </w:pPr>
+      <w:r>
+        <w:t>Read the picture one step at a time</w:t>
+      </w:r>
+    </w:p>
+    <w:tbl>
+      <w:tblPr>
+        <w:tblStyle w:val="LightShading-Accent1"/>
+        <w:tblW w:type="auto" w:w="0"/>
+        <w:tblLook w:firstColumn="1" w:firstRow="1" w:lastColumn="0" w:lastRow="0" w:noHBand="0" w:noVBand="1" w:val="04A0"/>
+      </w:tblPr>
+      <w:tblGrid>
+        <w:gridCol w:w="5112"/>
+        <w:gridCol w:w="5112"/>
+      </w:tblGrid>
+      <w:tr>
+        <w:trPr>
+          <w:tblHeader/>
+        </w:trPr>
+        <w:tc>
+          <w:tcPr>
+            <w:tcW w:type="dxa" w:w="5112"/>
+          </w:tcPr>
+          <w:p>
+            <w:r>
+              <w:t>Step</w:t>
+            </w:r>
+          </w:p>
+        </w:tc>
+        <w:tc>
+          <w:tcPr>
+            <w:tcW w:type="dxa" w:w="5112"/>
+          </w:tcPr>
+          <w:p>
+            <w:r>
+              <w:t>What happens and why</w:t>
+            </w:r>
+          </w:p>
+        </w:tc>
+      </w:tr>
+      <w:tr>
+        <w:tc>
+          <w:tcPr>
+            <w:tcW w:type="dxa" w:w="5112"/>
+          </w:tcPr>
+          <w:p>
+            <w:r>
+              <w:t>1. Trace first call</w:t>
+            </w:r>
+          </w:p>
+        </w:tc>
+        <w:tc>
+          <w:tcPr>
+            <w:tcW w:type="dxa" w:w="5112"/>
+          </w:tcPr>
+          <w:p>
+            <w:r>
+              <w:t>Its local result is 7; return assigns 7 to first.</w:t>
+            </w:r>
+          </w:p>
+        </w:tc>
+      </w:tr>
+      <w:tr>
+        <w:tc>
+          <w:tcPr>
+            <w:tcW w:type="dxa" w:w="5112"/>
+          </w:tcPr>
+          <w:p>
+            <w:r>
+              <w:t>2. Trace second call</w:t>
+            </w:r>
+          </w:p>
+        </w:tc>
+        <w:tc>
+          <w:tcPr>
+            <w:tcW w:type="dxa" w:w="5112"/>
+          </w:tcPr>
+          <w:p>
+            <w:r>
+              <w:t>Its new local result is 5; return assigns 5 to second.</w:t>
+            </w:r>
+          </w:p>
+        </w:tc>
+      </w:tr>
+      <w:tr>
+        <w:tc>
+          <w:tcPr>
+            <w:tcW w:type="dxa" w:w="5112"/>
+          </w:tcPr>
+          <w:p>
+            <w:r>
+              <w:t>3. Read caller values</w:t>
+            </w:r>
+          </w:p>
+        </w:tc>
+        <w:tc>
+          <w:tcPr>
+            <w:tcW w:type="dxa" w:w="5112"/>
+          </w:tcPr>
+          <w:p>
+            <w:r>
+              <w:t>The final print displays 7 5; the second call does not overwrite first.</w:t>
+            </w:r>
+          </w:p>
+        </w:tc>
+      </w:tr>
+    </w:tbl>
+    <w:p>
+      <w:r>
+        <w:t>Match each pictured step to the supplied facts. This is a worked teaching case, not an independent assessment.</w:t>
+      </w:r>
+    </w:p>
+    <w:p>
+      <w:pPr>
+        <w:spacing w:line="336" w:lineRule="auto" w:after="180"/>
+      </w:pPr>
+      <w:r>
+        <w:rPr>
+          <w:b w:val="0"/>
+        </w:rPr>
+        <w:t xml:space="preserve">Returning passes a value back to the </w:t>
+      </w:r>
+      <w:r>
+        <w:rPr>
+          <w:b/>
+        </w:rPr>
+        <w:t>caller</w:t>
+      </w:r>
+      <w:r>
+        <w:rPr>
+          <w:b w:val="0"/>
+        </w:rPr>
+        <w:t xml:space="preserve">. Local names belong to a function call; storing the returned value creates a separate </w:t>
+      </w:r>
+      <w:r>
+        <w:rPr>
+          <w:b/>
+        </w:rPr>
+        <w:t>caller</w:t>
+      </w:r>
+      <w:r>
+        <w:rPr>
+          <w:b w:val="0"/>
+        </w:rPr>
+        <w:t xml:space="preserve"> binding.</w:t>
+      </w:r>
+    </w:p>
+    <w:p>
+      <w:r>
+        <w:rPr>
+          <w:rFonts w:ascii="Courier New" w:hAnsi="Courier New"/>
+          <w:sz w:val="18"/>
+        </w:rPr>
+        <w:t>def extra(a, b):</w:t>
+        <w:br/>
+        <w:t xml:space="preserve">    result = a + b</w:t>
+        <w:br/>
+        <w:t xml:space="preserve">    return result</w:t>
+        <w:br/>
+        <w:br/>
+        <w:t>first = extra(2, 5)</w:t>
+        <w:br/>
+        <w:t>second = extra(4, 1)</w:t>
+        <w:br/>
+        <w:t>print(first, second)</w:t>
+        <w:br/>
+      </w:r>
+    </w:p>
+    <w:p>
+      <w:pPr>
+        <w:pStyle w:val="Heading2"/>
+      </w:pPr>
+      <w:r>
+        <w:t>Predict inaccessible local result</w:t>
+      </w:r>
+    </w:p>
+    <w:p>
+      <w:pPr>
+        <w:spacing w:line="336" w:lineRule="auto" w:after="180"/>
+      </w:pPr>
+      <w:r>
+        <w:rPr>
+          <w:b w:val="0"/>
+        </w:rPr>
+        <w:t>Change: Add print(result) after the calls in a fresh script with no global result.</w:t>
+      </w:r>
+    </w:p>
+    <w:p>
+      <w:pPr>
+        <w:spacing w:line="336" w:lineRule="auto" w:after="180"/>
+      </w:pPr>
+      <w:r>
+        <w:rPr>
+          <w:b/>
+        </w:rPr>
+        <w:t>Prediction</w:t>
+      </w:r>
+      <w:r>
+        <w:rPr>
+          <w:b w:val="0"/>
+        </w:rPr>
+        <w:t xml:space="preserve">: NameError occurs because that local name is not defined in the </w:t>
+      </w:r>
+      <w:r>
+        <w:rPr>
+          <w:b/>
+        </w:rPr>
+        <w:t>caller</w:t>
+      </w:r>
+      <w:r>
+        <w:rPr>
+          <w:b w:val="0"/>
+        </w:rPr>
+        <w:t>.</w:t>
+      </w:r>
+    </w:p>
+    <w:p>
+      <w:pPr>
+        <w:spacing w:line="336" w:lineRule="auto" w:after="180"/>
+      </w:pPr>
+      <w:r>
+        <w:rPr>
+          <w:b w:val="0"/>
+        </w:rPr>
+        <w:t>Reason: A returned value and the function’s internal name are different things.</w:t>
+      </w:r>
+    </w:p>
+    <w:p>
+      <w:pPr>
+        <w:pStyle w:val="Heading2"/>
+      </w:pPr>
+      <w:r>
+        <w:t>State immutable-value scope limits</w:t>
+      </w:r>
+    </w:p>
+    <w:p>
+      <w:pPr>
+        <w:spacing w:line="336" w:lineRule="auto" w:after="180"/>
+      </w:pPr>
+      <w:r>
+        <w:rPr>
+          <w:b w:val="0"/>
+        </w:rPr>
+        <w:t>The example uses immutable integers; shared mutable objects require additional reasoning about references.</w:t>
+      </w:r>
+    </w:p>
+    <w:p>
+      <w:pPr>
+        <w:spacing w:line="336" w:lineRule="auto" w:after="180"/>
+      </w:pPr>
+      <w:r>
+        <w:rPr>
+          <w:b w:val="0"/>
+        </w:rPr>
+        <w:t xml:space="preserve">Cover the result. Ask learners to name the </w:t>
+      </w:r>
+      <w:r>
+        <w:rPr>
+          <w:b/>
+        </w:rPr>
+        <w:t>input</w:t>
+      </w:r>
+      <w:r>
+        <w:rPr>
+          <w:b w:val="0"/>
+        </w:rPr>
+        <w:t xml:space="preserve">s and predict the next step. Uncover one step, connect the icon to the actual procedure, and explain its </w:t>
+      </w:r>
+      <w:r>
+        <w:rPr>
+          <w:b/>
+        </w:rPr>
+        <w:t>evidence</w:t>
+      </w:r>
+      <w:r>
+        <w:rPr>
+          <w:b w:val="0"/>
+        </w:rPr>
+        <w:t>. Then change the supplied condition and compare.</w:t>
+      </w:r>
+    </w:p>
+    <w:p>
+      <w:pPr>
+        <w:spacing w:line="336" w:lineRule="auto" w:after="180"/>
+      </w:pPr>
+      <w:r>
+        <w:rPr>
+          <w:b w:val="0"/>
+        </w:rPr>
+        <w:t>The picture is a representation; it does not document execution of a real AI model.</w:t>
+      </w:r>
+    </w:p>
+    <w:p>
+      <w:pPr>
+        <w:pStyle w:val="Heading2"/>
+      </w:pPr>
+      <w:r>
+        <w:t>Additional guided key · reference / check after trying</w:t>
+      </w:r>
+    </w:p>
+    <w:p>
+      <w:pPr>
+        <w:spacing w:line="336" w:lineRule="auto" w:after="180"/>
+      </w:pPr>
+      <w:r>
+        <w:rPr>
+          <w:b w:val="0"/>
+        </w:rPr>
+        <w:t xml:space="preserve">first stores 0, second stores 9, and the final print displays 9. Removing only that print leaves the calculations and stored values but no displayed </w:t>
+      </w:r>
+      <w:r>
+        <w:rPr>
+          <w:b/>
+        </w:rPr>
+        <w:t>output</w:t>
+      </w:r>
+      <w:r>
+        <w:rPr>
+          <w:b w:val="0"/>
+        </w:rPr>
+        <w:t>.</w:t>
+      </w:r>
+    </w:p>
+    <w:p>
+      <w:pPr>
+        <w:spacing w:line="336" w:lineRule="auto" w:after="180"/>
+      </w:pPr>
+      <w:r>
+        <w:rPr>
+          <w:b w:val="0"/>
+        </w:rPr>
+        <w:t xml:space="preserve">Exit: assign answer = remaining(12, 4), then print(answer) and check it is 8 rather than </w:t>
+      </w:r>
+      <w:r>
+        <w:rPr>
+          <w:b/>
+        </w:rPr>
+        <w:t>None</w:t>
+      </w:r>
+      <w:r>
+        <w:rPr>
+          <w:b w:val="0"/>
+        </w:rPr>
+        <w:t>. Repeat with (10, 7), expecting 3. Passing two tests does not establish all-</w:t>
+      </w:r>
+      <w:r>
+        <w:rPr>
+          <w:b/>
+        </w:rPr>
+        <w:t>input</w:t>
+      </w:r>
+      <w:r>
+        <w:rPr>
+          <w:b w:val="0"/>
+        </w:rPr>
+        <w:t xml:space="preserve"> correctness or verify the </w:t>
+      </w:r>
+      <w:r>
+        <w:rPr>
+          <w:b/>
+        </w:rPr>
+        <w:t>input</w:t>
+      </w:r>
+      <w:r>
+        <w:rPr>
+          <w:b w:val="0"/>
+        </w:rPr>
+        <w:t xml:space="preserve"> assumptions.</w:t>
+      </w:r>
+    </w:p>
+    <w:p>
+      <w:pPr>
+        <w:pStyle w:val="Heading2"/>
+      </w:pPr>
+      <w:r>
+        <w:t>Earlier wording, alternatives and picture transcripts · reference / check after trying</w:t>
       </w:r>
     </w:p>
     <w:tbl>
@@ -965,7 +1866,7 @@
         <w:pStyle w:val="Heading3"/>
       </w:pPr>
       <w:r>
-        <w:t>Explain Return values and local state · 2</w:t>
+        <w:t>Model the reasoning aloud</w:t>
       </w:r>
     </w:p>
     <w:p>
@@ -976,19 +1877,19 @@
         <w:rPr>
           <w:b w:val="0"/>
         </w:rPr>
-        <w:t xml:space="preserve">first stores 0, second stores 9, and the final print displays 9. Removing only that print leaves the calculations and stored values but no displayed </w:t>
+        <w:t xml:space="preserve">Use the complete worked example below before asking learners to complete W2. Reveal a small part, invite a </w:t>
       </w:r>
       <w:r>
         <w:rPr>
           <w:b/>
         </w:rPr>
-        <w:t>output</w:t>
+        <w:t>prediction</w:t>
       </w:r>
       <w:r>
         <w:rPr>
           <w:b w:val="0"/>
         </w:rPr>
-        <w:t>.</w:t>
+        <w:t>, then explain the deciding step.</w:t>
       </w:r>
     </w:p>
     <w:p>
@@ -999,258 +1900,7 @@
         <w:rPr>
           <w:b w:val="0"/>
         </w:rPr>
-        <w:t xml:space="preserve">Exit: assign answer = remaining(12, 4), then print(answer) and check it is 8 rather than </w:t>
-      </w:r>
-      <w:r>
-        <w:rPr>
-          <w:b/>
-        </w:rPr>
-        <w:t>None</w:t>
-      </w:r>
-      <w:r>
-        <w:rPr>
-          <w:b w:val="0"/>
-        </w:rPr>
-        <w:t>. Repeat with (10, 7), expecting 3. Passing two tests does not establish all-</w:t>
-      </w:r>
-      <w:r>
-        <w:rPr>
-          <w:b/>
-        </w:rPr>
-        <w:t>input</w:t>
-      </w:r>
-      <w:r>
-        <w:rPr>
-          <w:b w:val="0"/>
-        </w:rPr>
-        <w:t xml:space="preserve"> correctness or verify the </w:t>
-      </w:r>
-      <w:r>
-        <w:rPr>
-          <w:b/>
-        </w:rPr>
-        <w:t>input</w:t>
-      </w:r>
-      <w:r>
-        <w:rPr>
-          <w:b w:val="0"/>
-        </w:rPr>
-        <w:t xml:space="preserve"> assumptions.</w:t>
-      </w:r>
-    </w:p>
-    <w:p>
-      <w:pPr>
-        <w:pStyle w:val="Heading3"/>
-      </w:pPr>
-      <w:r>
-        <w:t>Model the reasoning aloud</w:t>
-      </w:r>
-    </w:p>
-    <w:p>
-      <w:pPr>
-        <w:spacing w:line="336" w:lineRule="auto" w:after="180"/>
-      </w:pPr>
-      <w:r>
-        <w:rPr>
-          <w:b w:val="0"/>
-        </w:rPr>
-        <w:t xml:space="preserve">Use the complete worked example below before asking learners to complete W2. Reveal a small part, invite a </w:t>
-      </w:r>
-      <w:r>
-        <w:rPr>
-          <w:b/>
-        </w:rPr>
-        <w:t>prediction</w:t>
-      </w:r>
-      <w:r>
-        <w:rPr>
-          <w:b w:val="0"/>
-        </w:rPr>
-        <w:t>, then explain the deciding step.</w:t>
-      </w:r>
-    </w:p>
-    <w:p>
-      <w:pPr>
-        <w:spacing w:line="336" w:lineRule="auto" w:after="180"/>
-      </w:pPr>
-      <w:r>
-        <w:rPr>
-          <w:b w:val="0"/>
-        </w:rPr>
         <w:t>These teacher notes contain solutions; do not reveal the independent case answer during modelling.</w:t>
-      </w:r>
-    </w:p>
-    <w:tbl>
-      <w:tblPr>
-        <w:tblStyle w:val="LightShading-Accent1"/>
-        <w:tblW w:type="auto" w:w="0"/>
-        <w:tblLook w:firstColumn="1" w:firstRow="1" w:lastColumn="0" w:lastRow="0" w:noHBand="0" w:noVBand="1" w:val="04A0"/>
-      </w:tblPr>
-      <w:tblGrid>
-        <w:gridCol w:w="3408"/>
-        <w:gridCol w:w="3408"/>
-        <w:gridCol w:w="3408"/>
-      </w:tblGrid>
-      <w:tr>
-        <w:trPr>
-          <w:tblHeader/>
-        </w:trPr>
-        <w:tc>
-          <w:tcPr>
-            <w:tcW w:type="dxa" w:w="3408"/>
-          </w:tcPr>
-          <w:p>
-            <w:r>
-              <w:t>Point in execution</w:t>
-            </w:r>
-          </w:p>
-        </w:tc>
-        <w:tc>
-          <w:tcPr>
-            <w:tcW w:type="dxa" w:w="3408"/>
-          </w:tcPr>
-          <w:p>
-            <w:r>
-              <w:t>Local spaces</w:t>
-            </w:r>
-          </w:p>
-        </w:tc>
-        <w:tc>
-          <w:tcPr>
-            <w:tcW w:type="dxa" w:w="3408"/>
-          </w:tcPr>
-          <w:p>
-            <w:r>
-              <w:t>Caller values</w:t>
-            </w:r>
-          </w:p>
-        </w:tc>
-      </w:tr>
-      <w:tr>
-        <w:tc>
-          <w:tcPr>
-            <w:tcW w:type="dxa" w:w="3408"/>
-          </w:tcPr>
-          <w:p>
-            <w:r>
-              <w:t>First call before return</w:t>
-            </w:r>
-          </w:p>
-        </w:tc>
-        <w:tc>
-          <w:tcPr>
-            <w:tcW w:type="dxa" w:w="3408"/>
-          </w:tcPr>
-          <w:p>
-            <w:r>
-              <w:t>8</w:t>
-            </w:r>
-          </w:p>
-        </w:tc>
-        <w:tc>
-          <w:tcPr>
-            <w:tcW w:type="dxa" w:w="3408"/>
-          </w:tcPr>
-          <w:p>
-            <w:r>
-              <w:t>first not assigned yet</w:t>
-            </w:r>
-          </w:p>
-        </w:tc>
-      </w:tr>
-      <w:tr>
-        <w:tc>
-          <w:tcPr>
-            <w:tcW w:type="dxa" w:w="3408"/>
-          </w:tcPr>
-          <w:p>
-            <w:r>
-              <w:t>Second call before return</w:t>
-            </w:r>
-          </w:p>
-        </w:tc>
-        <w:tc>
-          <w:tcPr>
-            <w:tcW w:type="dxa" w:w="3408"/>
-          </w:tcPr>
-          <w:p>
-            <w:r>
-              <w:t>3</w:t>
-            </w:r>
-          </w:p>
-        </w:tc>
-        <w:tc>
-          <w:tcPr>
-            <w:tcW w:type="dxa" w:w="3408"/>
-          </w:tcPr>
-          <w:p>
-            <w:r>
-              <w:t>first is still 8</w:t>
-            </w:r>
-          </w:p>
-        </w:tc>
-      </w:tr>
-      <w:tr>
-        <w:tc>
-          <w:tcPr>
-            <w:tcW w:type="dxa" w:w="3408"/>
-          </w:tcPr>
-          <w:p>
-            <w:r>
-              <w:t>After both calls</w:t>
-            </w:r>
-          </w:p>
-        </w:tc>
-        <w:tc>
-          <w:tcPr>
-            <w:tcW w:type="dxa" w:w="3408"/>
-          </w:tcPr>
-          <w:p>
-            <w:r>
-              <w:t>Not accessible by this local name</w:t>
-            </w:r>
-          </w:p>
-        </w:tc>
-        <w:tc>
-          <w:tcPr>
-            <w:tcW w:type="dxa" w:w="3408"/>
-          </w:tcPr>
-          <w:p>
-            <w:r>
-              <w:t>first is 8 and second is 3</w:t>
-            </w:r>
-          </w:p>
-        </w:tc>
-      </w:tr>
-    </w:tbl>
-    <w:p>
-      <w:pPr>
-        <w:pStyle w:val="Heading3"/>
-      </w:pPr>
-      <w:r>
-        <w:t>Model the reasoning aloud · 3</w:t>
-      </w:r>
-    </w:p>
-    <w:p>
-      <w:pPr>
-        <w:spacing w:line="336" w:lineRule="auto" w:after="180"/>
-      </w:pPr>
-      <w:r>
-        <w:rPr>
-          <w:b w:val="0"/>
-        </w:rPr>
-        <w:t>capacity, used and spaces belong to the current call. The second call gets new parameter values and calculates its own spaces; it does not overwrite first.</w:t>
-      </w:r>
-    </w:p>
-    <w:p>
-      <w:pPr>
-        <w:spacing w:line="336" w:lineRule="auto" w:after="180"/>
-      </w:pPr>
-      <w:r>
-        <w:rPr>
-          <w:b w:val="0"/>
-        </w:rPr>
-        <w:t>In a fresh script with no outside variable called spaces, adding print(spaces) after the calls raises NameError. Use the returned value stored in first or second instead.</w:t>
       </w:r>
     </w:p>
     <w:p>
@@ -1409,59 +2059,10 @@
     </w:p>
     <w:p>
       <w:pPr>
-        <w:spacing w:line="336" w:lineRule="auto" w:after="180"/>
-      </w:pPr>
-      <w:r>
-        <w:rPr>
-          <w:b/>
-        </w:rPr>
-        <w:t>Return value</w:t>
-      </w:r>
-      <w:r>
-        <w:rPr>
-          <w:b w:val="0"/>
-        </w:rPr>
-        <w:t xml:space="preserve">s survive their calls. A function returns a local calculation that the </w:t>
-      </w:r>
-      <w:r>
-        <w:rPr>
-          <w:b/>
-        </w:rPr>
-        <w:t>caller</w:t>
-      </w:r>
-      <w:r>
-        <w:rPr>
-          <w:b w:val="0"/>
-        </w:rPr>
-        <w:t xml:space="preserve"> stores.</w:t>
-      </w:r>
-    </w:p>
-    <w:p>
-      <w:pPr>
         <w:pStyle w:val="Heading3"/>
       </w:pPr>
       <w:r>
         <w:t>The facts we will use</w:t>
-      </w:r>
-    </w:p>
-    <w:p>
-      <w:pPr>
-        <w:pStyle w:val="Heading3"/>
-      </w:pPr>
-      <w:r>
-        <w:t>Supplied facts</w:t>
-      </w:r>
-    </w:p>
-    <w:p>
-      <w:pPr>
-        <w:spacing w:line="336" w:lineRule="auto" w:after="180"/>
-        <w:shd w:fill="F1F6FC"/>
-      </w:pPr>
-      <w:r>
-        <w:rPr>
-          <w:b w:val="0"/>
-        </w:rPr>
-        <w:t>Python 3: def extra(a,b): result=a+b; return result. Then first=extra(2,5); second=extra(4,1); print(first,second).</w:t>
       </w:r>
     </w:p>
     <w:p>
@@ -1469,7 +2070,7 @@
         <w:drawing>
           <wp:inline xmlns:a="http://schemas.openxmlformats.org/drawingml/2006/main" xmlns:pic="http://schemas.openxmlformats.org/drawingml/2006/picture">
             <wp:extent cx="5486400" cy="5185229"/>
-            <wp:docPr id="1" name="Picture 1" descr="Return values and local state. Trace first call: Its local result is 7; return assigns 7 to first.. Trace second call: Its new local result is 5; return assigns 5 to second.. Read caller values: The final print displays 7 5; the second call does not overwrite first."/>
+            <wp:docPr id="2" name="Picture 2" descr="Return values and local state. Trace first call: Its local result is 7; return assigns 7 to first.. Trace second call: Its new local result is 5; return assigns 5 to second.. Read caller values: The final print displays 7 5; the second call does not overwrite first."/>
             <wp:cNvGraphicFramePr>
               <a:graphicFrameLocks noChangeAspect="1"/>
             </wp:cNvGraphicFramePr>
@@ -1481,7 +2082,7 @@
                     <pic:cNvPicPr/>
                   </pic:nvPicPr>
                   <pic:blipFill>
-                    <a:blip r:embed="rId9"/>
+                    <a:blip r:embed="rId10"/>
                     <a:stretch>
                       <a:fillRect/>
                     </a:stretch>
@@ -1505,114 +2106,7 @@
         <w:pStyle w:val="Heading3"/>
       </w:pPr>
       <w:r>
-        <w:t>Read the picture one step at a time</w:t>
-      </w:r>
-    </w:p>
-    <w:tbl>
-      <w:tblPr>
-        <w:tblStyle w:val="LightShading-Accent1"/>
-        <w:tblW w:type="auto" w:w="0"/>
-        <w:tblLook w:firstColumn="1" w:firstRow="1" w:lastColumn="0" w:lastRow="0" w:noHBand="0" w:noVBand="1" w:val="04A0"/>
-      </w:tblPr>
-      <w:tblGrid>
-        <w:gridCol w:w="5112"/>
-        <w:gridCol w:w="5112"/>
-      </w:tblGrid>
-      <w:tr>
-        <w:trPr>
-          <w:tblHeader/>
-        </w:trPr>
-        <w:tc>
-          <w:tcPr>
-            <w:tcW w:type="dxa" w:w="5112"/>
-          </w:tcPr>
-          <w:p>
-            <w:r>
-              <w:t>Step</w:t>
-            </w:r>
-          </w:p>
-        </w:tc>
-        <w:tc>
-          <w:tcPr>
-            <w:tcW w:type="dxa" w:w="5112"/>
-          </w:tcPr>
-          <w:p>
-            <w:r>
-              <w:t>What happens and why</w:t>
-            </w:r>
-          </w:p>
-        </w:tc>
-      </w:tr>
-      <w:tr>
-        <w:tc>
-          <w:tcPr>
-            <w:tcW w:type="dxa" w:w="5112"/>
-          </w:tcPr>
-          <w:p>
-            <w:r>
-              <w:t>1. Trace first call</w:t>
-            </w:r>
-          </w:p>
-        </w:tc>
-        <w:tc>
-          <w:tcPr>
-            <w:tcW w:type="dxa" w:w="5112"/>
-          </w:tcPr>
-          <w:p>
-            <w:r>
-              <w:t>Its local result is 7; return assigns 7 to first.</w:t>
-            </w:r>
-          </w:p>
-        </w:tc>
-      </w:tr>
-      <w:tr>
-        <w:tc>
-          <w:tcPr>
-            <w:tcW w:type="dxa" w:w="5112"/>
-          </w:tcPr>
-          <w:p>
-            <w:r>
-              <w:t>2. Trace second call</w:t>
-            </w:r>
-          </w:p>
-        </w:tc>
-        <w:tc>
-          <w:tcPr>
-            <w:tcW w:type="dxa" w:w="5112"/>
-          </w:tcPr>
-          <w:p>
-            <w:r>
-              <w:t>Its new local result is 5; return assigns 5 to second.</w:t>
-            </w:r>
-          </w:p>
-        </w:tc>
-      </w:tr>
-      <w:tr>
-        <w:tc>
-          <w:tcPr>
-            <w:tcW w:type="dxa" w:w="5112"/>
-          </w:tcPr>
-          <w:p>
-            <w:r>
-              <w:t>3. Read caller values</w:t>
-            </w:r>
-          </w:p>
-        </w:tc>
-        <w:tc>
-          <w:tcPr>
-            <w:tcW w:type="dxa" w:w="5112"/>
-          </w:tcPr>
-          <w:p>
-            <w:r>
-              <w:t>The final print displays 7 5; the second call does not overwrite first.</w:t>
-            </w:r>
-          </w:p>
-        </w:tc>
-      </w:tr>
-    </w:tbl>
-    <w:p>
-      <w:r>
-        <w:t>Match each pictured step to the supplied facts. This is a worked teaching case, not an independent assessment.</w:t>
+        <w:t>Why this result follows</w:t>
       </w:r>
     </w:p>
     <w:p>
@@ -1620,7 +2114,7 @@
         <w:pStyle w:val="Heading3"/>
       </w:pPr>
       <w:r>
-        <w:t>Why this result follows</w:t>
+        <w:t>What this example does not establish</w:t>
       </w:r>
     </w:p>
     <w:p>
@@ -1628,173 +2122,168 @@
         <w:pStyle w:val="Heading3"/>
       </w:pPr>
       <w:r>
-        <w:t>Why the result follows</w:t>
+        <w:t>Change one thing in the pictured case</w:t>
       </w:r>
     </w:p>
     <w:p>
       <w:pPr>
-        <w:spacing w:line="336" w:lineRule="auto" w:after="180"/>
-        <w:shd w:fill="F1F6FC"/>
-      </w:pPr>
-      <w:r>
-        <w:rPr>
-          <w:b w:val="0"/>
-        </w:rPr>
-        <w:t xml:space="preserve">Returning passes a value back to the </w:t>
-      </w:r>
-      <w:r>
-        <w:rPr>
-          <w:b/>
-        </w:rPr>
-        <w:t>caller</w:t>
-      </w:r>
-      <w:r>
-        <w:rPr>
-          <w:b w:val="0"/>
-        </w:rPr>
-        <w:t xml:space="preserve">. Local names belong to a function call; storing the returned value creates a separate </w:t>
-      </w:r>
-      <w:r>
-        <w:rPr>
-          <w:b/>
-        </w:rPr>
-        <w:t>caller</w:t>
-      </w:r>
-      <w:r>
-        <w:rPr>
-          <w:b w:val="0"/>
-        </w:rPr>
-        <w:t xml:space="preserve"> binding.</w:t>
+        <w:pStyle w:val="Heading3"/>
+      </w:pPr>
+      <w:r>
+        <w:t>Ask while showing the picture</w:t>
       </w:r>
     </w:p>
     <w:p>
       <w:pPr>
-        <w:pStyle w:val="Heading3"/>
-      </w:pPr>
-      <w:r>
-        <w:t>What this example does not establish</w:t>
+        <w:pStyle w:val="Heading1"/>
+      </w:pPr>
+      <w:r>
+        <w:t>03. Guide the trace, then fade the help</w:t>
       </w:r>
     </w:p>
     <w:p>
-      <w:pPr>
-        <w:pStyle w:val="Heading3"/>
-      </w:pPr>
-      <w:r>
-        <w:t>Keep the stated limit</w:t>
+      <w:r>
+        <w:t>Collect predictions before execution or feedback.</w:t>
       </w:r>
     </w:p>
     <w:p>
       <w:pPr>
-        <w:spacing w:line="336" w:lineRule="auto" w:after="180"/>
-        <w:shd w:fill="FFF5E6"/>
-      </w:pPr>
-      <w:r>
-        <w:rPr>
-          <w:b w:val="0"/>
-        </w:rPr>
-        <w:t>The example uses immutable integers; shared mutable objects require additional reasoning about references.</w:t>
+        <w:pStyle w:val="Heading2"/>
+      </w:pPr>
+      <w:r>
+        <w:t>Main completion task and key</w:t>
       </w:r>
     </w:p>
     <w:p>
       <w:pPr>
-        <w:pStyle w:val="Heading3"/>
-      </w:pPr>
-      <w:r>
-        <w:t>Change one thing in the pictured case</w:t>
+        <w:spacing w:line="336" w:lineRule="auto" w:after="180"/>
+      </w:pPr>
+      <w:r>
+        <w:rPr>
+          <w:b w:val="0"/>
+        </w:rPr>
+        <w:t>Completion task: Using the correct definition, store a = remaining(8, 3), b = remaining(8, 8), c = remaining(8, 3). State a, b and c. In a fresh script, explain why print(spaces) outside the function fails.</w:t>
       </w:r>
     </w:p>
     <w:p>
       <w:pPr>
-        <w:pStyle w:val="Heading3"/>
-      </w:pPr>
-      <w:r>
-        <w:t>Change one thing</w:t>
+        <w:spacing w:line="336" w:lineRule="auto" w:after="180"/>
+      </w:pPr>
+      <w:r>
+        <w:rPr>
+          <w:b w:val="0"/>
+        </w:rPr>
+        <w:t>Teacher check: a is 5, b is 0, c is 5. Each call has its own local spaces. That name has not been defined outside the function, so print(spaces) there raises NameError. Print a, b or c to use the saved results.</w:t>
       </w:r>
     </w:p>
     <w:p>
       <w:pPr>
         <w:spacing w:line="336" w:lineRule="auto" w:after="180"/>
-        <w:shd w:fill="F5F1FB"/>
       </w:pPr>
       <w:r>
         <w:rPr>
           <w:b w:val="0"/>
         </w:rPr>
-        <w:t>Change: Add print(result) after the calls in a fresh script with no global result.</w:t>
+        <w:t xml:space="preserve">Start by identifying the given </w:t>
+      </w:r>
+      <w:r>
+        <w:rPr>
+          <w:b/>
+        </w:rPr>
+        <w:t>input</w:t>
+      </w:r>
+      <w:r>
+        <w:rPr>
+          <w:b w:val="0"/>
+        </w:rPr>
+        <w:t>s together. Leave the intermediate steps blank. If needed, model one step, then withdraw that help on the next step. Move to a full trace only when the partial trace is understood.</w:t>
       </w:r>
     </w:p>
     <w:p>
       <w:pPr>
-        <w:pStyle w:val="Heading3"/>
-      </w:pPr>
-      <w:r>
-        <w:t>Predicted result</w:t>
+        <w:spacing w:line="336" w:lineRule="auto" w:after="180"/>
+      </w:pPr>
+      <w:r>
+        <w:rPr>
+          <w:b w:val="0"/>
+        </w:rPr>
+        <w:t>For partners, alternate explainer and checker; collect a response from every learner before discussion.</w:t>
       </w:r>
     </w:p>
     <w:p>
       <w:pPr>
-        <w:spacing w:line="336" w:lineRule="auto" w:after="180"/>
-        <w:shd w:fill="F1F6FC"/>
-      </w:pPr>
-      <w:r>
-        <w:rPr>
-          <w:b/>
-        </w:rPr>
-        <w:t>Prediction</w:t>
-      </w:r>
-      <w:r>
-        <w:rPr>
-          <w:b w:val="0"/>
-        </w:rPr>
-        <w:t xml:space="preserve">: NameError occurs because that local name is not defined in the </w:t>
-      </w:r>
-      <w:r>
-        <w:rPr>
-          <w:b/>
-        </w:rPr>
-        <w:t>caller</w:t>
-      </w:r>
-      <w:r>
-        <w:rPr>
-          <w:b w:val="0"/>
-        </w:rPr>
-        <w:t>.</w:t>
+        <w:pStyle w:val="Heading2"/>
+      </w:pPr>
+      <w:r>
+        <w:t>Individual misconception check</w:t>
       </w:r>
     </w:p>
     <w:p>
       <w:pPr>
-        <w:pStyle w:val="Heading3"/>
-      </w:pPr>
-      <w:r>
-        <w:t>Why the result follows</w:t>
+        <w:spacing w:line="336" w:lineRule="auto" w:after="180"/>
+      </w:pPr>
+      <w:r>
+        <w:rPr>
+          <w:b w:val="0"/>
+        </w:rPr>
+        <w:t xml:space="preserve">Use the worked case for </w:t>
+      </w:r>
+      <w:r>
+        <w:rPr>
+          <w:b/>
+        </w:rPr>
+        <w:t>Return value</w:t>
+      </w:r>
+      <w:r>
+        <w:rPr>
+          <w:b w:val="0"/>
+        </w:rPr>
+        <w:t>s and local state. Proposed explanation: “Printing a value returns that value”. Decide whether this explanation is supported.</w:t>
       </w:r>
     </w:p>
     <w:p>
       <w:pPr>
         <w:spacing w:line="336" w:lineRule="auto" w:after="180"/>
-        <w:shd w:fill="F1F6FC"/>
       </w:pPr>
       <w:r>
         <w:rPr>
           <w:b w:val="0"/>
         </w:rPr>
-        <w:t>Reason: A returned value and the function’s internal name are different things.</w:t>
+        <w:t>Point to the step or supplied fact that decides; explain your repair if needed.</w:t>
       </w:r>
     </w:p>
     <w:p>
       <w:pPr>
-        <w:pStyle w:val="Heading3"/>
-      </w:pPr>
-      <w:r>
-        <w:t>Ask while showing the picture</w:t>
+        <w:spacing w:line="336" w:lineRule="auto" w:after="180"/>
+      </w:pPr>
+      <w:r>
+        <w:rPr>
+          <w:b w:val="0"/>
+        </w:rPr>
+        <w:t xml:space="preserve">Expected correction: print displays a value. Without an explicit return, these functions return </w:t>
+      </w:r>
+      <w:r>
+        <w:rPr>
+          <w:b/>
+        </w:rPr>
+        <w:t>None</w:t>
+      </w:r>
+      <w:r>
+        <w:rPr>
+          <w:b w:val="0"/>
+        </w:rPr>
+        <w:t>.</w:t>
       </w:r>
     </w:p>
     <w:p>
       <w:pPr>
-        <w:pStyle w:val="Heading3"/>
-      </w:pPr>
-      <w:r>
-        <w:t>Ask while showing the picture · 4</w:t>
+        <w:spacing w:line="336" w:lineRule="auto" w:after="180"/>
+      </w:pPr>
+      <w:r>
+        <w:rPr>
+          <w:b w:val="0"/>
+        </w:rPr>
+        <w:t>Collect explanations, not only yes/no votes. If a misunderstanding is common, re-model the relevant step for the class.</w:t>
       </w:r>
     </w:p>
     <w:p>
@@ -1805,75 +2294,115 @@
         <w:rPr>
           <w:b w:val="0"/>
         </w:rPr>
-        <w:t xml:space="preserve">Cover the result. Ask learners to name the </w:t>
-      </w:r>
-      <w:r>
-        <w:rPr>
-          <w:b/>
-        </w:rPr>
-        <w:t>input</w:t>
-      </w:r>
-      <w:r>
-        <w:rPr>
-          <w:b w:val="0"/>
-        </w:rPr>
-        <w:t xml:space="preserve">s and predict the next step. Uncover one step, connect the icon to the actual procedure, and explain its </w:t>
-      </w:r>
-      <w:r>
-        <w:rPr>
-          <w:b/>
-        </w:rPr>
-        <w:t>evidence</w:t>
-      </w:r>
-      <w:r>
-        <w:rPr>
-          <w:b w:val="0"/>
-        </w:rPr>
-        <w:t>. Then change the supplied condition and compare.</w:t>
+        <w:t>If it affects a few learners, give a short targeted group explanation while others solve a more demanding variation.</w:t>
       </w:r>
     </w:p>
     <w:p>
       <w:pPr>
-        <w:spacing w:line="336" w:lineRule="auto" w:after="180"/>
-      </w:pPr>
-      <w:r>
-        <w:rPr>
-          <w:b w:val="0"/>
-        </w:rPr>
-        <w:t>The picture is a representation; it does not document execution of a real AI model.</w:t>
+        <w:pStyle w:val="Heading2"/>
+      </w:pPr>
+      <w:r>
+        <w:t>Pictorial question and changed-case key</w:t>
       </w:r>
     </w:p>
     <w:p>
       <w:pPr>
-        <w:pStyle w:val="Heading1"/>
-      </w:pPr>
-      <w:r>
-        <w:t>03. Demonstrate and guide practice</w:t>
+        <w:spacing w:line="336" w:lineRule="auto" w:after="180"/>
+      </w:pPr>
+      <w:r>
+        <w:rPr>
+          <w:b w:val="0"/>
+        </w:rPr>
+        <w:t xml:space="preserve">Trace the two returned values and explain why first stays seven. What happens if the </w:t>
+      </w:r>
+      <w:r>
+        <w:rPr>
+          <w:b/>
+        </w:rPr>
+        <w:t>caller</w:t>
+      </w:r>
+      <w:r>
+        <w:rPr>
+          <w:b w:val="0"/>
+        </w:rPr>
+        <w:t xml:space="preserve"> tries to print result directly?</w:t>
       </w:r>
     </w:p>
     <w:p>
-      <w:r>
-        <w:t>Demonstrate Return values and local state, reduce support deliberately and check individual reasoning before discussing answers.</w:t>
+      <w:pPr>
+        <w:spacing w:line="336" w:lineRule="auto" w:after="180"/>
+      </w:pPr>
+      <w:r>
+        <w:rPr>
+          <w:b w:val="0"/>
+        </w:rPr>
+        <w:t>The returns are 7 and 5, stored independently as first and second. result is local to each call; accessing it outside in this fresh script raises NameError.</w:t>
       </w:r>
     </w:p>
     <w:p>
       <w:pPr>
-        <w:pStyle w:val="Heading3"/>
-      </w:pPr>
-      <w:r>
-        <w:t>Choose the pacing route</w:t>
+        <w:spacing w:line="336" w:lineRule="auto" w:after="180"/>
+      </w:pPr>
+      <w:r>
+        <w:rPr>
+          <w:b w:val="0"/>
+        </w:rPr>
+        <w:t xml:space="preserve">Changed-case reasoning: NameError occurs because that local name is not defined in the </w:t>
+      </w:r>
+      <w:r>
+        <w:rPr>
+          <w:b/>
+        </w:rPr>
+        <w:t>caller</w:t>
+      </w:r>
+      <w:r>
+        <w:rPr>
+          <w:b w:val="0"/>
+        </w:rPr>
+        <w:t>. A returned value and the function’s internal name are different things.</w:t>
       </w:r>
     </w:p>
     <w:p>
       <w:pPr>
         <w:spacing w:line="336" w:lineRule="auto" w:after="180"/>
-        <w:shd w:fill="F1F6F8"/>
       </w:pPr>
       <w:r>
         <w:rPr>
           <w:b w:val="0"/>
         </w:rPr>
-        <w:t>Compact alternative: this two-session sequence covers selected core tasks. Use the three-session weekly plan for the full lesson, independent transfer, feedback and project work; allow extra time for extensions.</w:t>
+        <w:t xml:space="preserve">Collect each learner’s explanation before discussion. Use the first missing connection between </w:t>
+      </w:r>
+      <w:r>
+        <w:rPr>
+          <w:b/>
+        </w:rPr>
+        <w:t>input</w:t>
+      </w:r>
+      <w:r>
+        <w:rPr>
+          <w:b w:val="0"/>
+        </w:rPr>
+        <w:t xml:space="preserve">, deciding step and result to choose support. This question is worked-case practice, not fresh mastery </w:t>
+      </w:r>
+      <w:r>
+        <w:rPr>
+          <w:b/>
+        </w:rPr>
+        <w:t>evidence</w:t>
+      </w:r>
+      <w:r>
+        <w:rPr>
+          <w:b w:val="0"/>
+        </w:rPr>
+        <w:t>.</w:t>
+      </w:r>
+    </w:p>
+    <w:p>
+      <w:pPr>
+        <w:pStyle w:val="Heading2"/>
+      </w:pPr>
+      <w:r>
+        <w:t>Support and alternative plan · reference / check after trying</w:t>
       </w:r>
     </w:p>
     <w:tbl>
@@ -2170,30 +2699,29 @@
     </w:p>
     <w:p>
       <w:pPr>
-        <w:pStyle w:val="Heading3"/>
-      </w:pPr>
-      <w:r>
-        <w:t>Reduce help deliberately</w:t>
+        <w:pStyle w:val="Heading2"/>
+      </w:pPr>
+      <w:r>
+        <w:t>Earlier wording, alternatives and picture transcripts · reference / check after trying</w:t>
       </w:r>
     </w:p>
     <w:p>
       <w:pPr>
-        <w:pStyle w:val="Heading3"/>
-      </w:pPr>
-      <w:r>
-        <w:t>Completion practice</w:t>
+        <w:spacing w:line="336" w:lineRule="auto" w:after="180"/>
+      </w:pPr>
+      <w:r>
+        <w:rPr>
+          <w:b w:val="0"/>
+        </w:rPr>
+        <w:t>Compact alternative: this two-session sequence covers selected core tasks. Use the three-session weekly plan for the full lesson, independent transfer, feedback and project work; allow extra time for extensions.</w:t>
       </w:r>
     </w:p>
     <w:p>
       <w:pPr>
-        <w:spacing w:line="336" w:lineRule="auto" w:after="180"/>
-        <w:shd w:fill="F5F1FB"/>
-      </w:pPr>
-      <w:r>
-        <w:rPr>
-          <w:b w:val="0"/>
-        </w:rPr>
-        <w:t>Completion task: Using the correct definition, store a = remaining(8, 3), b = remaining(8, 8), c = remaining(8, 3). State a, b and c. In a fresh script, explain why print(spaces) outside the function fails.</w:t>
+        <w:pStyle w:val="Heading3"/>
+      </w:pPr>
+      <w:r>
+        <w:t>Reduce help deliberately</w:t>
       </w:r>
     </w:p>
     <w:p>
@@ -2201,84 +2729,44 @@
         <w:pStyle w:val="Heading3"/>
       </w:pPr>
       <w:r>
-        <w:t>Reasoning to listen for</w:t>
+        <w:t>Individual reasoning check</w:t>
       </w:r>
     </w:p>
     <w:p>
       <w:pPr>
-        <w:spacing w:line="336" w:lineRule="auto" w:after="180"/>
-        <w:shd w:fill="F1F6FC"/>
-      </w:pPr>
-      <w:r>
-        <w:rPr>
-          <w:b w:val="0"/>
-        </w:rPr>
-        <w:t>Teacher check: a is 5, b is 0, c is 5. Each call has its own local spaces. That name has not been defined outside the function, so print(spaces) there raises NameError. Print a, b or c to use the saved results.</w:t>
+        <w:pStyle w:val="Heading3"/>
+      </w:pPr>
+      <w:r>
+        <w:t>Pictorial practice question</w:t>
       </w:r>
     </w:p>
     <w:p>
       <w:pPr>
-        <w:spacing w:line="336" w:lineRule="auto" w:after="180"/>
-      </w:pPr>
-      <w:r>
-        <w:rPr>
-          <w:b w:val="0"/>
-        </w:rPr>
-        <w:t xml:space="preserve">Start by identifying the given </w:t>
-      </w:r>
-      <w:r>
-        <w:rPr>
-          <w:b/>
-        </w:rPr>
-        <w:t>input</w:t>
-      </w:r>
-      <w:r>
-        <w:rPr>
-          <w:b w:val="0"/>
-        </w:rPr>
-        <w:t>s together. Leave the intermediate steps blank. If needed, model one step, then withdraw that help on the next step. Move to a full trace only when the partial trace is understood.</w:t>
+        <w:pStyle w:val="Heading3"/>
+      </w:pPr>
+      <w:r>
+        <w:t>Reasoned teacher answer</w:t>
       </w:r>
     </w:p>
     <w:p>
       <w:pPr>
-        <w:spacing w:line="336" w:lineRule="auto" w:after="180"/>
-      </w:pPr>
-      <w:r>
-        <w:rPr>
-          <w:b w:val="0"/>
-        </w:rPr>
-        <w:t>For partners, alternate explainer and checker; collect a response from every learner before discussion.</w:t>
+        <w:pStyle w:val="Heading1"/>
+      </w:pPr>
+      <w:r>
+        <w:t>04. Run the complete supplied investigation</w:t>
       </w:r>
     </w:p>
     <w:p>
-      <w:pPr>
-        <w:pStyle w:val="Heading3"/>
-      </w:pPr>
-      <w:r>
-        <w:t>Individual reasoning check</w:t>
+      <w:r>
+        <w:t>Preserve expected, observed and paper-trace records.</w:t>
       </w:r>
     </w:p>
     <w:p>
       <w:pPr>
-        <w:spacing w:line="336" w:lineRule="auto" w:after="180"/>
-      </w:pPr>
-      <w:r>
-        <w:rPr>
-          <w:b w:val="0"/>
-        </w:rPr>
-        <w:t xml:space="preserve">Use the worked case for </w:t>
-      </w:r>
-      <w:r>
-        <w:rPr>
-          <w:b/>
-        </w:rPr>
-        <w:t>Return value</w:t>
-      </w:r>
-      <w:r>
-        <w:rPr>
-          <w:b w:val="0"/>
-        </w:rPr>
-        <w:t>s and local state. Proposed explanation: “Printing a value returns that value”. Decide whether this explanation is supported.</w:t>
+        <w:pStyle w:val="Heading2"/>
+      </w:pPr>
+      <w:r>
+        <w:t>Supplied case materials and checked guidance</w:t>
       </w:r>
     </w:p>
     <w:p>
@@ -2289,39 +2777,26 @@
         <w:rPr>
           <w:b w:val="0"/>
         </w:rPr>
-        <w:t>Point to the step or supplied fact that decides; explain your repair if needed.</w:t>
+        <w:t>W2 a/b/c=5/0/5; outside spaces raises NameError after existing output. Faulty remaining prints 8 then answer None; answer+1 raises TypeError; replacing internal print with return repairs the stored value. Pictured outputs 7 5 then outside result NameError. Selected twice calls return 6 and 10, sum 16, output 6 10 16; remove return and None+None raises TypeError before final print displays any line.</w:t>
       </w:r>
     </w:p>
     <w:p>
       <w:pPr>
-        <w:pStyle w:val="Heading3"/>
-      </w:pPr>
-      <w:r>
-        <w:t>Expected repair</w:t>
+        <w:spacing w:line="336" w:lineRule="auto" w:after="180"/>
+      </w:pPr>
+      <w:r>
+        <w:rPr>
+          <w:b w:val="0"/>
+        </w:rPr>
+        <w:t>Outside total is local-only and raises NameError in the shown fresh program. Record tests separately.</w:t>
       </w:r>
     </w:p>
     <w:p>
       <w:pPr>
-        <w:spacing w:line="336" w:lineRule="auto" w:after="180"/>
-        <w:shd w:fill="F1F6FC"/>
-      </w:pPr>
-      <w:r>
-        <w:rPr>
-          <w:b w:val="0"/>
-        </w:rPr>
-        <w:t xml:space="preserve">Expected correction: print displays a value. Without an explicit return, these functions return </w:t>
-      </w:r>
-      <w:r>
-        <w:rPr>
-          <w:b/>
-        </w:rPr>
-        <w:t>None</w:t>
-      </w:r>
-      <w:r>
-        <w:rPr>
-          <w:b w:val="0"/>
-        </w:rPr>
-        <w:t>.</w:t>
+        <w:pStyle w:val="Heading2"/>
+      </w:pPr>
+      <w:r>
+        <w:t>Diagnose misconceptions</w:t>
       </w:r>
     </w:p>
     <w:p>
@@ -2332,7 +2807,19 @@
         <w:rPr>
           <w:b w:val="0"/>
         </w:rPr>
-        <w:t>Collect explanations, not only yes/no votes. If a misunderstanding is common, re-model the relevant step for the class.</w:t>
+        <w:t xml:space="preserve">Printing a value returns that value: print displays a value. Without an explicit return, these functions return </w:t>
+      </w:r>
+      <w:r>
+        <w:rPr>
+          <w:b/>
+        </w:rPr>
+        <w:t>None</w:t>
+      </w:r>
+      <w:r>
+        <w:rPr>
+          <w:b w:val="0"/>
+        </w:rPr>
+        <w:t>.</w:t>
       </w:r>
     </w:p>
     <w:p>
@@ -2343,252 +2830,96 @@
         <w:rPr>
           <w:b w:val="0"/>
         </w:rPr>
-        <w:t>If it affects a few learners, give a short targeted group explanation while others solve a more demanding variation.</w:t>
+        <w:t xml:space="preserve">A second call overwrites the first saved answer: These integer results are stored separately in the </w:t>
+      </w:r>
+      <w:r>
+        <w:rPr>
+          <w:b/>
+        </w:rPr>
+        <w:t>caller</w:t>
+      </w:r>
+      <w:r>
+        <w:rPr>
+          <w:b w:val="0"/>
+        </w:rPr>
+        <w:t>. A later call creates new local bindings.</w:t>
       </w:r>
     </w:p>
     <w:p>
       <w:pPr>
-        <w:pStyle w:val="Heading3"/>
-      </w:pPr>
-      <w:r>
-        <w:t>Pictorial practice question</w:t>
+        <w:spacing w:line="336" w:lineRule="auto" w:after="180"/>
+      </w:pPr>
+      <w:r>
+        <w:rPr>
+          <w:b w:val="0"/>
+        </w:rPr>
+        <w:t>A local name is available anywhere: spaces is assigned inside remaining. In our fresh script it cannot be looked up outside that function.</w:t>
       </w:r>
     </w:p>
     <w:p>
       <w:pPr>
         <w:spacing w:line="336" w:lineRule="auto" w:after="180"/>
-        <w:shd w:fill="F5F1FB"/>
       </w:pPr>
       <w:r>
         <w:rPr>
           <w:b w:val="0"/>
         </w:rPr>
-        <w:t xml:space="preserve">Trace the two returned values and explain why first stays seven. What happens if the </w:t>
+        <w:t xml:space="preserve">Zero means the function returned nothing: Zero is a number and supports arithmetic. </w:t>
       </w:r>
       <w:r>
         <w:rPr>
           <w:b/>
         </w:rPr>
-        <w:t>caller</w:t>
+        <w:t>None</w:t>
       </w:r>
       <w:r>
         <w:rPr>
           <w:b w:val="0"/>
         </w:rPr>
-        <w:t xml:space="preserve"> tries to print result directly?</w:t>
+        <w:t xml:space="preserve"> is a different value.</w:t>
       </w:r>
     </w:p>
     <w:p>
       <w:pPr>
-        <w:pStyle w:val="Heading3"/>
-      </w:pPr>
-      <w:r>
-        <w:t>Reasoned teacher answer</w:t>
+        <w:spacing w:line="336" w:lineRule="auto" w:after="180"/>
+      </w:pPr>
+      <w:r>
+        <w:rPr>
+          <w:b w:val="0"/>
+        </w:rPr>
+        <w:t xml:space="preserve">Use Section 9 for the </w:t>
+      </w:r>
+      <w:r>
+        <w:rPr>
+          <w:b/>
+        </w:rPr>
+        <w:t>evidence</w:t>
+      </w:r>
+      <w:r>
+        <w:rPr>
+          <w:b w:val="0"/>
+        </w:rPr>
+        <w:t xml:space="preserve"> ledger. Add a boundary or missing-</w:t>
+      </w:r>
+      <w:r>
+        <w:rPr>
+          <w:b/>
+        </w:rPr>
+        <w:t>input</w:t>
+      </w:r>
+      <w:r>
+        <w:rPr>
+          <w:b w:val="0"/>
+        </w:rPr>
+        <w:t xml:space="preserve"> case and record the expected response before checking. More successful repeats of one case do not establish wider coverage.</w:t>
       </w:r>
     </w:p>
     <w:p>
       <w:pPr>
-        <w:spacing w:line="336" w:lineRule="auto" w:after="180"/>
-      </w:pPr>
-      <w:r>
-        <w:rPr>
-          <w:b w:val="0"/>
-        </w:rPr>
-        <w:t>The returns are 7 and 5, stored independently as first and second. result is local to each call; accessing it outside in this fresh script raises NameError.</w:t>
-      </w:r>
-    </w:p>
-    <w:p>
-      <w:pPr>
-        <w:spacing w:line="336" w:lineRule="auto" w:after="180"/>
-      </w:pPr>
-      <w:r>
-        <w:rPr>
-          <w:b w:val="0"/>
-        </w:rPr>
-        <w:t xml:space="preserve">Changed-case reasoning: NameError occurs because that local name is not defined in the </w:t>
-      </w:r>
-      <w:r>
-        <w:rPr>
-          <w:b/>
-        </w:rPr>
-        <w:t>caller</w:t>
-      </w:r>
-      <w:r>
-        <w:rPr>
-          <w:b w:val="0"/>
-        </w:rPr>
-        <w:t>. A returned value and the function’s internal name are different things.</w:t>
-      </w:r>
-    </w:p>
-    <w:p>
-      <w:pPr>
-        <w:spacing w:line="336" w:lineRule="auto" w:after="180"/>
-      </w:pPr>
-      <w:r>
-        <w:rPr>
-          <w:b w:val="0"/>
-        </w:rPr>
-        <w:t xml:space="preserve">Collect each learner’s explanation before discussion. Use the first missing connection between </w:t>
-      </w:r>
-      <w:r>
-        <w:rPr>
-          <w:b/>
-        </w:rPr>
-        <w:t>input</w:t>
-      </w:r>
-      <w:r>
-        <w:rPr>
-          <w:b w:val="0"/>
-        </w:rPr>
-        <w:t xml:space="preserve">, deciding step and result to choose support. This question is worked-case practice, not fresh mastery </w:t>
-      </w:r>
-      <w:r>
-        <w:rPr>
-          <w:b/>
-        </w:rPr>
-        <w:t>evidence</w:t>
-      </w:r>
-      <w:r>
-        <w:rPr>
-          <w:b w:val="0"/>
-        </w:rPr>
-        <w:t>.</w:t>
-      </w:r>
-    </w:p>
-    <w:p>
-      <w:pPr>
-        <w:pStyle w:val="Heading1"/>
-      </w:pPr>
-      <w:r>
-        <w:t>04. Run the investigation and diagnose misconceptions</w:t>
-      </w:r>
-    </w:p>
-    <w:p>
-      <w:r>
-        <w:t>Run the Return values and local state investigation and use the first unsupported step to choose a teaching response.</w:t>
-      </w:r>
-    </w:p>
-    <w:p>
-      <w:pPr>
-        <w:spacing w:line="336" w:lineRule="auto" w:after="180"/>
-      </w:pPr>
-      <w:r>
-        <w:rPr>
-          <w:b w:val="0"/>
-        </w:rPr>
-        <w:t xml:space="preserve">Printing a value returns that value: print displays a value. Without an explicit return, these functions return </w:t>
-      </w:r>
-      <w:r>
-        <w:rPr>
-          <w:b/>
-        </w:rPr>
-        <w:t>None</w:t>
-      </w:r>
-      <w:r>
-        <w:rPr>
-          <w:b w:val="0"/>
-        </w:rPr>
-        <w:t>.</w:t>
-      </w:r>
-    </w:p>
-    <w:p>
-      <w:pPr>
-        <w:spacing w:line="336" w:lineRule="auto" w:after="180"/>
-      </w:pPr>
-      <w:r>
-        <w:rPr>
-          <w:b w:val="0"/>
-        </w:rPr>
-        <w:t xml:space="preserve">A second call overwrites the first saved answer: These integer results are stored separately in the </w:t>
-      </w:r>
-      <w:r>
-        <w:rPr>
-          <w:b/>
-        </w:rPr>
-        <w:t>caller</w:t>
-      </w:r>
-      <w:r>
-        <w:rPr>
-          <w:b w:val="0"/>
-        </w:rPr>
-        <w:t>. A later call creates new local bindings.</w:t>
-      </w:r>
-    </w:p>
-    <w:p>
-      <w:pPr>
-        <w:spacing w:line="336" w:lineRule="auto" w:after="180"/>
-      </w:pPr>
-      <w:r>
-        <w:rPr>
-          <w:b w:val="0"/>
-        </w:rPr>
-        <w:t>A local name is available anywhere: spaces is assigned inside remaining. In our fresh script it cannot be looked up outside that function.</w:t>
-      </w:r>
-    </w:p>
-    <w:p>
-      <w:pPr>
-        <w:spacing w:line="336" w:lineRule="auto" w:after="180"/>
-      </w:pPr>
-      <w:r>
-        <w:rPr>
-          <w:b w:val="0"/>
-        </w:rPr>
-        <w:t xml:space="preserve">Zero means the function returned nothing: Zero is a number and supports arithmetic. </w:t>
-      </w:r>
-      <w:r>
-        <w:rPr>
-          <w:b/>
-        </w:rPr>
-        <w:t>None</w:t>
-      </w:r>
-      <w:r>
-        <w:rPr>
-          <w:b w:val="0"/>
-        </w:rPr>
-        <w:t xml:space="preserve"> is a different value.</w:t>
-      </w:r>
-    </w:p>
-    <w:p>
-      <w:pPr>
-        <w:spacing w:line="336" w:lineRule="auto" w:after="180"/>
-      </w:pPr>
-      <w:r>
-        <w:rPr>
-          <w:b w:val="0"/>
-        </w:rPr>
-        <w:t xml:space="preserve">Use Section 9 for the </w:t>
-      </w:r>
-      <w:r>
-        <w:rPr>
-          <w:b/>
-        </w:rPr>
-        <w:t>evidence</w:t>
-      </w:r>
-      <w:r>
-        <w:rPr>
-          <w:b w:val="0"/>
-        </w:rPr>
-        <w:t xml:space="preserve"> ledger. Add a boundary or missing-</w:t>
-      </w:r>
-      <w:r>
-        <w:rPr>
-          <w:b/>
-        </w:rPr>
-        <w:t>input</w:t>
-      </w:r>
-      <w:r>
-        <w:rPr>
-          <w:b w:val="0"/>
-        </w:rPr>
-        <w:t xml:space="preserve"> case and record the expected response before checking. More successful repeats of one case do not establish wider coverage.</w:t>
-      </w:r>
-    </w:p>
-    <w:p>
-      <w:pPr>
-        <w:pStyle w:val="Heading3"/>
-      </w:pPr>
-      <w:r>
-        <w:t>Match the support to the first error</w:t>
+        <w:pStyle w:val="Heading2"/>
+      </w:pPr>
+      <w:r>
+        <w:t>Choose accessible support</w:t>
       </w:r>
     </w:p>
     <w:tbl>
@@ -2761,539 +3092,44 @@
     </w:p>
     <w:p>
       <w:pPr>
-        <w:pStyle w:val="Heading1"/>
-      </w:pPr>
-      <w:r>
-        <w:t>05. Assess and explain the answers</w:t>
+        <w:pStyle w:val="Heading2"/>
+      </w:pPr>
+      <w:r>
+        <w:t>Earlier wording, alternatives and picture transcripts · reference / check after trying</w:t>
       </w:r>
     </w:p>
     <w:p>
-      <w:r>
-        <w:t>Use the Return values and local state questions, teacher keys and criteria after the relevant attempts. Previously discussed cases are practice; protect the separately selected independent task.</w:t>
+      <w:pPr>
+        <w:pStyle w:val="Heading3"/>
+      </w:pPr>
+      <w:r>
+        <w:t>Match the support to the first error</w:t>
       </w:r>
     </w:p>
     <w:p>
       <w:pPr>
-        <w:pStyle w:val="Heading3"/>
-      </w:pPr>
-      <w:r>
-        <w:t>Guided and exit questions</w:t>
+        <w:pStyle w:val="Heading1"/>
+      </w:pPr>
+      <w:r>
+        <w:t>05. Assess the selected bridge transfer task</w:t>
       </w:r>
     </w:p>
     <w:p>
-      <w:pPr>
-        <w:spacing w:line="336" w:lineRule="auto" w:after="180"/>
-      </w:pPr>
-      <w:r>
-        <w:rPr>
-          <w:b w:val="0"/>
-        </w:rPr>
-        <w:t xml:space="preserve">first stores 0, second stores 9, and the final print displays 9. Removing only that print leaves the calculations and stored values but no displayed </w:t>
-      </w:r>
-      <w:r>
-        <w:rPr>
-          <w:b/>
-        </w:rPr>
-        <w:t>output</w:t>
-      </w:r>
-      <w:r>
-        <w:rPr>
-          <w:b w:val="0"/>
-        </w:rPr>
-        <w:t>.</w:t>
+      <w:r>
+        <w:t>If a learner has seen this exact case, use a fresh parallel input and record exposure/support.</w:t>
       </w:r>
     </w:p>
     <w:p>
       <w:pPr>
-        <w:spacing w:line="336" w:lineRule="auto" w:after="180"/>
-      </w:pPr>
-      <w:r>
-        <w:rPr>
-          <w:b w:val="0"/>
-        </w:rPr>
-        <w:t xml:space="preserve">Exit: assign answer = remaining(12, 4), then print(answer) and check it is 8 rather than </w:t>
-      </w:r>
-      <w:r>
-        <w:rPr>
-          <w:b/>
-        </w:rPr>
-        <w:t>None</w:t>
-      </w:r>
-      <w:r>
-        <w:rPr>
-          <w:b w:val="0"/>
-        </w:rPr>
-        <w:t>. Repeat with (10, 7), expecting 3. Passing two tests does not establish all-</w:t>
-      </w:r>
-      <w:r>
-        <w:rPr>
-          <w:b/>
-        </w:rPr>
-        <w:t>input</w:t>
-      </w:r>
-      <w:r>
-        <w:rPr>
-          <w:b w:val="0"/>
-        </w:rPr>
-        <w:t xml:space="preserve"> correctness or verify the </w:t>
-      </w:r>
-      <w:r>
-        <w:rPr>
-          <w:b/>
-        </w:rPr>
-        <w:t>input</w:t>
-      </w:r>
-      <w:r>
-        <w:rPr>
-          <w:b w:val="0"/>
-        </w:rPr>
-        <w:t xml:space="preserve"> assumptions.</w:t>
+        <w:pStyle w:val="Heading2"/>
+      </w:pPr>
+      <w:r>
+        <w:t>Selected independent task and checked key</w:t>
       </w:r>
     </w:p>
     <w:p>
       <w:pPr>
-        <w:pStyle w:val="Heading3"/>
-      </w:pPr>
-      <w:r>
-        <w:t>W1 Separate returning from displaying</w:t>
-      </w:r>
-    </w:p>
-    <w:p>
-      <w:pPr>
-        <w:pStyle w:val="Heading3"/>
-      </w:pPr>
-      <w:r>
-        <w:t>Workbook question · W1</w:t>
-      </w:r>
-    </w:p>
-    <w:p>
-      <w:pPr>
         <w:spacing w:line="336" w:lineRule="auto" w:after="180"/>
-        <w:shd w:fill="F5F1FB"/>
-      </w:pPr>
-      <w:r>
-        <w:rPr>
-          <w:b w:val="0"/>
-        </w:rPr>
-        <w:t>Using the correct worked definition, execute result = remaining(15, 6), then doubled = result * 2. State both stored values and what the script displays before a print statement is added.</w:t>
-      </w:r>
-    </w:p>
-    <w:p>
-      <w:pPr>
-        <w:pStyle w:val="Heading3"/>
-      </w:pPr>
-      <w:r>
-        <w:t>Teacher reasoning · W1</w:t>
-      </w:r>
-    </w:p>
-    <w:p>
-      <w:pPr>
-        <w:spacing w:line="336" w:lineRule="auto" w:after="180"/>
-        <w:shd w:fill="F1F6FC"/>
-      </w:pPr>
-      <w:r>
-        <w:rPr>
-          <w:b w:val="0"/>
-        </w:rPr>
-        <w:t>result is 9 and doubled is 18. Nothing is displayed by these assignments or the returning function. print(doubled) would display 18.</w:t>
-      </w:r>
-    </w:p>
-    <w:p>
-      <w:pPr>
-        <w:pStyle w:val="Heading3"/>
-      </w:pPr>
-      <w:r>
-        <w:t>W2 Trace separate calls</w:t>
-      </w:r>
-    </w:p>
-    <w:p>
-      <w:pPr>
-        <w:pStyle w:val="Heading3"/>
-      </w:pPr>
-      <w:r>
-        <w:t>Workbook question · W2</w:t>
-      </w:r>
-    </w:p>
-    <w:p>
-      <w:pPr>
-        <w:spacing w:line="336" w:lineRule="auto" w:after="180"/>
-        <w:shd w:fill="F5F1FB"/>
-      </w:pPr>
-      <w:r>
-        <w:rPr>
-          <w:b w:val="0"/>
-        </w:rPr>
-        <w:t>Using the correct definition, store a = remaining(8, 3), b = remaining(8, 8), c = remaining(8, 3). State a, b and c. In a fresh script, explain why print(spaces) outside the function fails.</w:t>
-      </w:r>
-    </w:p>
-    <w:p>
-      <w:pPr>
-        <w:pStyle w:val="Heading3"/>
-      </w:pPr>
-      <w:r>
-        <w:t>Teacher reasoning · W2</w:t>
-      </w:r>
-    </w:p>
-    <w:p>
-      <w:pPr>
-        <w:spacing w:line="336" w:lineRule="auto" w:after="180"/>
-        <w:shd w:fill="F1F6FC"/>
-      </w:pPr>
-      <w:r>
-        <w:rPr>
-          <w:b w:val="0"/>
-        </w:rPr>
-        <w:t>a is 5, b is 0, c is 5. Each call has its own local spaces. That name has not been defined outside the function, so print(spaces) there raises NameError. Print a, b or c to use the saved results.</w:t>
-      </w:r>
-    </w:p>
-    <w:p>
-      <w:pPr>
-        <w:pStyle w:val="Heading3"/>
-      </w:pPr>
-      <w:r>
-        <w:t>W3 Repair the returned value</w:t>
-      </w:r>
-    </w:p>
-    <w:p>
-      <w:pPr>
-        <w:pStyle w:val="Heading3"/>
-      </w:pPr>
-      <w:r>
-        <w:t>Workbook question · W3</w:t>
-      </w:r>
-    </w:p>
-    <w:p>
-      <w:pPr>
-        <w:spacing w:line="336" w:lineRule="auto" w:after="180"/>
-        <w:shd w:fill="F5F1FB"/>
-      </w:pPr>
-      <w:r>
-        <w:rPr>
-          <w:b w:val="0"/>
-        </w:rPr>
-        <w:t xml:space="preserve">Use the faulty printing version with answer = remaining(11, 2). State the displayed number and the value stored in answer. Explain why print(answer + 1) fails, then repair the function and predict the repaired </w:t>
-      </w:r>
-      <w:r>
-        <w:rPr>
-          <w:b/>
-        </w:rPr>
-        <w:t>output</w:t>
-      </w:r>
-      <w:r>
-        <w:rPr>
-          <w:b w:val="0"/>
-        </w:rPr>
-        <w:t>.</w:t>
-      </w:r>
-    </w:p>
-    <w:p>
-      <w:pPr>
-        <w:pStyle w:val="Heading3"/>
-      </w:pPr>
-      <w:r>
-        <w:t>Teacher reasoning · W3</w:t>
-      </w:r>
-    </w:p>
-    <w:p>
-      <w:pPr>
-        <w:spacing w:line="336" w:lineRule="auto" w:after="180"/>
-        <w:shd w:fill="F1F6FC"/>
-      </w:pPr>
-      <w:r>
-        <w:rPr>
-          <w:b w:val="0"/>
-        </w:rPr>
-        <w:t xml:space="preserve">The call displays 9 but stores </w:t>
-      </w:r>
-      <w:r>
-        <w:rPr>
-          <w:b/>
-        </w:rPr>
-        <w:t>None</w:t>
-      </w:r>
-      <w:r>
-        <w:rPr>
-          <w:b w:val="0"/>
-        </w:rPr>
-        <w:t xml:space="preserve">. </w:t>
-      </w:r>
-      <w:r>
-        <w:rPr>
-          <w:b/>
-        </w:rPr>
-        <w:t>None</w:t>
-      </w:r>
-      <w:r>
-        <w:rPr>
-          <w:b w:val="0"/>
-        </w:rPr>
-        <w:t xml:space="preserve"> + 1 raises TypeError. Replace the internal print(spaces) with return spaces. The repaired call itself displays nothing; print(answer + 1) displays 10.</w:t>
-      </w:r>
-    </w:p>
-    <w:p>
-      <w:pPr>
-        <w:spacing w:line="336" w:lineRule="auto" w:after="180"/>
-        <w:shd w:fill="F1F6FC"/>
-      </w:pPr>
-      <w:r>
-        <w:rPr>
-          <w:b w:val="0"/>
-        </w:rPr>
-        <w:t>Rerun (12, 4) and check that the stored value is 8.</w:t>
-      </w:r>
-    </w:p>
-    <w:p>
-      <w:pPr>
-        <w:pStyle w:val="Heading3"/>
-      </w:pPr>
-      <w:r>
-        <w:t>W4 Build a reusable calculation independently</w:t>
-      </w:r>
-    </w:p>
-    <w:p>
-      <w:pPr>
-        <w:pStyle w:val="Heading3"/>
-      </w:pPr>
-      <w:r>
-        <w:t>Workbook question · W4</w:t>
-      </w:r>
-    </w:p>
-    <w:p>
-      <w:pPr>
-        <w:spacing w:line="336" w:lineRule="auto" w:after="180"/>
-        <w:shd w:fill="F5F1FB"/>
-      </w:pPr>
-      <w:r>
-        <w:rPr>
-          <w:b w:val="0"/>
-        </w:rPr>
-        <w:t xml:space="preserve">Each tray holds 5 counters. Define stock(trays, loose) to return the total using a </w:t>
-      </w:r>
-      <w:r>
-        <w:rPr>
-          <w:b/>
-        </w:rPr>
-        <w:t>local variable</w:t>
-      </w:r>
-      <w:r>
-        <w:rPr>
-          <w:b w:val="0"/>
-        </w:rPr>
-        <w:t xml:space="preserve"> total. Assume nonnegative integer arguments. Store results for (2, 3), (0, 3) and (2, 0).</w:t>
-      </w:r>
-    </w:p>
-    <w:p>
-      <w:pPr>
-        <w:spacing w:line="336" w:lineRule="auto" w:after="180"/>
-        <w:shd w:fill="F5F1FB"/>
-      </w:pPr>
-      <w:r>
-        <w:rPr>
-          <w:b w:val="0"/>
-        </w:rPr>
-        <w:t xml:space="preserve">Print the sum of the first two stored results. Predict that </w:t>
-      </w:r>
-      <w:r>
-        <w:rPr>
-          <w:b/>
-        </w:rPr>
-        <w:t>output</w:t>
-      </w:r>
-      <w:r>
-        <w:rPr>
-          <w:b w:val="0"/>
-        </w:rPr>
-        <w:t xml:space="preserve"> and all three stored values. Call (2, 3) again to check fresh state.</w:t>
-      </w:r>
-    </w:p>
-    <w:p>
-      <w:pPr>
-        <w:pStyle w:val="Heading3"/>
-      </w:pPr>
-      <w:r>
-        <w:t>Teacher reasoning · W4</w:t>
-      </w:r>
-    </w:p>
-    <w:p>
-      <w:pPr>
-        <w:spacing w:line="336" w:lineRule="auto" w:after="180"/>
-        <w:shd w:fill="F1F6FC"/>
-      </w:pPr>
-      <w:r>
-        <w:rPr>
-          <w:b w:val="0"/>
-        </w:rPr>
-        <w:t xml:space="preserve">Define stock(trays, loose) with total = trays * 5 + loose followed by return total. Store values 13, 3 and 10. The sum of the first two is 16. The repeat returns 13. The function should not print; the </w:t>
-      </w:r>
-      <w:r>
-        <w:rPr>
-          <w:b/>
-        </w:rPr>
-        <w:t>caller</w:t>
-      </w:r>
-      <w:r>
-        <w:rPr>
-          <w:b w:val="0"/>
-        </w:rPr>
-        <w:t xml:space="preserve"> prints 16.</w:t>
-      </w:r>
-    </w:p>
-    <w:p>
-      <w:pPr>
-        <w:pStyle w:val="Heading3"/>
-      </w:pPr>
-      <w:r>
-        <w:t>W5 Locate a statement that never runs</w:t>
-      </w:r>
-    </w:p>
-    <w:p>
-      <w:pPr>
-        <w:pStyle w:val="Heading3"/>
-      </w:pPr>
-      <w:r>
-        <w:t>Workbook question · W5</w:t>
-      </w:r>
-    </w:p>
-    <w:p>
-      <w:pPr>
-        <w:spacing w:line="336" w:lineRule="auto" w:after="180"/>
-        <w:shd w:fill="F5F1FB"/>
-      </w:pPr>
-      <w:r>
-        <w:rPr>
-          <w:b w:val="0"/>
-        </w:rPr>
-        <w:t>A function body has spaces = capacity - used, then return spaces, then print("done"), all at the same indentation. What does answer = remaining(4, 4) store and display? Explain whether the final print can run.</w:t>
-      </w:r>
-    </w:p>
-    <w:p>
-      <w:pPr>
-        <w:pStyle w:val="Heading3"/>
-      </w:pPr>
-      <w:r>
-        <w:t>Teacher reasoning · W5</w:t>
-      </w:r>
-    </w:p>
-    <w:p>
-      <w:pPr>
-        <w:spacing w:line="336" w:lineRule="auto" w:after="180"/>
-        <w:shd w:fill="F1F6FC"/>
-      </w:pPr>
-      <w:r>
-        <w:rPr>
-          <w:b w:val="0"/>
-        </w:rPr>
-        <w:t xml:space="preserve">The call stores 0 and displays nothing. return ends this call, so the following print("done") is not reached. Zero is a valid returned value here and is different from </w:t>
-      </w:r>
-      <w:r>
-        <w:rPr>
-          <w:b/>
-        </w:rPr>
-        <w:t>None</w:t>
-      </w:r>
-      <w:r>
-        <w:rPr>
-          <w:b w:val="0"/>
-        </w:rPr>
-        <w:t>.</w:t>
-      </w:r>
-    </w:p>
-    <w:p>
-      <w:pPr>
-        <w:pStyle w:val="Heading3"/>
-      </w:pPr>
-      <w:r>
-        <w:t>Independent assessment and fresh retry</w:t>
-      </w:r>
-    </w:p>
-    <w:p>
-      <w:pPr>
-        <w:pStyle w:val="Heading3"/>
-      </w:pPr>
-      <w:r>
-        <w:t>Teacher key · Independent assessment and fresh retry</w:t>
-      </w:r>
-    </w:p>
-    <w:p>
-      <w:pPr>
-        <w:spacing w:line="336" w:lineRule="auto" w:after="180"/>
-        <w:shd w:fill="F1F6FC"/>
-      </w:pPr>
-      <w:r>
-        <w:rPr>
-          <w:b w:val="0"/>
-        </w:rPr>
-        <w:t xml:space="preserve">W4 must use both arguments, return its local total, store 13, 3, 10 and print 16 in the </w:t>
-      </w:r>
-      <w:r>
-        <w:rPr>
-          <w:b/>
-        </w:rPr>
-        <w:t>caller</w:t>
-      </w:r>
-      <w:r>
-        <w:rPr>
-          <w:b w:val="0"/>
-        </w:rPr>
-        <w:t>. Repeating (2, 3) must return 13.</w:t>
-      </w:r>
-    </w:p>
-    <w:p>
-      <w:pPr>
-        <w:spacing w:line="336" w:lineRule="auto" w:after="180"/>
-        <w:shd w:fill="F1F6FC"/>
-      </w:pPr>
-      <w:r>
-        <w:rPr>
-          <w:b w:val="0"/>
-        </w:rPr>
-        <w:t>After support use fresh retry tiles(packs, singles), with 4 tiles per pack: (3, 2), (0, 2), (3, 0) return 14, 2, 12; print the sum of the first two, 16; repeat (3, 2) to obtain 14.</w:t>
-      </w:r>
-    </w:p>
-    <w:p>
-      <w:pPr>
-        <w:spacing w:line="336" w:lineRule="auto" w:after="180"/>
-        <w:shd w:fill="F1F6FC"/>
-      </w:pPr>
-      <w:r>
-        <w:rPr>
-          <w:b w:val="0"/>
-        </w:rPr>
-        <w:t xml:space="preserve">Record help used and collect </w:t>
-      </w:r>
-      <w:r>
-        <w:rPr>
-          <w:b/>
-        </w:rPr>
-        <w:t>prediction</w:t>
-      </w:r>
-      <w:r>
-        <w:rPr>
-          <w:b w:val="0"/>
-        </w:rPr>
-        <w:t>s before running.</w:t>
-      </w:r>
-    </w:p>
-    <w:p>
-      <w:pPr>
-        <w:pStyle w:val="Heading3"/>
-      </w:pPr>
-      <w:r>
-        <w:t>Assess independent transfer</w:t>
-      </w:r>
-    </w:p>
-    <w:p>
-      <w:pPr>
-        <w:pStyle w:val="Heading3"/>
-      </w:pPr>
-      <w:r>
-        <w:t>Independent question · withhold the key</w:t>
-      </w:r>
-    </w:p>
-    <w:p>
-      <w:pPr>
-        <w:spacing w:line="336" w:lineRule="auto" w:after="180"/>
-        <w:shd w:fill="F5F1FB"/>
       </w:pPr>
       <w:r>
         <w:rPr>
@@ -3336,66 +3172,56 @@
     </w:p>
     <w:p>
       <w:pPr>
-        <w:pStyle w:val="Heading3"/>
-      </w:pPr>
-      <w:r>
-        <w:t>Selected case answer</w:t>
+        <w:spacing w:line="336" w:lineRule="auto" w:after="180"/>
+      </w:pPr>
+      <w:r>
+        <w:rPr>
+          <w:b w:val="0"/>
+        </w:rPr>
+        <w:t xml:space="preserve">With the return: first=6, second=10, sum16, so </w:t>
+      </w:r>
+      <w:r>
+        <w:rPr>
+          <w:b/>
+        </w:rPr>
+        <w:t>output</w:t>
+      </w:r>
+      <w:r>
+        <w:rPr>
+          <w:b w:val="0"/>
+        </w:rPr>
+        <w:t xml:space="preserve"> is6 10 16. Removing the return makes both calls return </w:t>
+      </w:r>
+      <w:r>
+        <w:rPr>
+          <w:b/>
+        </w:rPr>
+        <w:t>None</w:t>
+      </w:r>
+      <w:r>
+        <w:rPr>
+          <w:b w:val="0"/>
+        </w:rPr>
+        <w:t>; evaluating first+second raises TypeError before print runs, so no line is printed.</w:t>
       </w:r>
     </w:p>
     <w:p>
       <w:pPr>
-        <w:pStyle w:val="Heading3"/>
-      </w:pPr>
-      <w:r>
-        <w:t>Teacher key · Selected case answer</w:t>
+        <w:spacing w:line="336" w:lineRule="auto" w:after="180"/>
+      </w:pPr>
+      <w:r>
+        <w:rPr>
+          <w:b w:val="0"/>
+        </w:rPr>
+        <w:t>In this shown program total is local, so an outside print(total) raises NameError. Each call has its own local computation.</w:t>
       </w:r>
     </w:p>
     <w:p>
       <w:pPr>
-        <w:spacing w:line="336" w:lineRule="auto" w:after="180"/>
-        <w:shd w:fill="F1F6FC"/>
-      </w:pPr>
-      <w:r>
-        <w:rPr>
-          <w:b w:val="0"/>
-        </w:rPr>
-        <w:t xml:space="preserve">With the return: first=6, second=10, sum16, so </w:t>
-      </w:r>
-      <w:r>
-        <w:rPr>
-          <w:b/>
-        </w:rPr>
-        <w:t>output</w:t>
-      </w:r>
-      <w:r>
-        <w:rPr>
-          <w:b w:val="0"/>
-        </w:rPr>
-        <w:t xml:space="preserve"> is6 10 16. Removing the return makes both calls return </w:t>
-      </w:r>
-      <w:r>
-        <w:rPr>
-          <w:b/>
-        </w:rPr>
-        <w:t>None</w:t>
-      </w:r>
-      <w:r>
-        <w:rPr>
-          <w:b w:val="0"/>
-        </w:rPr>
-        <w:t>; evaluating first+second raises TypeError before print runs, so no line is printed.</w:t>
-      </w:r>
-    </w:p>
-    <w:p>
-      <w:pPr>
-        <w:spacing w:line="336" w:lineRule="auto" w:after="180"/>
-        <w:shd w:fill="F1F6FC"/>
-      </w:pPr>
-      <w:r>
-        <w:rPr>
-          <w:b w:val="0"/>
-        </w:rPr>
-        <w:t>In this shown program total is local, so an outside print(total) raises NameError. Each call has its own local computation.</w:t>
+        <w:pStyle w:val="Heading2"/>
+      </w:pPr>
+      <w:r>
+        <w:t>Judge trace and support</w:t>
       </w:r>
     </w:p>
     <w:tbl>
@@ -3502,54 +3328,55 @@
     </w:tbl>
     <w:p>
       <w:pPr>
-        <w:pStyle w:val="Heading3"/>
-      </w:pPr>
-      <w:r>
-        <w:t>Teacher key · Selected case answer</w:t>
+        <w:spacing w:line="336" w:lineRule="auto" w:after="180"/>
+      </w:pPr>
+      <w:r>
+        <w:rPr>
+          <w:b w:val="0"/>
+        </w:rPr>
+        <w:t>Record each dimension as not yet, with support, or independent. Accept a valid alternative procedure with a defensible trace.</w:t>
       </w:r>
     </w:p>
     <w:p>
       <w:pPr>
         <w:spacing w:line="336" w:lineRule="auto" w:after="180"/>
-        <w:shd w:fill="F1F6FC"/>
       </w:pPr>
       <w:r>
         <w:rPr>
           <w:b w:val="0"/>
         </w:rPr>
-        <w:t>Record each dimension as not yet, with support, or independent. Accept a valid alternative procedure with a defensible trace.</w:t>
+        <w:t xml:space="preserve">Do not penalise an honestly recorded model failure if the learner correctly explains its </w:t>
+      </w:r>
+      <w:r>
+        <w:rPr>
+          <w:b/>
+        </w:rPr>
+        <w:t>evidence</w:t>
+      </w:r>
+      <w:r>
+        <w:rPr>
+          <w:b w:val="0"/>
+        </w:rPr>
+        <w:t xml:space="preserve"> and limits.</w:t>
       </w:r>
     </w:p>
     <w:p>
       <w:pPr>
-        <w:spacing w:line="336" w:lineRule="auto" w:after="180"/>
-        <w:shd w:fill="F1F6FC"/>
-      </w:pPr>
-      <w:r>
-        <w:rPr>
-          <w:b w:val="0"/>
-        </w:rPr>
-        <w:t xml:space="preserve">Do not penalise an honestly recorded model failure if the learner correctly explains its </w:t>
-      </w:r>
-      <w:r>
-        <w:rPr>
-          <w:b/>
-        </w:rPr>
-        <w:t>evidence</w:t>
-      </w:r>
-      <w:r>
-        <w:rPr>
-          <w:b w:val="0"/>
-        </w:rPr>
-        <w:t xml:space="preserve"> and limits.</w:t>
+        <w:pStyle w:val="Heading2"/>
+      </w:pPr>
+      <w:r>
+        <w:t>Give one repair action</w:t>
       </w:r>
     </w:p>
     <w:p>
       <w:pPr>
-        <w:pStyle w:val="Heading3"/>
-      </w:pPr>
-      <w:r>
-        <w:t>Feedback that the learner uses</w:t>
+        <w:spacing w:line="336" w:lineRule="auto" w:after="180"/>
+      </w:pPr>
+      <w:r>
+        <w:rPr>
+          <w:b w:val="0"/>
+        </w:rPr>
+        <w:t>Name the earliest unsupported step and give one action to repair it. Have the learner make that repair now and explain why. Then assess the relevant skill on a fresh, fully specified case.</w:t>
       </w:r>
     </w:p>
     <w:p>
@@ -3560,66 +3387,45 @@
         <w:rPr>
           <w:b w:val="0"/>
         </w:rPr>
-        <w:t>Name the earliest unsupported step and give one action to repair it. Have the learner make that repair now and explain why. Then assess the relevant skill on a fresh, fully specified case.</w:t>
+        <w:t>Confirm it was not previously practised with feedback; solve and check the new case before assigning it. A follow-up design prompt is a starting brief, not automatically an equivalent test.</w:t>
       </w:r>
     </w:p>
     <w:p>
       <w:pPr>
-        <w:spacing w:line="336" w:lineRule="auto" w:after="180"/>
-      </w:pPr>
-      <w:r>
-        <w:rPr>
-          <w:b w:val="0"/>
-        </w:rPr>
-        <w:t>Confirm it was not previously practised with feedback; solve and check the new case before assigning it. A follow-up design prompt is a starting brief, not automatically an equivalent test.</w:t>
+        <w:pStyle w:val="Heading2"/>
+      </w:pPr>
+      <w:r>
+        <w:t>W1 Separate returning from displaying</w:t>
       </w:r>
     </w:p>
     <w:p>
       <w:pPr>
-        <w:pStyle w:val="Heading1"/>
-      </w:pPr>
-      <w:r>
-        <w:t>06. Connect the project, support and next lesson</w:t>
+        <w:spacing w:line="336" w:lineRule="auto" w:after="180"/>
+      </w:pPr>
+      <w:r>
+        <w:rPr>
+          <w:b w:val="0"/>
+        </w:rPr>
+        <w:t>Using the correct worked definition, execute result = remaining(15, 6), then doubled = result * 2. State both stored values and what the script displays before a print statement is added.</w:t>
       </w:r>
     </w:p>
     <w:p>
-      <w:r>
-        <w:t>Connect Return values and local state to Python readiness portfolio, adapt support and plan a later changed-case check.</w:t>
+      <w:pPr>
+        <w:spacing w:line="336" w:lineRule="auto" w:after="180"/>
+      </w:pPr>
+      <w:r>
+        <w:rPr>
+          <w:b w:val="0"/>
+        </w:rPr>
+        <w:t>result is 9 and doubled is 18. Nothing is displayed by these assignments or the returning function. print(doubled) would display 18.</w:t>
       </w:r>
     </w:p>
     <w:p>
       <w:pPr>
-        <w:spacing w:line="336" w:lineRule="auto" w:after="180"/>
-      </w:pPr>
-      <w:r>
-        <w:rPr>
-          <w:b w:val="0"/>
-        </w:rPr>
-        <w:t xml:space="preserve">Add a labelled </w:t>
-      </w:r>
-      <w:r>
-        <w:rPr>
-          <w:b/>
-        </w:rPr>
-        <w:t>return value</w:t>
-      </w:r>
-      <w:r>
-        <w:rPr>
-          <w:b w:val="0"/>
-        </w:rPr>
-        <w:t xml:space="preserve">s and local state </w:t>
-      </w:r>
-      <w:r>
-        <w:rPr>
-          <w:b/>
-        </w:rPr>
-        <w:t>evidence</w:t>
-      </w:r>
-      <w:r>
-        <w:rPr>
-          <w:b w:val="0"/>
-        </w:rPr>
-        <w:t xml:space="preserve"> sheet to Python readiness portfolio. Show how you can use a returned value in a later calculation.</w:t>
+        <w:pStyle w:val="Heading2"/>
+      </w:pPr>
+      <w:r>
+        <w:t>W2 Trace separate calls</w:t>
       </w:r>
     </w:p>
     <w:p>
@@ -3630,31 +3436,7 @@
         <w:rPr>
           <w:b w:val="0"/>
         </w:rPr>
-        <w:t xml:space="preserve">Use the supplied fictional case and keep its </w:t>
-      </w:r>
-      <w:r>
-        <w:rPr>
-          <w:b/>
-        </w:rPr>
-        <w:t>input</w:t>
-      </w:r>
-      <w:r>
-        <w:rPr>
-          <w:b w:val="0"/>
-        </w:rPr>
-        <w:t xml:space="preserve">s, intermediate steps, calculation or </w:t>
-      </w:r>
-      <w:r>
-        <w:rPr>
-          <w:b/>
-        </w:rPr>
-        <w:t>prediction</w:t>
-      </w:r>
-      <w:r>
-        <w:rPr>
-          <w:b w:val="0"/>
-        </w:rPr>
-        <w:t>, and limitation. Connect this record to last week’s record; a matching answer without a trace is insufficient.</w:t>
+        <w:t>Using the correct definition, store a = remaining(8, 3), b = remaining(8, 8), c = remaining(8, 3). State a, b and c. In a fresh script, explain why print(spaces) outside the function fails.</w:t>
       </w:r>
     </w:p>
     <w:p>
@@ -3665,30 +3447,15 @@
         <w:rPr>
           <w:b w:val="0"/>
         </w:rPr>
-        <w:t xml:space="preserve">Use separate boxes on paper labelled </w:t>
-      </w:r>
-      <w:r>
-        <w:rPr>
-          <w:b/>
-        </w:rPr>
-        <w:t>caller</w:t>
-      </w:r>
-      <w:r>
-        <w:rPr>
-          <w:b w:val="0"/>
-        </w:rPr>
-        <w:t xml:space="preserve"> and current call. Move the value card at return, not the local name. Offer the definition header as a hint and record it.</w:t>
+        <w:t>a is 5, b is 0, c is 5. Each call has its own local spaces. That name has not been defined outside the function, so print(spaces) there raises NameError. Print a, b or c to use the saved results.</w:t>
       </w:r>
     </w:p>
     <w:p>
       <w:pPr>
-        <w:spacing w:line="336" w:lineRule="auto" w:after="180"/>
-      </w:pPr>
-      <w:r>
-        <w:rPr>
-          <w:b w:val="0"/>
-        </w:rPr>
-        <w:t>Extension: set spaces = 100 outside the correct worked function, call remaining(9, 4), then print the returned result and outside spaces separately. Expect 5 and 100.</w:t>
+        <w:pStyle w:val="Heading2"/>
+      </w:pPr>
+      <w:r>
+        <w:t>W3 Repair the returned value</w:t>
       </w:r>
     </w:p>
     <w:p>
@@ -3699,19 +3466,19 @@
         <w:rPr>
           <w:b w:val="0"/>
         </w:rPr>
-        <w:t xml:space="preserve">Explain why the two assignments use different </w:t>
+        <w:t xml:space="preserve">Use the faulty printing version with answer = remaining(11, 2). State the displayed number and the value stored in answer. Explain why print(answer + 1) fails, then repair the function and predict the repaired </w:t>
       </w:r>
       <w:r>
         <w:rPr>
           <w:b/>
         </w:rPr>
-        <w:t>scope</w:t>
+        <w:t>output</w:t>
       </w:r>
       <w:r>
         <w:rPr>
           <w:b w:val="0"/>
         </w:rPr>
-        <w:t>s; do not generalize this to mutation of shared objects.</w:t>
+        <w:t>.</w:t>
       </w:r>
     </w:p>
     <w:p>
@@ -3722,7 +3489,31 @@
         <w:rPr>
           <w:b w:val="0"/>
         </w:rPr>
-        <w:t>Week 10 uses dictionaries to keep related values together as named fields in a record.</w:t>
+        <w:t xml:space="preserve">The call displays 9 but stores </w:t>
+      </w:r>
+      <w:r>
+        <w:rPr>
+          <w:b/>
+        </w:rPr>
+        <w:t>None</w:t>
+      </w:r>
+      <w:r>
+        <w:rPr>
+          <w:b w:val="0"/>
+        </w:rPr>
+        <w:t xml:space="preserve">. </w:t>
+      </w:r>
+      <w:r>
+        <w:rPr>
+          <w:b/>
+        </w:rPr>
+        <w:t>None</w:t>
+      </w:r>
+      <w:r>
+        <w:rPr>
+          <w:b w:val="0"/>
+        </w:rPr>
+        <w:t xml:space="preserve"> + 1 raises TypeError. Replace the internal print(spaces) with return spaces. The repaired call itself displays nothing; print(answer + 1) displays 10.</w:t>
       </w:r>
     </w:p>
     <w:p>
@@ -3733,15 +3524,554 @@
         <w:rPr>
           <w:b w:val="0"/>
         </w:rPr>
-        <w:t>Retain the project ledger and assess a changed case after support. Check the relevant prerequisite before carrying this component forward.</w:t>
+        <w:t>Rerun (12, 4) and check that the stored value is 8.</w:t>
       </w:r>
     </w:p>
     <w:p>
       <w:pPr>
+        <w:pStyle w:val="Heading2"/>
+      </w:pPr>
+      <w:r>
+        <w:t>W5 Locate a statement that never runs</w:t>
+      </w:r>
+    </w:p>
+    <w:p>
+      <w:pPr>
+        <w:spacing w:line="336" w:lineRule="auto" w:after="180"/>
+      </w:pPr>
+      <w:r>
+        <w:rPr>
+          <w:b w:val="0"/>
+        </w:rPr>
+        <w:t>A function body has spaces = capacity - used, then return spaces, then print("done"), all at the same indentation. What does answer = remaining(4, 4) store and display? Explain whether the final print can run.</w:t>
+      </w:r>
+    </w:p>
+    <w:p>
+      <w:pPr>
+        <w:spacing w:line="336" w:lineRule="auto" w:after="180"/>
+      </w:pPr>
+      <w:r>
+        <w:rPr>
+          <w:b w:val="0"/>
+        </w:rPr>
+        <w:t xml:space="preserve">The call stores 0 and displays nothing. return ends this call, so the following print("done") is not reached. Zero is a valid returned value here and is different from </w:t>
+      </w:r>
+      <w:r>
+        <w:rPr>
+          <w:b/>
+        </w:rPr>
+        <w:t>None</w:t>
+      </w:r>
+      <w:r>
+        <w:rPr>
+          <w:b w:val="0"/>
+        </w:rPr>
+        <w:t>.</w:t>
+      </w:r>
+    </w:p>
+    <w:p>
+      <w:pPr>
+        <w:pStyle w:val="Heading2"/>
+      </w:pPr>
+      <w:r>
+        <w:t>Earlier wording, alternatives and picture transcripts · reference / check after trying</w:t>
+      </w:r>
+    </w:p>
+    <w:p>
+      <w:pPr>
         <w:pStyle w:val="Heading3"/>
       </w:pPr>
       <w:r>
-        <w:t>Plan the delayed return</w:t>
+        <w:t>Guided and exit questions</w:t>
+      </w:r>
+    </w:p>
+    <w:p>
+      <w:pPr>
+        <w:spacing w:line="336" w:lineRule="auto" w:after="180"/>
+      </w:pPr>
+      <w:r>
+        <w:rPr>
+          <w:b w:val="0"/>
+        </w:rPr>
+        <w:t xml:space="preserve">first stores 0, second stores 9, and the final print displays 9. Removing only that print leaves the calculations and stored values but no displayed </w:t>
+      </w:r>
+      <w:r>
+        <w:rPr>
+          <w:b/>
+        </w:rPr>
+        <w:t>output</w:t>
+      </w:r>
+      <w:r>
+        <w:rPr>
+          <w:b w:val="0"/>
+        </w:rPr>
+        <w:t>.</w:t>
+      </w:r>
+    </w:p>
+    <w:p>
+      <w:pPr>
+        <w:spacing w:line="336" w:lineRule="auto" w:after="180"/>
+      </w:pPr>
+      <w:r>
+        <w:rPr>
+          <w:b w:val="0"/>
+        </w:rPr>
+        <w:t xml:space="preserve">Exit: assign answer = remaining(12, 4), then print(answer) and check it is 8 rather than </w:t>
+      </w:r>
+      <w:r>
+        <w:rPr>
+          <w:b/>
+        </w:rPr>
+        <w:t>None</w:t>
+      </w:r>
+      <w:r>
+        <w:rPr>
+          <w:b w:val="0"/>
+        </w:rPr>
+        <w:t>. Repeat with (10, 7), expecting 3. Passing two tests does not establish all-</w:t>
+      </w:r>
+      <w:r>
+        <w:rPr>
+          <w:b/>
+        </w:rPr>
+        <w:t>input</w:t>
+      </w:r>
+      <w:r>
+        <w:rPr>
+          <w:b w:val="0"/>
+        </w:rPr>
+        <w:t xml:space="preserve"> correctness or verify the </w:t>
+      </w:r>
+      <w:r>
+        <w:rPr>
+          <w:b/>
+        </w:rPr>
+        <w:t>input</w:t>
+      </w:r>
+      <w:r>
+        <w:rPr>
+          <w:b w:val="0"/>
+        </w:rPr>
+        <w:t xml:space="preserve"> assumptions.</w:t>
+      </w:r>
+    </w:p>
+    <w:p>
+      <w:pPr>
+        <w:pStyle w:val="Heading3"/>
+      </w:pPr>
+      <w:r>
+        <w:t>W1 Separate returning from displaying</w:t>
+      </w:r>
+    </w:p>
+    <w:p>
+      <w:pPr>
+        <w:pStyle w:val="Heading3"/>
+      </w:pPr>
+      <w:r>
+        <w:t>W2 Trace separate calls</w:t>
+      </w:r>
+    </w:p>
+    <w:p>
+      <w:pPr>
+        <w:pStyle w:val="Heading3"/>
+      </w:pPr>
+      <w:r>
+        <w:t>W3 Repair the returned value</w:t>
+      </w:r>
+    </w:p>
+    <w:p>
+      <w:pPr>
+        <w:pStyle w:val="Heading3"/>
+      </w:pPr>
+      <w:r>
+        <w:t>W4 Build a reusable calculation independently</w:t>
+      </w:r>
+    </w:p>
+    <w:p>
+      <w:pPr>
+        <w:spacing w:line="336" w:lineRule="auto" w:after="180"/>
+      </w:pPr>
+      <w:r>
+        <w:rPr>
+          <w:b w:val="0"/>
+        </w:rPr>
+        <w:t xml:space="preserve">Each tray holds 5 counters. Define stock(trays, loose) to return the total using a </w:t>
+      </w:r>
+      <w:r>
+        <w:rPr>
+          <w:b/>
+        </w:rPr>
+        <w:t>local variable</w:t>
+      </w:r>
+      <w:r>
+        <w:rPr>
+          <w:b w:val="0"/>
+        </w:rPr>
+        <w:t xml:space="preserve"> total. Assume nonnegative integer arguments. Store results for (2, 3), (0, 3) and (2, 0).</w:t>
+      </w:r>
+    </w:p>
+    <w:p>
+      <w:pPr>
+        <w:spacing w:line="336" w:lineRule="auto" w:after="180"/>
+      </w:pPr>
+      <w:r>
+        <w:rPr>
+          <w:b w:val="0"/>
+        </w:rPr>
+        <w:t xml:space="preserve">Print the sum of the first two stored results. Predict that </w:t>
+      </w:r>
+      <w:r>
+        <w:rPr>
+          <w:b/>
+        </w:rPr>
+        <w:t>output</w:t>
+      </w:r>
+      <w:r>
+        <w:rPr>
+          <w:b w:val="0"/>
+        </w:rPr>
+        <w:t xml:space="preserve"> and all three stored values. Call (2, 3) again to check fresh state.</w:t>
+      </w:r>
+    </w:p>
+    <w:p>
+      <w:pPr>
+        <w:spacing w:line="336" w:lineRule="auto" w:after="180"/>
+      </w:pPr>
+      <w:r>
+        <w:rPr>
+          <w:b w:val="0"/>
+        </w:rPr>
+        <w:t xml:space="preserve">Define stock(trays, loose) with total = trays * 5 + loose followed by return total. Store values 13, 3 and 10. The sum of the first two is 16. The repeat returns 13. The function should not print; the </w:t>
+      </w:r>
+      <w:r>
+        <w:rPr>
+          <w:b/>
+        </w:rPr>
+        <w:t>caller</w:t>
+      </w:r>
+      <w:r>
+        <w:rPr>
+          <w:b w:val="0"/>
+        </w:rPr>
+        <w:t xml:space="preserve"> prints 16.</w:t>
+      </w:r>
+    </w:p>
+    <w:p>
+      <w:pPr>
+        <w:pStyle w:val="Heading3"/>
+      </w:pPr>
+      <w:r>
+        <w:t>W5 Locate a statement that never runs</w:t>
+      </w:r>
+    </w:p>
+    <w:p>
+      <w:pPr>
+        <w:pStyle w:val="Heading3"/>
+      </w:pPr>
+      <w:r>
+        <w:t>Independent assessment and fresh retry</w:t>
+      </w:r>
+    </w:p>
+    <w:p>
+      <w:pPr>
+        <w:spacing w:line="336" w:lineRule="auto" w:after="180"/>
+      </w:pPr>
+      <w:r>
+        <w:rPr>
+          <w:b w:val="0"/>
+        </w:rPr>
+        <w:t xml:space="preserve">W4 must use both arguments, return its local total, store 13, 3, 10 and print 16 in the </w:t>
+      </w:r>
+      <w:r>
+        <w:rPr>
+          <w:b/>
+        </w:rPr>
+        <w:t>caller</w:t>
+      </w:r>
+      <w:r>
+        <w:rPr>
+          <w:b w:val="0"/>
+        </w:rPr>
+        <w:t>. Repeating (2, 3) must return 13.</w:t>
+      </w:r>
+    </w:p>
+    <w:p>
+      <w:pPr>
+        <w:spacing w:line="336" w:lineRule="auto" w:after="180"/>
+      </w:pPr>
+      <w:r>
+        <w:rPr>
+          <w:b w:val="0"/>
+        </w:rPr>
+        <w:t>After support use fresh retry tiles(packs, singles), with 4 tiles per pack: (3, 2), (0, 2), (3, 0) return 14, 2, 12; print the sum of the first two, 16; repeat (3, 2) to obtain 14.</w:t>
+      </w:r>
+    </w:p>
+    <w:p>
+      <w:pPr>
+        <w:spacing w:line="336" w:lineRule="auto" w:after="180"/>
+      </w:pPr>
+      <w:r>
+        <w:rPr>
+          <w:b w:val="0"/>
+        </w:rPr>
+        <w:t xml:space="preserve">Record help used and collect </w:t>
+      </w:r>
+      <w:r>
+        <w:rPr>
+          <w:b/>
+        </w:rPr>
+        <w:t>prediction</w:t>
+      </w:r>
+      <w:r>
+        <w:rPr>
+          <w:b w:val="0"/>
+        </w:rPr>
+        <w:t>s before running.</w:t>
+      </w:r>
+    </w:p>
+    <w:p>
+      <w:pPr>
+        <w:pStyle w:val="Heading3"/>
+      </w:pPr>
+      <w:r>
+        <w:t>Assess independent transfer</w:t>
+      </w:r>
+    </w:p>
+    <w:p>
+      <w:pPr>
+        <w:pStyle w:val="Heading3"/>
+      </w:pPr>
+      <w:r>
+        <w:t>Selected case answer</w:t>
+      </w:r>
+    </w:p>
+    <w:p>
+      <w:pPr>
+        <w:pStyle w:val="Heading3"/>
+      </w:pPr>
+      <w:r>
+        <w:t>Feedback that the learner uses</w:t>
+      </w:r>
+    </w:p>
+    <w:p>
+      <w:pPr>
+        <w:pStyle w:val="Heading1"/>
+      </w:pPr>
+      <w:r>
+        <w:t>06. Keep the portfolio, support and delayed check</w:t>
+      </w:r>
+    </w:p>
+    <w:p>
+      <w:r>
+        <w:t>Track code execution separately from a correct paper trace.</w:t>
+      </w:r>
+    </w:p>
+    <w:p>
+      <w:pPr>
+        <w:pStyle w:val="Heading2"/>
+      </w:pPr>
+      <w:r>
+        <w:t>Project evidence</w:t>
+      </w:r>
+    </w:p>
+    <w:p>
+      <w:pPr>
+        <w:spacing w:line="336" w:lineRule="auto" w:after="180"/>
+      </w:pPr>
+      <w:r>
+        <w:rPr>
+          <w:b w:val="0"/>
+        </w:rPr>
+        <w:t xml:space="preserve">Add a labelled </w:t>
+      </w:r>
+      <w:r>
+        <w:rPr>
+          <w:b/>
+        </w:rPr>
+        <w:t>return value</w:t>
+      </w:r>
+      <w:r>
+        <w:rPr>
+          <w:b w:val="0"/>
+        </w:rPr>
+        <w:t xml:space="preserve">s and local state </w:t>
+      </w:r>
+      <w:r>
+        <w:rPr>
+          <w:b/>
+        </w:rPr>
+        <w:t>evidence</w:t>
+      </w:r>
+      <w:r>
+        <w:rPr>
+          <w:b w:val="0"/>
+        </w:rPr>
+        <w:t xml:space="preserve"> sheet to Python readiness portfolio. Show how you can use a returned value in a later calculation.</w:t>
+      </w:r>
+    </w:p>
+    <w:p>
+      <w:pPr>
+        <w:spacing w:line="336" w:lineRule="auto" w:after="180"/>
+      </w:pPr>
+      <w:r>
+        <w:rPr>
+          <w:b w:val="0"/>
+        </w:rPr>
+        <w:t xml:space="preserve">Use the supplied fictional case and keep its </w:t>
+      </w:r>
+      <w:r>
+        <w:rPr>
+          <w:b/>
+        </w:rPr>
+        <w:t>input</w:t>
+      </w:r>
+      <w:r>
+        <w:rPr>
+          <w:b w:val="0"/>
+        </w:rPr>
+        <w:t xml:space="preserve">s, intermediate steps, calculation or </w:t>
+      </w:r>
+      <w:r>
+        <w:rPr>
+          <w:b/>
+        </w:rPr>
+        <w:t>prediction</w:t>
+      </w:r>
+      <w:r>
+        <w:rPr>
+          <w:b w:val="0"/>
+        </w:rPr>
+        <w:t>, and limitation. Connect this record to last week’s record; a matching answer without a trace is insufficient.</w:t>
+      </w:r>
+    </w:p>
+    <w:p>
+      <w:pPr>
+        <w:spacing w:line="336" w:lineRule="auto" w:after="180"/>
+      </w:pPr>
+      <w:r>
+        <w:rPr>
+          <w:b w:val="0"/>
+        </w:rPr>
+        <w:t xml:space="preserve">For Python readiness before the Responsible Plant Classifier, retain a trace of the values, the predicted </w:t>
+      </w:r>
+      <w:r>
+        <w:rPr>
+          <w:b/>
+        </w:rPr>
+        <w:t>output</w:t>
+      </w:r>
+      <w:r>
+        <w:rPr>
+          <w:b w:val="0"/>
+        </w:rPr>
+        <w:t xml:space="preserve">s and the changed-case explanation. Use actual Python 3 results to check the </w:t>
+      </w:r>
+      <w:r>
+        <w:rPr>
+          <w:b/>
+        </w:rPr>
+        <w:t>prediction</w:t>
+      </w:r>
+      <w:r>
+        <w:rPr>
+          <w:b w:val="0"/>
+        </w:rPr>
+        <w:t xml:space="preserve"> after reasoning first.</w:t>
+      </w:r>
+    </w:p>
+    <w:p>
+      <w:pPr>
+        <w:pStyle w:val="Heading2"/>
+      </w:pPr>
+      <w:r>
+        <w:t>Support and selected assessment guidance</w:t>
+      </w:r>
+    </w:p>
+    <w:p>
+      <w:pPr>
+        <w:spacing w:line="336" w:lineRule="auto" w:after="180"/>
+      </w:pPr>
+      <w:r>
+        <w:rPr>
+          <w:b w:val="0"/>
+        </w:rPr>
+        <w:t xml:space="preserve">Use separate boxes on paper labelled </w:t>
+      </w:r>
+      <w:r>
+        <w:rPr>
+          <w:b/>
+        </w:rPr>
+        <w:t>caller</w:t>
+      </w:r>
+      <w:r>
+        <w:rPr>
+          <w:b w:val="0"/>
+        </w:rPr>
+        <w:t xml:space="preserve"> and current call. Move the value card at return, not the local name. Offer the definition header as a hint and record it.</w:t>
+      </w:r>
+    </w:p>
+    <w:p>
+      <w:pPr>
+        <w:spacing w:line="336" w:lineRule="auto" w:after="180"/>
+      </w:pPr>
+      <w:r>
+        <w:rPr>
+          <w:b w:val="0"/>
+        </w:rPr>
+        <w:t>Extension: set spaces = 100 outside the correct worked function, call remaining(9, 4), then print the returned result and outside spaces separately. Expect 5 and 100.</w:t>
+      </w:r>
+    </w:p>
+    <w:p>
+      <w:pPr>
+        <w:spacing w:line="336" w:lineRule="auto" w:after="180"/>
+      </w:pPr>
+      <w:r>
+        <w:rPr>
+          <w:b w:val="0"/>
+        </w:rPr>
+        <w:t xml:space="preserve">Explain why the two assignments use different </w:t>
+      </w:r>
+      <w:r>
+        <w:rPr>
+          <w:b/>
+        </w:rPr>
+        <w:t>scope</w:t>
+      </w:r>
+      <w:r>
+        <w:rPr>
+          <w:b w:val="0"/>
+        </w:rPr>
+        <w:t>s; do not generalize this to mutation of shared objects.</w:t>
+      </w:r>
+    </w:p>
+    <w:p>
+      <w:pPr>
+        <w:spacing w:line="336" w:lineRule="auto" w:after="180"/>
+      </w:pPr>
+      <w:r>
+        <w:rPr>
+          <w:b w:val="0"/>
+        </w:rPr>
+        <w:t>Selected independent answer: With the return: first=6, second=10, sum16, so output is6 10 16. Removing the return makes both calls return None; evaluating first+second raises TypeError before print runs, so no line is printed. In this shown program total is local, so an outside print(total) raises NameError. Each call has its own local computation.</w:t>
+      </w:r>
+    </w:p>
+    <w:p>
+      <w:pPr>
+        <w:spacing w:line="336" w:lineRule="auto" w:after="180"/>
+      </w:pPr>
+      <w:r>
+        <w:rPr>
+          <w:b w:val="0"/>
+        </w:rPr>
+        <w:t>Keep earlier W4 transfer as additional practice; do not substitute its numbers or key for this selected task. Record prior exposure and use a fresh parallel case after support.</w:t>
+      </w:r>
+    </w:p>
+    <w:p>
+      <w:pPr>
+        <w:pStyle w:val="Heading2"/>
+      </w:pPr>
+      <w:r>
+        <w:t>Delayed return</w:t>
       </w:r>
     </w:p>
     <w:p>
@@ -3958,10 +4288,10 @@
     </w:p>
     <w:p>
       <w:pPr>
-        <w:pStyle w:val="Heading3"/>
-      </w:pPr>
-      <w:r>
-        <w:t>Project evidence from this case</w:t>
+        <w:pStyle w:val="Heading2"/>
+      </w:pPr>
+      <w:r>
+        <w:t>Bridge to the next topic</w:t>
       </w:r>
     </w:p>
     <w:p>
@@ -3972,44 +4302,26 @@
         <w:rPr>
           <w:b w:val="0"/>
         </w:rPr>
-        <w:t xml:space="preserve">For Python readiness before the Responsible Plant Classifier, retain a trace of the values, the predicted </w:t>
-      </w:r>
-      <w:r>
-        <w:rPr>
-          <w:b/>
-        </w:rPr>
-        <w:t>output</w:t>
-      </w:r>
-      <w:r>
-        <w:rPr>
-          <w:b w:val="0"/>
-        </w:rPr>
-        <w:t xml:space="preserve">s and the changed-case explanation. Use actual Python 3 results to check the </w:t>
-      </w:r>
-      <w:r>
-        <w:rPr>
-          <w:b/>
-        </w:rPr>
-        <w:t>prediction</w:t>
-      </w:r>
-      <w:r>
-        <w:rPr>
-          <w:b w:val="0"/>
-        </w:rPr>
-        <w:t xml:space="preserve"> after reasoning first.</w:t>
+        <w:t>Week 10 uses dictionaries to keep related values together as named fields in a record.</w:t>
       </w:r>
     </w:p>
     <w:p>
       <w:pPr>
-        <w:pStyle w:val="Heading1"/>
-      </w:pPr>
-      <w:r>
-        <w:t>07. Prepare, teach and assess</w:t>
+        <w:spacing w:line="336" w:lineRule="auto" w:after="180"/>
+      </w:pPr>
+      <w:r>
+        <w:rPr>
+          <w:b w:val="0"/>
+        </w:rPr>
+        <w:t>Retain the project ledger and assess a changed case after support. Check the relevant prerequisite before carrying this component forward.</w:t>
       </w:r>
     </w:p>
     <w:p>
-      <w:r>
-        <w:t>Use this preparation summary alongside the detailed Return values and local state lesson; it is a checklist rather than a replacement for the full sequence.</w:t>
+      <w:pPr>
+        <w:pStyle w:val="Heading2"/>
+      </w:pPr>
+      <w:r>
+        <w:t>Earlier wording, alternatives and picture transcripts · reference / check after trying</w:t>
       </w:r>
     </w:p>
     <w:p>
@@ -4017,13 +4329,49 @@
         <w:pStyle w:val="Heading3"/>
       </w:pPr>
       <w:r>
-        <w:t>Teaching target</w:t>
+        <w:t>Plan the delayed return</w:t>
       </w:r>
     </w:p>
     <w:p>
       <w:pPr>
+        <w:pStyle w:val="Heading3"/>
+      </w:pPr>
+      <w:r>
+        <w:t>Project evidence from this case</w:t>
+      </w:r>
+    </w:p>
+    <w:p>
+      <w:pPr>
+        <w:pStyle w:val="Heading1"/>
+      </w:pPr>
+      <w:r>
+        <w:t>Reference bank and extra practice</w:t>
+      </w:r>
+    </w:p>
+    <w:p>
+      <w:pPr>
+        <w:pStyle w:val="Heading1"/>
+      </w:pPr>
+      <w:r>
+        <w:t>07. Reference · Alternative planning checklist</w:t>
+      </w:r>
+    </w:p>
+    <w:p>
+      <w:r>
+        <w:t>Use alongside the main route without repeating the teaching cycle.</w:t>
+      </w:r>
+    </w:p>
+    <w:p>
+      <w:pPr>
+        <w:pStyle w:val="Heading2"/>
+      </w:pPr>
+      <w:r>
+        <w:t>Planning and assessment reference</w:t>
+      </w:r>
+    </w:p>
+    <w:p>
+      <w:pPr>
         <w:spacing w:line="336" w:lineRule="auto" w:after="180"/>
-        <w:shd w:fill="EDF7F3"/>
       </w:pPr>
       <w:r>
         <w:rPr>
@@ -4222,22 +4570,36 @@
     </w:p>
     <w:p>
       <w:pPr>
-        <w:pStyle w:val="Heading3"/>
-      </w:pPr>
-      <w:r>
-        <w:t>Supported practice answer</w:t>
+        <w:spacing w:line="336" w:lineRule="auto" w:after="180"/>
+      </w:pPr>
+      <w:r>
+        <w:rPr>
+          <w:b w:val="0"/>
+        </w:rPr>
+        <w:t>Reasoned practice answer: a is 5, b is 0, c is 5. Each call has its own local spaces. That name has not been defined outside the function, so print(spaces) there raises NameError. Print a, b or c to use the saved results.</w:t>
       </w:r>
     </w:p>
     <w:p>
       <w:pPr>
         <w:spacing w:line="336" w:lineRule="auto" w:after="180"/>
-        <w:shd w:fill="F1F6FC"/>
       </w:pPr>
       <w:r>
         <w:rPr>
           <w:b w:val="0"/>
         </w:rPr>
-        <w:t>Reasoned practice answer: a is 5, b is 0, c is 5. Each call has its own local spaces. That name has not been defined outside the function, so print(spaces) there raises NameError. Print a, b or c to use the saved results.</w:t>
+        <w:t xml:space="preserve">Check every learner before discussion: Use the worked case for </w:t>
+      </w:r>
+      <w:r>
+        <w:rPr>
+          <w:b/>
+        </w:rPr>
+        <w:t>Return value</w:t>
+      </w:r>
+      <w:r>
+        <w:rPr>
+          <w:b w:val="0"/>
+        </w:rPr>
+        <w:t>s and local state. Proposed explanation: “Printing a value returns that value”. Decide whether this explanation is supported.</w:t>
       </w:r>
     </w:p>
     <w:p>
@@ -4248,19 +4610,7 @@
         <w:rPr>
           <w:b w:val="0"/>
         </w:rPr>
-        <w:t xml:space="preserve">Check every learner before discussion: Use the worked case for </w:t>
-      </w:r>
-      <w:r>
-        <w:rPr>
-          <w:b/>
-        </w:rPr>
-        <w:t>Return value</w:t>
-      </w:r>
-      <w:r>
-        <w:rPr>
-          <w:b w:val="0"/>
-        </w:rPr>
-        <w:t>s and local state. Proposed explanation: “Printing a value returns that value”. Decide whether this explanation is supported.</w:t>
+        <w:t>Point to the step or supplied fact that decides; explain your repair if needed.</w:t>
       </w:r>
     </w:p>
     <w:p>
@@ -4271,33 +4621,71 @@
         <w:rPr>
           <w:b w:val="0"/>
         </w:rPr>
-        <w:t>Point to the step or supplied fact that decides; explain your repair if needed.</w:t>
+        <w:t xml:space="preserve">Misconception repair: print displays a value. Without an explicit return, these functions return </w:t>
+      </w:r>
+      <w:r>
+        <w:rPr>
+          <w:b/>
+        </w:rPr>
+        <w:t>None</w:t>
+      </w:r>
+      <w:r>
+        <w:rPr>
+          <w:b w:val="0"/>
+        </w:rPr>
+        <w:t>.</w:t>
       </w:r>
     </w:p>
     <w:p>
       <w:pPr>
-        <w:pStyle w:val="Heading3"/>
-      </w:pPr>
-      <w:r>
-        <w:t>Repair the misconception</w:t>
+        <w:spacing w:line="336" w:lineRule="auto" w:after="180"/>
+      </w:pPr>
+      <w:r>
+        <w:rPr>
+          <w:b w:val="0"/>
+        </w:rPr>
+        <w:t xml:space="preserve">Support: read the exact case aloud, enlarge the labelled picture, supply </w:t>
+      </w:r>
+      <w:r>
+        <w:rPr>
+          <w:b/>
+        </w:rPr>
+        <w:t>input</w:t>
+      </w:r>
+      <w:r>
+        <w:rPr>
+          <w:b w:val="0"/>
+        </w:rPr>
+        <w:t xml:space="preserve"> cards and model only the first deciding step. Accept a spoken explanation or drawing; retain the reasoning goal.</w:t>
       </w:r>
     </w:p>
     <w:p>
       <w:pPr>
         <w:spacing w:line="336" w:lineRule="auto" w:after="180"/>
-        <w:shd w:fill="FFF5E6"/>
       </w:pPr>
       <w:r>
         <w:rPr>
           <w:b w:val="0"/>
         </w:rPr>
-        <w:t xml:space="preserve">Misconception repair: print displays a value. Without an explicit return, these functions return </w:t>
+        <w:t xml:space="preserve">Extension: Add print(result) after the calls in a fresh script with no global result. Require a </w:t>
       </w:r>
       <w:r>
         <w:rPr>
           <w:b/>
         </w:rPr>
-        <w:t>None</w:t>
+        <w:t>prediction</w:t>
+      </w:r>
+      <w:r>
+        <w:rPr>
+          <w:b w:val="0"/>
+        </w:rPr>
+        <w:t xml:space="preserve"> and a reason before comparing. Expected result: NameError occurs because that local name is not defined in the </w:t>
+      </w:r>
+      <w:r>
+        <w:rPr>
+          <w:b/>
+        </w:rPr>
+        <w:t>caller</w:t>
       </w:r>
       <w:r>
         <w:rPr>
@@ -4308,104 +4696,18 @@
     </w:p>
     <w:p>
       <w:pPr>
-        <w:pStyle w:val="Heading3"/>
-      </w:pPr>
-      <w:r>
-        <w:t>Support without giving away the answer</w:t>
+        <w:spacing w:line="336" w:lineRule="auto" w:after="180"/>
+      </w:pPr>
+      <w:r>
+        <w:rPr>
+          <w:b w:val="0"/>
+        </w:rPr>
+        <w:t>Reason: A returned value and the function’s internal name are different things.</w:t>
       </w:r>
     </w:p>
     <w:p>
       <w:pPr>
         <w:spacing w:line="336" w:lineRule="auto" w:after="180"/>
-        <w:shd w:fill="F1F6F8"/>
-      </w:pPr>
-      <w:r>
-        <w:rPr>
-          <w:b w:val="0"/>
-        </w:rPr>
-        <w:t xml:space="preserve">Support: read the exact case aloud, enlarge the labelled picture, supply </w:t>
-      </w:r>
-      <w:r>
-        <w:rPr>
-          <w:b/>
-        </w:rPr>
-        <w:t>input</w:t>
-      </w:r>
-      <w:r>
-        <w:rPr>
-          <w:b w:val="0"/>
-        </w:rPr>
-        <w:t xml:space="preserve"> cards and model only the first deciding step. Accept a spoken explanation or drawing; retain the reasoning goal.</w:t>
-      </w:r>
-    </w:p>
-    <w:p>
-      <w:pPr>
-        <w:pStyle w:val="Heading3"/>
-      </w:pPr>
-      <w:r>
-        <w:t>Extend the reasoning</w:t>
-      </w:r>
-    </w:p>
-    <w:p>
-      <w:pPr>
-        <w:spacing w:line="336" w:lineRule="auto" w:after="180"/>
-        <w:shd w:fill="F5F1FB"/>
-      </w:pPr>
-      <w:r>
-        <w:rPr>
-          <w:b w:val="0"/>
-        </w:rPr>
-        <w:t xml:space="preserve">Extension: Add print(result) after the calls in a fresh script with no global result. Require a </w:t>
-      </w:r>
-      <w:r>
-        <w:rPr>
-          <w:b/>
-        </w:rPr>
-        <w:t>prediction</w:t>
-      </w:r>
-      <w:r>
-        <w:rPr>
-          <w:b w:val="0"/>
-        </w:rPr>
-        <w:t xml:space="preserve"> and a reason before comparing. Expected result: NameError occurs because that local name is not defined in the </w:t>
-      </w:r>
-      <w:r>
-        <w:rPr>
-          <w:b/>
-        </w:rPr>
-        <w:t>caller</w:t>
-      </w:r>
-      <w:r>
-        <w:rPr>
-          <w:b w:val="0"/>
-        </w:rPr>
-        <w:t>.</w:t>
-      </w:r>
-    </w:p>
-    <w:p>
-      <w:pPr>
-        <w:spacing w:line="336" w:lineRule="auto" w:after="180"/>
-        <w:shd w:fill="F5F1FB"/>
-      </w:pPr>
-      <w:r>
-        <w:rPr>
-          <w:b w:val="0"/>
-        </w:rPr>
-        <w:t>Reason: A returned value and the function’s internal name are different things.</w:t>
-      </w:r>
-    </w:p>
-    <w:p>
-      <w:pPr>
-        <w:pStyle w:val="Heading3"/>
-      </w:pPr>
-      <w:r>
-        <w:t>Protect the independent attempt</w:t>
-      </w:r>
-    </w:p>
-    <w:p>
-      <w:pPr>
-        <w:spacing w:line="336" w:lineRule="auto" w:after="180"/>
-        <w:shd w:fill="FFF5E6"/>
       </w:pPr>
       <w:r>
         <w:rPr>
@@ -4600,94 +4902,93 @@
     </w:tbl>
     <w:p>
       <w:pPr>
-        <w:pStyle w:val="Heading3"/>
-      </w:pPr>
-      <w:r>
-        <w:t>Project checkpoint</w:t>
+        <w:spacing w:line="336" w:lineRule="auto" w:after="180"/>
+      </w:pPr>
+      <w:r>
+        <w:rPr>
+          <w:b w:val="0"/>
+        </w:rPr>
+        <w:t xml:space="preserve">Project checkpoint: Python readiness portfolio. Keep runnable code, </w:t>
+      </w:r>
+      <w:r>
+        <w:rPr>
+          <w:b/>
+        </w:rPr>
+        <w:t>prediction</w:t>
+      </w:r>
+      <w:r>
+        <w:rPr>
+          <w:b w:val="0"/>
+        </w:rPr>
+        <w:t xml:space="preserve">s, actual </w:t>
+      </w:r>
+      <w:r>
+        <w:rPr>
+          <w:b/>
+        </w:rPr>
+        <w:t>output</w:t>
+      </w:r>
+      <w:r>
+        <w:rPr>
+          <w:b w:val="0"/>
+        </w:rPr>
+        <w:t xml:space="preserve">s, one repaired error and an explanation of a function on changed </w:t>
+      </w:r>
+      <w:r>
+        <w:rPr>
+          <w:b/>
+        </w:rPr>
+        <w:t>input</w:t>
+      </w:r>
+      <w:r>
+        <w:rPr>
+          <w:b w:val="0"/>
+        </w:rPr>
+        <w:t>s.</w:t>
       </w:r>
     </w:p>
     <w:p>
       <w:pPr>
         <w:spacing w:line="336" w:lineRule="auto" w:after="180"/>
-        <w:shd w:fill="EDF7F3"/>
       </w:pPr>
       <w:r>
         <w:rPr>
           <w:b w:val="0"/>
         </w:rPr>
-        <w:t xml:space="preserve">Project checkpoint: Python readiness portfolio. Keep runnable code, </w:t>
+        <w:t xml:space="preserve">Use the weekly teacher answer for topic-specific reasoning. A saved progress tick is an activity record; judge mastery from the learner’s explanation and </w:t>
       </w:r>
       <w:r>
         <w:rPr>
           <w:b/>
         </w:rPr>
-        <w:t>prediction</w:t>
+        <w:t>evidence</w:t>
       </w:r>
       <w:r>
         <w:rPr>
           <w:b w:val="0"/>
         </w:rPr>
-        <w:t xml:space="preserve">s, actual </w:t>
-      </w:r>
-      <w:r>
-        <w:rPr>
-          <w:b/>
-        </w:rPr>
-        <w:t>output</w:t>
-      </w:r>
-      <w:r>
-        <w:rPr>
-          <w:b w:val="0"/>
-        </w:rPr>
-        <w:t xml:space="preserve">s, one repaired error and an explanation of a function on changed </w:t>
-      </w:r>
-      <w:r>
-        <w:rPr>
-          <w:b/>
-        </w:rPr>
-        <w:t>input</w:t>
-      </w:r>
-      <w:r>
-        <w:rPr>
-          <w:b w:val="0"/>
-        </w:rPr>
-        <w:t>s.</w:t>
+        <w:t>.</w:t>
       </w:r>
     </w:p>
     <w:p>
       <w:pPr>
-        <w:spacing w:line="336" w:lineRule="auto" w:after="180"/>
-      </w:pPr>
-      <w:r>
-        <w:rPr>
-          <w:b w:val="0"/>
-        </w:rPr>
-        <w:t xml:space="preserve">Use the weekly teacher answer for topic-specific reasoning. A saved progress tick is an activity record; judge mastery from the learner’s explanation and </w:t>
-      </w:r>
-      <w:r>
-        <w:rPr>
-          <w:b/>
-        </w:rPr>
-        <w:t>evidence</w:t>
-      </w:r>
-      <w:r>
-        <w:rPr>
-          <w:b w:val="0"/>
-        </w:rPr>
-        <w:t>.</w:t>
+        <w:pStyle w:val="Heading1"/>
+      </w:pPr>
+      <w:r>
+        <w:t>08. Reference · Feedback and evidence records</w:t>
       </w:r>
     </w:p>
     <w:p>
-      <w:pPr>
-        <w:pStyle w:val="Heading1"/>
-      </w:pPr>
-      <w:r>
-        <w:t>08. Use feedback, labs and repair paths</w:t>
+      <w:r>
+        <w:t>Keep individual first attempts separate from supported rehearsal.</w:t>
       </w:r>
     </w:p>
     <w:p>
-      <w:r>
-        <w:t>Use feedback, earlier review and portfolios purposefully. Apply the coding routine only when this lesson has an executable lab.</w:t>
+      <w:pPr>
+        <w:pStyle w:val="Heading2"/>
+      </w:pPr>
+      <w:r>
+        <w:t>Feedback and repair</w:t>
       </w:r>
     </w:p>
     <w:p>
@@ -4786,40 +5087,17 @@
         <w:pStyle w:val="Heading1"/>
       </w:pPr>
       <w:r>
-        <w:t>09. Visual concept journey</w:t>
+        <w:t>09. Reference · Teach with the six pictures</w:t>
       </w:r>
     </w:p>
     <w:p>
       <w:r>
-        <w:t>Show one Return values and local state graphic at a time, request a prediction and discuss its trace before the independent assessment.</w:t>
+        <w:t>Use the relevant picture for a specific reasoning move.</w:t>
       </w:r>
     </w:p>
     <w:p>
       <w:pPr>
-        <w:spacing w:line="336" w:lineRule="auto" w:after="180"/>
-      </w:pPr>
-      <w:r>
-        <w:rPr>
-          <w:b w:val="0"/>
-        </w:rPr>
-        <w:t xml:space="preserve">Use one picture at a time. Hide a worked result before asking for a </w:t>
-      </w:r>
-      <w:r>
-        <w:rPr>
-          <w:b/>
-        </w:rPr>
-        <w:t>prediction</w:t>
-      </w:r>
-      <w:r>
-        <w:rPr>
-          <w:b w:val="0"/>
-        </w:rPr>
-        <w:t>, then reveal it for feedback. These are supported teaching cases; retain the separate independent assessment for a fresh first attempt.</w:t>
-      </w:r>
-    </w:p>
-    <w:p>
-      <w:pPr>
-        <w:pStyle w:val="Heading3"/>
+        <w:pStyle w:val="Heading2"/>
       </w:pPr>
       <w:r>
         <w:t>01. Return values and local state: the case</w:t>
@@ -4830,7 +5108,7 @@
         <w:drawing>
           <wp:inline xmlns:a="http://schemas.openxmlformats.org/drawingml/2006/main" xmlns:pic="http://schemas.openxmlformats.org/drawingml/2006/picture">
             <wp:extent cx="5486400" cy="2834640"/>
-            <wp:docPr id="2" name="Picture 2" descr="Return values survive their calls. A function returns a local calculation that the caller stores. Supplied facts: Python 3: def extra(a,b): result=a+b; return result. Then first=extra(2,5); second=extra(4,1); print(first,second)."/>
+            <wp:docPr id="3" name="Picture 3" descr="Return values survive their calls. A function returns a local calculation that the caller stores. Supplied facts: Python 3: def extra(a,b): result=a+b; return result. Then first=extra(2,5); second=extra(4,1); print(first,second)."/>
             <wp:cNvGraphicFramePr>
               <a:graphicFrameLocks noChangeAspect="1"/>
             </wp:cNvGraphicFramePr>
@@ -4842,7 +5120,7 @@
                     <pic:cNvPicPr/>
                   </pic:nvPicPr>
                   <pic:blipFill>
-                    <a:blip r:embed="rId10"/>
+                    <a:blip r:embed="rId11"/>
                     <a:stretch>
                       <a:fillRect/>
                     </a:stretch>
@@ -4904,7 +5182,6 @@
     <w:p>
       <w:pPr>
         <w:spacing w:line="336" w:lineRule="auto" w:after="180"/>
-        <w:shd w:fill="F5F1FB"/>
       </w:pPr>
       <w:r>
         <w:rPr>
@@ -4915,27 +5192,18 @@
     </w:p>
     <w:p>
       <w:pPr>
-        <w:pStyle w:val="Heading3"/>
-      </w:pPr>
-      <w:r>
-        <w:t>Discuss while showing the picture</w:t>
+        <w:spacing w:line="336" w:lineRule="auto" w:after="180"/>
+      </w:pPr>
+      <w:r>
+        <w:rPr>
+          <w:b w:val="0"/>
+        </w:rPr>
+        <w:t>Teacher prompt: Point to the given fact that matters most. Explain why it matters. Ask learners to describe one label or arrow in ordinary words. Use the adjacent transcript if the image is difficult to see.</w:t>
       </w:r>
     </w:p>
     <w:p>
       <w:pPr>
-        <w:spacing w:line="336" w:lineRule="auto" w:after="180"/>
-        <w:shd w:fill="F1F6F8"/>
-      </w:pPr>
-      <w:r>
-        <w:rPr>
-          <w:b w:val="0"/>
-        </w:rPr>
-        <w:t>Teacher prompt: Point to the given fact that matters most. Explain why it matters. Ask learners to describe one label or arrow in ordinary words. Use the adjacent transcript if the image is difficult to see.</w:t>
-      </w:r>
-    </w:p>
-    <w:p>
-      <w:pPr>
-        <w:pStyle w:val="Heading3"/>
+        <w:pStyle w:val="Heading2"/>
       </w:pPr>
       <w:r>
         <w:t>02. Follow the deciding steps</w:t>
@@ -4946,7 +5214,7 @@
         <w:drawing>
           <wp:inline xmlns:a="http://schemas.openxmlformats.org/drawingml/2006/main" xmlns:pic="http://schemas.openxmlformats.org/drawingml/2006/picture">
             <wp:extent cx="5486400" cy="3182112"/>
-            <wp:docPr id="3" name="Picture 3" descr="Trace first call: Its local result is 7; return assigns 7 to first. → Trace second call: Its new local result is 5; return assigns 5 to second. → Read caller values: The final print displays 7 5; the second call does not overwrite first."/>
+            <wp:docPr id="4" name="Picture 4" descr="Trace first call: Its local result is 7; return assigns 7 to first. → Trace second call: Its new local result is 5; return assigns 5 to second. → Read caller values: The final print displays 7 5; the second call does not overwrite first."/>
             <wp:cNvGraphicFramePr>
               <a:graphicFrameLocks noChangeAspect="1"/>
             </wp:cNvGraphicFramePr>
@@ -4958,7 +5226,7 @@
                     <pic:cNvPicPr/>
                   </pic:nvPicPr>
                   <pic:blipFill>
-                    <a:blip r:embed="rId11"/>
+                    <a:blip r:embed="rId9"/>
                     <a:stretch>
                       <a:fillRect/>
                     </a:stretch>
@@ -5003,7 +5271,6 @@
     <w:p>
       <w:pPr>
         <w:spacing w:line="336" w:lineRule="auto" w:after="180"/>
-        <w:shd w:fill="F5F1FB"/>
       </w:pPr>
       <w:r>
         <w:rPr>
@@ -5026,39 +5293,30 @@
     </w:p>
     <w:p>
       <w:pPr>
-        <w:pStyle w:val="Heading3"/>
-      </w:pPr>
-      <w:r>
-        <w:t>Discuss while showing the picture</w:t>
+        <w:spacing w:line="336" w:lineRule="auto" w:after="180"/>
+      </w:pPr>
+      <w:r>
+        <w:rPr>
+          <w:b w:val="0"/>
+        </w:rPr>
+        <w:t xml:space="preserve">Teacher prompt: Point to each numbered stage and explain which recorded </w:t>
+      </w:r>
+      <w:r>
+        <w:rPr>
+          <w:b/>
+        </w:rPr>
+        <w:t>input</w:t>
+      </w:r>
+      <w:r>
+        <w:rPr>
+          <w:b w:val="0"/>
+        </w:rPr>
+        <w:t xml:space="preserve"> it uses. Ask learners to describe one label or arrow in ordinary words. Use the adjacent transcript if the image is difficult to see.</w:t>
       </w:r>
     </w:p>
     <w:p>
       <w:pPr>
-        <w:spacing w:line="336" w:lineRule="auto" w:after="180"/>
-        <w:shd w:fill="F1F6F8"/>
-      </w:pPr>
-      <w:r>
-        <w:rPr>
-          <w:b w:val="0"/>
-        </w:rPr>
-        <w:t xml:space="preserve">Teacher prompt: Point to each numbered stage and explain which recorded </w:t>
-      </w:r>
-      <w:r>
-        <w:rPr>
-          <w:b/>
-        </w:rPr>
-        <w:t>input</w:t>
-      </w:r>
-      <w:r>
-        <w:rPr>
-          <w:b w:val="0"/>
-        </w:rPr>
-        <w:t xml:space="preserve"> it uses. Ask learners to describe one label or arrow in ordinary words. Use the adjacent transcript if the image is difficult to see.</w:t>
-      </w:r>
-    </w:p>
-    <w:p>
-      <w:pPr>
-        <w:pStyle w:val="Heading3"/>
+        <w:pStyle w:val="Heading2"/>
       </w:pPr>
       <w:r>
         <w:t>03. Two calls return two values</w:t>
@@ -5069,7 +5327,7 @@
         <w:drawing>
           <wp:inline xmlns:a="http://schemas.openxmlformats.org/drawingml/2006/main" xmlns:pic="http://schemas.openxmlformats.org/drawingml/2006/picture">
             <wp:extent cx="5486400" cy="2834640"/>
-            <wp:docPr id="4" name="Picture 4" descr="Two calls return two values. remaining(12, 4) | spaces becomes 8 | first receives 8. remaining(10, 7) | spaces becomes 3 | second receives 3"/>
+            <wp:docPr id="5" name="Picture 5" descr="Two calls return two values. remaining(12, 4) | spaces becomes 8 | first receives 8. remaining(10, 7) | spaces becomes 3 | second receives 3"/>
             <wp:cNvGraphicFramePr>
               <a:graphicFrameLocks noChangeAspect="1"/>
             </wp:cNvGraphicFramePr>
@@ -5114,7 +5372,6 @@
     <w:p>
       <w:pPr>
         <w:spacing w:line="336" w:lineRule="auto" w:after="180"/>
-        <w:shd w:fill="F5F1FB"/>
       </w:pPr>
       <w:r>
         <w:rPr>
@@ -5125,27 +5382,18 @@
     </w:p>
     <w:p>
       <w:pPr>
-        <w:pStyle w:val="Heading3"/>
-      </w:pPr>
-      <w:r>
-        <w:t>Discuss while showing the picture</w:t>
+        <w:spacing w:line="336" w:lineRule="auto" w:after="180"/>
+      </w:pPr>
+      <w:r>
+        <w:rPr>
+          <w:b w:val="0"/>
+        </w:rPr>
+        <w:t>Teacher prompt: Read the labels and values. Explain the relationship the model shows. Ask learners to describe one label or arrow in ordinary words. Use the adjacent transcript if the image is difficult to see.</w:t>
       </w:r>
     </w:p>
     <w:p>
       <w:pPr>
-        <w:spacing w:line="336" w:lineRule="auto" w:after="180"/>
-        <w:shd w:fill="F1F6F8"/>
-      </w:pPr>
-      <w:r>
-        <w:rPr>
-          <w:b w:val="0"/>
-        </w:rPr>
-        <w:t>Teacher prompt: Read the labels and values. Explain the relationship the model shows. Ask learners to describe one label or arrow in ordinary words. Use the adjacent transcript if the image is difficult to see.</w:t>
-      </w:r>
-    </w:p>
-    <w:p>
-      <w:pPr>
-        <w:pStyle w:val="Heading3"/>
+        <w:pStyle w:val="Heading2"/>
       </w:pPr>
       <w:r>
         <w:t>04. Change one thing. Trace what follows.</w:t>
@@ -5156,7 +5404,7 @@
         <w:drawing>
           <wp:inline xmlns:a="http://schemas.openxmlformats.org/drawingml/2006/main" xmlns:pic="http://schemas.openxmlformats.org/drawingml/2006/picture">
             <wp:extent cx="5486400" cy="3026664"/>
-            <wp:docPr id="5" name="Picture 5" descr="Original case: The final print displays 7 5; the second call does not overwrite first. Changed condition: Add print(result) after the calls in a fresh script with no global result. Expected result: NameError occurs because that local name is not defined in the caller. Reason: A returned value and the function’s internal name are different things."/>
+            <wp:docPr id="6" name="Picture 6" descr="Original case: The final print displays 7 5; the second call does not overwrite first. Changed condition: Add print(result) after the calls in a fresh script with no global result. Expected result: NameError occurs because that local name is not defined in the caller. Reason: A returned value and the function’s internal name are different things."/>
             <wp:cNvGraphicFramePr>
               <a:graphicFrameLocks noChangeAspect="1"/>
             </wp:cNvGraphicFramePr>
@@ -5224,7 +5472,6 @@
     <w:p>
       <w:pPr>
         <w:spacing w:line="336" w:lineRule="auto" w:after="180"/>
-        <w:shd w:fill="F5F1FB"/>
       </w:pPr>
       <w:r>
         <w:rPr>
@@ -5235,39 +5482,29 @@
     </w:p>
     <w:p>
       <w:pPr>
-        <w:pStyle w:val="Heading3"/>
-      </w:pPr>
-      <w:r>
-        <w:t>Discuss while showing the picture</w:t>
+        <w:spacing w:line="336" w:lineRule="auto" w:after="180"/>
+      </w:pPr>
+      <w:r>
+        <w:rPr>
+          <w:b w:val="0"/>
+        </w:rPr>
+        <w:t>Teacher prompt: Predict before checking the worked changed-case result. Name what changed and what the supplied facts allow you to conclude. Ask learners to describe one label or arrow in ordinary words.</w:t>
       </w:r>
     </w:p>
     <w:p>
       <w:pPr>
         <w:spacing w:line="336" w:lineRule="auto" w:after="180"/>
-        <w:shd w:fill="F1F6F8"/>
       </w:pPr>
       <w:r>
         <w:rPr>
           <w:b w:val="0"/>
         </w:rPr>
-        <w:t>Teacher prompt: Predict before checking the worked changed-case result. Name what changed and what the supplied facts allow you to conclude. Ask learners to describe one label or arrow in ordinary words.</w:t>
+        <w:t>Use the adjacent transcript if the image is difficult to see. Changed-case reasoning: A returned value and the function’s internal name are different things.</w:t>
       </w:r>
     </w:p>
     <w:p>
       <w:pPr>
-        <w:spacing w:line="336" w:lineRule="auto" w:after="180"/>
-        <w:shd w:fill="F1F6F8"/>
-      </w:pPr>
-      <w:r>
-        <w:rPr>
-          <w:b w:val="0"/>
-        </w:rPr>
-        <w:t>Use the adjacent transcript if the image is difficult to see. Changed-case reasoning: A returned value and the function’s internal name are different things.</w:t>
-      </w:r>
-    </w:p>
-    <w:p>
-      <w:pPr>
-        <w:pStyle w:val="Heading3"/>
+        <w:pStyle w:val="Heading2"/>
       </w:pPr>
       <w:r>
         <w:t>05. Connect the explanation to its limit</w:t>
@@ -5278,7 +5515,7 @@
         <w:drawing>
           <wp:inline xmlns:a="http://schemas.openxmlformats.org/drawingml/2006/main" xmlns:pic="http://schemas.openxmlformats.org/drawingml/2006/picture">
             <wp:extent cx="5486400" cy="2834640"/>
-            <wp:docPr id="6" name="Picture 6" descr="Returning passes a value back to the caller. Local names belong to a function call; storing the returned value creates a separate caller binding. Limit: The example uses immutable integers; shared mutable objects require additional reasoning about references."/>
+            <wp:docPr id="7" name="Picture 7" descr="Returning passes a value back to the caller. Local names belong to a function call; storing the returned value creates a separate caller binding. Limit: The example uses immutable integers; shared mutable objects require additional reasoning about references."/>
             <wp:cNvGraphicFramePr>
               <a:graphicFrameLocks noChangeAspect="1"/>
             </wp:cNvGraphicFramePr>
@@ -5358,7 +5595,6 @@
     <w:p>
       <w:pPr>
         <w:spacing w:line="336" w:lineRule="auto" w:after="180"/>
-        <w:shd w:fill="F5F1FB"/>
       </w:pPr>
       <w:r>
         <w:rPr>
@@ -5369,51 +5605,41 @@
     </w:p>
     <w:p>
       <w:pPr>
-        <w:pStyle w:val="Heading3"/>
-      </w:pPr>
-      <w:r>
-        <w:t>Discuss while showing the picture</w:t>
+        <w:spacing w:line="336" w:lineRule="auto" w:after="180"/>
+      </w:pPr>
+      <w:r>
+        <w:rPr>
+          <w:b w:val="0"/>
+        </w:rPr>
+        <w:t>Teacher prompt: Explain the case, then point to a limit on the claim. Ask learners to describe one label or arrow in ordinary words. Use the adjacent transcript if the image is difficult to see.</w:t>
       </w:r>
     </w:p>
     <w:p>
       <w:pPr>
         <w:spacing w:line="336" w:lineRule="auto" w:after="180"/>
-        <w:shd w:fill="F1F6F8"/>
       </w:pPr>
       <w:r>
         <w:rPr>
           <w:b w:val="0"/>
         </w:rPr>
-        <w:t>Teacher prompt: Explain the case, then point to a limit on the claim. Ask learners to describe one label or arrow in ordinary words. Use the adjacent transcript if the image is difficult to see.</w:t>
+        <w:t xml:space="preserve">Keep the stated </w:t>
+      </w:r>
+      <w:r>
+        <w:rPr>
+          <w:b/>
+        </w:rPr>
+        <w:t>scope</w:t>
+      </w:r>
+      <w:r>
+        <w:rPr>
+          <w:b w:val="0"/>
+        </w:rPr>
+        <w:t>: The example uses immutable integers; shared mutable objects require additional reasoning about references.</w:t>
       </w:r>
     </w:p>
     <w:p>
       <w:pPr>
-        <w:spacing w:line="336" w:lineRule="auto" w:after="180"/>
-        <w:shd w:fill="F1F6F8"/>
-      </w:pPr>
-      <w:r>
-        <w:rPr>
-          <w:b w:val="0"/>
-        </w:rPr>
-        <w:t xml:space="preserve">Keep the stated </w:t>
-      </w:r>
-      <w:r>
-        <w:rPr>
-          <w:b/>
-        </w:rPr>
-        <w:t>scope</w:t>
-      </w:r>
-      <w:r>
-        <w:rPr>
-          <w:b w:val="0"/>
-        </w:rPr>
-        <w:t>: The example uses immutable integers; shared mutable objects require additional reasoning about references.</w:t>
-      </w:r>
-    </w:p>
-    <w:p>
-      <w:pPr>
-        <w:pStyle w:val="Heading3"/>
+        <w:pStyle w:val="Heading2"/>
       </w:pPr>
       <w:r>
         <w:t>06. Make the idea visible in your project</w:t>
@@ -5424,7 +5650,7 @@
         <w:drawing>
           <wp:inline xmlns:a="http://schemas.openxmlformats.org/drawingml/2006/main" xmlns:pic="http://schemas.openxmlformats.org/drawingml/2006/picture">
             <wp:extent cx="5486400" cy="3681984"/>
-            <wp:docPr id="7" name="Picture 7" descr="For Python readiness before the Responsible Plant Classifier, retain a trace of the values, the predicted outputs and the changed-case explanation. Use actual Python 3 results to check the prediction after reasoning first. Draw your input, deciding step, result and limit. Supported question: Trace the two returned values and explain why first stays seven. What happens if the caller tries to print result directly?"/>
+            <wp:docPr id="8" name="Picture 8" descr="For Python readiness before the Responsible Plant Classifier, retain a trace of the values, the predicted outputs and the changed-case explanation. Use actual Python 3 results to check the prediction after reasoning first. Draw your input, deciding step, result and limit. Supported question: Trace the two returned values and explain why first stays seven. What happens if the caller tries to print result directly?"/>
             <wp:cNvGraphicFramePr>
               <a:graphicFrameLocks noChangeAspect="1"/>
             </wp:cNvGraphicFramePr>
@@ -5528,7 +5754,6 @@
     <w:p>
       <w:pPr>
         <w:spacing w:line="336" w:lineRule="auto" w:after="180"/>
-        <w:shd w:fill="F5F1FB"/>
       </w:pPr>
       <w:r>
         <w:rPr>
@@ -5551,46 +5776,115 @@
     </w:p>
     <w:p>
       <w:pPr>
-        <w:pStyle w:val="Heading3"/>
-      </w:pPr>
-      <w:r>
-        <w:t>Discuss while showing the picture</w:t>
+        <w:spacing w:line="336" w:lineRule="auto" w:after="180"/>
+      </w:pPr>
+      <w:r>
+        <w:rPr>
+          <w:b w:val="0"/>
+        </w:rPr>
+        <w:t xml:space="preserve">Teacher prompt: Draw your project trace and justify the deciding step using </w:t>
+      </w:r>
+      <w:r>
+        <w:rPr>
+          <w:b/>
+        </w:rPr>
+        <w:t>evidence</w:t>
+      </w:r>
+      <w:r>
+        <w:rPr>
+          <w:b w:val="0"/>
+        </w:rPr>
+        <w:t>. Ask learners to describe one label or arrow in ordinary words. Use the adjacent transcript if the image is difficult to see.</w:t>
       </w:r>
     </w:p>
     <w:p>
       <w:pPr>
         <w:spacing w:line="336" w:lineRule="auto" w:after="180"/>
-        <w:shd w:fill="F1F6F8"/>
       </w:pPr>
       <w:r>
         <w:rPr>
           <w:b w:val="0"/>
         </w:rPr>
-        <w:t xml:space="preserve">Teacher prompt: Draw your project trace and justify the deciding step using </w:t>
-      </w:r>
-      <w:r>
-        <w:rPr>
-          <w:b/>
-        </w:rPr>
-        <w:t>evidence</w:t>
-      </w:r>
-      <w:r>
-        <w:rPr>
-          <w:b w:val="0"/>
-        </w:rPr>
-        <w:t>. Ask learners to describe one label or arrow in ordinary words. Use the adjacent transcript if the image is difficult to see.</w:t>
+        <w:t>Supported practice key: The returns are 7 and 5, stored independently as first and second. result is local to each call; accessing it outside in this fresh script raises NameError.</w:t>
       </w:r>
     </w:p>
     <w:p>
       <w:pPr>
+        <w:pStyle w:val="Heading2"/>
+      </w:pPr>
+      <w:r>
+        <w:t>Earlier wording, alternatives and picture transcripts · reference / check after trying</w:t>
+      </w:r>
+    </w:p>
+    <w:p>
+      <w:pPr>
         <w:spacing w:line="336" w:lineRule="auto" w:after="180"/>
-        <w:shd w:fill="F1F6F8"/>
       </w:pPr>
       <w:r>
         <w:rPr>
           <w:b w:val="0"/>
         </w:rPr>
-        <w:t>Supported practice key: The returns are 7 and 5, stored independently as first and second. result is local to each call; accessing it outside in this fresh script raises NameError.</w:t>
+        <w:t xml:space="preserve">Use one picture at a time. Hide a worked result before asking for a </w:t>
+      </w:r>
+      <w:r>
+        <w:rPr>
+          <w:b/>
+        </w:rPr>
+        <w:t>prediction</w:t>
+      </w:r>
+      <w:r>
+        <w:rPr>
+          <w:b w:val="0"/>
+        </w:rPr>
+        <w:t>, then reveal it for feedback. These are supported teaching cases; retain the separate independent assessment for a fresh first attempt.</w:t>
+      </w:r>
+    </w:p>
+    <w:p>
+      <w:pPr>
+        <w:pStyle w:val="Heading3"/>
+      </w:pPr>
+      <w:r>
+        <w:t>01. Return values and local state: the case</w:t>
+      </w:r>
+    </w:p>
+    <w:p>
+      <w:pPr>
+        <w:pStyle w:val="Heading3"/>
+      </w:pPr>
+      <w:r>
+        <w:t>02. Follow the deciding steps</w:t>
+      </w:r>
+    </w:p>
+    <w:p>
+      <w:pPr>
+        <w:pStyle w:val="Heading3"/>
+      </w:pPr>
+      <w:r>
+        <w:t>03. Two calls return two values</w:t>
+      </w:r>
+    </w:p>
+    <w:p>
+      <w:pPr>
+        <w:pStyle w:val="Heading3"/>
+      </w:pPr>
+      <w:r>
+        <w:t>04. Change one thing. Trace what follows.</w:t>
+      </w:r>
+    </w:p>
+    <w:p>
+      <w:pPr>
+        <w:pStyle w:val="Heading3"/>
+      </w:pPr>
+      <w:r>
+        <w:t>05. Connect the explanation to its limit</w:t>
+      </w:r>
+    </w:p>
+    <w:p>
+      <w:pPr>
+        <w:pStyle w:val="Heading3"/>
+      </w:pPr>
+      <w:r>
+        <w:t>06. Make the idea visible in your project</w:t>
       </w:r>
     </w:p>
     <w:sectPr>
